--- a/Documentacion/Memoria.docx
+++ b/Documentacion/Memoria.docx
@@ -14,24 +14,17 @@
         </w:rPr>
       </w:pPr>
       <w:r/>
-      <w:bookmarkStart w:id="1" w:name="_Toc1"/>
+      <w:bookmarkStart w:id="23" w:name="_Toc23"/>
+      <w:r/>
       <w:r>
         <w:rPr>
           <w:highlight w:val="none"/>
         </w:rPr>
         <w:t xml:space="preserve">El Servidor de Neo</w:t>
       </w:r>
-      <w:r>
-        <w:rPr>
-          <w:highlight w:val="none"/>
-        </w:rPr>
-      </w:r>
-      <w:bookmarkEnd w:id="1"/>
-      <w:r>
-        <w:rPr>
-          <w14:ligatures w14:val="none"/>
-        </w:rPr>
-      </w:r>
+      <w:r/>
+      <w:bookmarkEnd w:id="23"/>
+      <w:r/>
       <w:r>
         <w:rPr>
           <w14:ligatures w14:val="none"/>
@@ -174,7 +167,13 @@
           <w:highlight w:val="none"/>
           <w:lang w:val="es-ES"/>
         </w:rPr>
-        <w:t xml:space="preserve">21/03/2026</w:t>
+        <w:t xml:space="preserve">19/03/2026</w:t>
+      </w:r>
+      <w:r>
+        <w:rPr>
+          <w:highlight w:val="none"/>
+          <w:lang w:val="es-ES"/>
+        </w:rPr>
       </w:r>
       <w:r>
         <w:rPr>
@@ -229,7 +228,9 @@
             </w:tabs>
             <w:spacing/>
             <w:ind/>
-            <w:rPr/>
+            <w:rPr>
+              <w14:ligatures w14:val="none"/>
+            </w:rPr>
           </w:pPr>
           <w:r>
             <w:rPr>
@@ -238,9 +239,7 @@
           </w:r>
           <w:r>
             <w:fldChar w:fldCharType="begin"/>
-          </w:r>
-          <w:r>
-            <w:instrText xml:space="preserve">TOC \o "1-9" \h </w:instrText>
+            <w:instrText xml:space="preserve">TOC \o "1-4" \h </w:instrText>
           </w:r>
           <w:r>
             <w:fldChar w:fldCharType="separate"/>
@@ -250,7 +249,7 @@
               <w:highlight w:val="none"/>
             </w:rPr>
           </w:r>
-          <w:hyperlink w:tooltip="#_Toc1" w:anchor="_Toc1" w:history="1">
+          <w:hyperlink w:tooltip="#_Toc23" w:anchor="_Toc23" w:history="1">
             <w:r>
               <w:rPr>
                 <w:rStyle w:val="908"/>
@@ -266,6 +265,7 @@
             <w:r>
               <w:rPr>
                 <w:rStyle w:val="908"/>
+                <w14:ligatures w14:val="none"/>
               </w:rPr>
             </w:r>
             <w:r>
@@ -273,14 +273,17 @@
             </w:r>
             <w:r>
               <w:fldChar w:fldCharType="begin"/>
-              <w:instrText xml:space="preserve">PAGEREF _Toc1 \h</w:instrText>
+              <w:instrText xml:space="preserve">PAGEREF _Toc23 \h</w:instrText>
               <w:fldChar w:fldCharType="separate"/>
               <w:t xml:space="preserve">1</w:t>
               <w:fldChar w:fldCharType="end"/>
             </w:r>
           </w:hyperlink>
-          <w:r/>
-          <w:r/>
+          <w:r>
+            <w:rPr>
+              <w14:ligatures w14:val="none"/>
+            </w:rPr>
+          </w:r>
         </w:p>
         <w:p>
           <w:pPr>
@@ -295,8 +298,7 @@
               <w:highlight w:val="none"/>
             </w:rPr>
           </w:pPr>
-          <w:r/>
-          <w:hyperlink w:tooltip="#_Toc2" w:anchor="_Toc2" w:history="1">
+          <w:hyperlink w:tooltip="#_Toc24" w:anchor="_Toc24" w:history="1">
             <w:r>
               <w:rPr>
                 <w:rStyle w:val="908"/>
@@ -307,7 +309,7 @@
                 <w:rStyle w:val="908"/>
                 <w:highlight w:val="none"/>
               </w:rPr>
-              <w:t xml:space="preserve">1. Resumen</w:t>
+              <w:t xml:space="preserve">1. Introducción.</w:t>
             </w:r>
             <w:r>
               <w:rPr>
@@ -320,17 +322,12 @@
             </w:r>
             <w:r>
               <w:fldChar w:fldCharType="begin"/>
-              <w:instrText xml:space="preserve">PAGEREF _Toc2 \h</w:instrText>
+              <w:instrText xml:space="preserve">PAGEREF _Toc24 \h</w:instrText>
               <w:fldChar w:fldCharType="separate"/>
               <w:t xml:space="preserve">3</w:t>
               <w:fldChar w:fldCharType="end"/>
             </w:r>
           </w:hyperlink>
-          <w:r>
-            <w:rPr>
-              <w:highlight w:val="none"/>
-            </w:rPr>
-          </w:r>
           <w:r>
             <w:rPr>
               <w:highlight w:val="none"/>
@@ -348,8 +345,51 @@
             <w:ind/>
             <w:rPr/>
           </w:pPr>
+          <w:hyperlink w:tooltip="#_Toc25" w:anchor="_Toc25" w:history="1">
+            <w:r>
+              <w:rPr>
+                <w:rStyle w:val="908"/>
+              </w:rPr>
+            </w:r>
+            <w:r>
+              <w:rPr>
+                <w:rStyle w:val="908"/>
+                <w:highlight w:val="none"/>
+              </w:rPr>
+              <w:t xml:space="preserve">1.1. Resumen</w:t>
+            </w:r>
+            <w:r>
+              <w:rPr>
+                <w:rStyle w:val="908"/>
+              </w:rPr>
+            </w:r>
+            <w:r>
+              <w:tab/>
+            </w:r>
+            <w:r>
+              <w:fldChar w:fldCharType="begin"/>
+              <w:instrText xml:space="preserve">PAGEREF _Toc25 \h</w:instrText>
+              <w:fldChar w:fldCharType="separate"/>
+              <w:t xml:space="preserve">3</w:t>
+              <w:fldChar w:fldCharType="end"/>
+            </w:r>
+          </w:hyperlink>
           <w:r/>
-          <w:hyperlink w:tooltip="#_Toc3" w:anchor="_Toc3" w:history="1">
+        </w:p>
+        <w:p>
+          <w:pPr>
+            <w:pStyle w:val="913"/>
+            <w:pBdr/>
+            <w:tabs>
+              <w:tab w:val="right" w:leader="dot" w:pos="8221"/>
+            </w:tabs>
+            <w:spacing/>
+            <w:ind/>
+            <w:rPr>
+              <w14:ligatures w14:val="none"/>
+            </w:rPr>
+          </w:pPr>
+          <w:hyperlink w:tooltip="#_Toc26" w:anchor="_Toc26" w:history="1">
             <w:r>
               <w:rPr>
                 <w:rStyle w:val="908"/>
@@ -364,6 +404,7 @@
             <w:r>
               <w:rPr>
                 <w:rStyle w:val="908"/>
+                <w14:ligatures w14:val="none"/>
               </w:rPr>
             </w:r>
             <w:r>
@@ -371,28 +412,32 @@
             </w:r>
             <w:r>
               <w:fldChar w:fldCharType="begin"/>
-              <w:instrText xml:space="preserve">PAGEREF _Toc3 \h</w:instrText>
+              <w:instrText xml:space="preserve">PAGEREF _Toc26 \h</w:instrText>
               <w:fldChar w:fldCharType="separate"/>
               <w:t xml:space="preserve">3</w:t>
               <w:fldChar w:fldCharType="end"/>
             </w:r>
           </w:hyperlink>
-          <w:r/>
-          <w:r/>
+          <w:r>
+            <w:rPr>
+              <w14:ligatures w14:val="none"/>
+            </w:rPr>
+          </w:r>
         </w:p>
         <w:p>
           <w:pPr>
-            <w:pStyle w:val="912"/>
+            <w:pStyle w:val="913"/>
             <w:pBdr/>
             <w:tabs>
               <w:tab w:val="right" w:leader="dot" w:pos="8221"/>
             </w:tabs>
             <w:spacing/>
             <w:ind/>
-            <w:rPr/>
+            <w:rPr>
+              <w14:ligatures w14:val="none"/>
+            </w:rPr>
           </w:pPr>
-          <w:r/>
-          <w:hyperlink w:tooltip="#_Toc4" w:anchor="_Toc4" w:history="1">
+          <w:hyperlink w:tooltip="#_Toc27" w:anchor="_Toc27" w:history="1">
             <w:r>
               <w:rPr>
                 <w:rStyle w:val="908"/>
@@ -407,6 +452,7 @@
             <w:r>
               <w:rPr>
                 <w:rStyle w:val="908"/>
+                <w14:ligatures w14:val="none"/>
               </w:rPr>
             </w:r>
             <w:r>
@@ -414,14 +460,17 @@
             </w:r>
             <w:r>
               <w:fldChar w:fldCharType="begin"/>
-              <w:instrText xml:space="preserve">PAGEREF _Toc4 \h</w:instrText>
+              <w:instrText xml:space="preserve">PAGEREF _Toc27 \h</w:instrText>
               <w:fldChar w:fldCharType="separate"/>
               <w:t xml:space="preserve">3</w:t>
               <w:fldChar w:fldCharType="end"/>
             </w:r>
           </w:hyperlink>
-          <w:r/>
-          <w:r/>
+          <w:r>
+            <w:rPr>
+              <w14:ligatures w14:val="none"/>
+            </w:rPr>
+          </w:r>
         </w:p>
         <w:p>
           <w:pPr>
@@ -434,10 +483,10 @@
             <w:ind/>
             <w:rPr>
               <w:highlight w:val="none"/>
+              <w14:ligatures w14:val="none"/>
             </w:rPr>
           </w:pPr>
-          <w:r/>
-          <w:hyperlink w:tooltip="#_Toc5" w:anchor="_Toc5" w:history="1">
+          <w:hyperlink w:tooltip="#_Toc28" w:anchor="_Toc28" w:history="1">
             <w:r>
               <w:rPr>
                 <w:rStyle w:val="908"/>
@@ -446,9 +495,99 @@
             <w:r>
               <w:rPr>
                 <w:rStyle w:val="908"/>
+              </w:rPr>
+              <w:t xml:space="preserve">1.2. Objeto del proyecto.</w:t>
+            </w:r>
+            <w:r>
+              <w:rPr>
+                <w:rStyle w:val="908"/>
                 <w:highlight w:val="none"/>
+                <w14:ligatures w14:val="none"/>
               </w:rPr>
-              <w:t xml:space="preserve">2. Justificación</w:t>
+            </w:r>
+            <w:r>
+              <w:tab/>
+            </w:r>
+            <w:r>
+              <w:fldChar w:fldCharType="begin"/>
+              <w:instrText xml:space="preserve">PAGEREF _Toc28 \h</w:instrText>
+              <w:fldChar w:fldCharType="separate"/>
+              <w:t xml:space="preserve">4</w:t>
+              <w:fldChar w:fldCharType="end"/>
+            </w:r>
+          </w:hyperlink>
+          <w:r>
+            <w:rPr>
+              <w:highlight w:val="none"/>
+              <w14:ligatures w14:val="none"/>
+            </w:rPr>
+          </w:r>
+        </w:p>
+        <w:p>
+          <w:pPr>
+            <w:pStyle w:val="913"/>
+            <w:pBdr/>
+            <w:tabs>
+              <w:tab w:val="right" w:leader="dot" w:pos="8221"/>
+            </w:tabs>
+            <w:spacing/>
+            <w:ind/>
+            <w:rPr/>
+          </w:pPr>
+          <w:hyperlink w:tooltip="#_Toc29" w:anchor="_Toc29" w:history="1">
+            <w:r>
+              <w:rPr>
+                <w:rStyle w:val="908"/>
+              </w:rPr>
+            </w:r>
+            <w:r>
+              <w:rPr>
+                <w:rStyle w:val="908"/>
+              </w:rPr>
+              <w:t xml:space="preserve">1.2.1 Justificación</w:t>
+            </w:r>
+            <w:r>
+              <w:rPr>
+                <w:rStyle w:val="908"/>
+              </w:rPr>
+            </w:r>
+            <w:r>
+              <w:tab/>
+            </w:r>
+            <w:r>
+              <w:fldChar w:fldCharType="begin"/>
+              <w:instrText xml:space="preserve">PAGEREF _Toc29 \h</w:instrText>
+              <w:fldChar w:fldCharType="separate"/>
+              <w:t xml:space="preserve">4</w:t>
+              <w:fldChar w:fldCharType="end"/>
+            </w:r>
+          </w:hyperlink>
+          <w:r/>
+        </w:p>
+        <w:p>
+          <w:pPr>
+            <w:pStyle w:val="913"/>
+            <w:pBdr/>
+            <w:tabs>
+              <w:tab w:val="right" w:leader="dot" w:pos="8221"/>
+            </w:tabs>
+            <w:spacing/>
+            <w:ind/>
+            <w:rPr>
+              <w:highlight w:val="none"/>
+            </w:rPr>
+          </w:pPr>
+          <w:hyperlink w:tooltip="#_Toc30" w:anchor="_Toc30" w:history="1">
+            <w:r>
+              <w:rPr>
+                <w:rStyle w:val="908"/>
+              </w:rPr>
+            </w:r>
+            <w:r>
+              <w:rPr>
+                <w:rStyle w:val="908"/>
+              </w:rPr>
+              <w:t xml:space="preserve">1.2.2 Objetivos del Proyecto</w:t>
             </w:r>
             <w:r>
               <w:rPr>
@@ -461,9 +600,9 @@
             </w:r>
             <w:r>
               <w:fldChar w:fldCharType="begin"/>
-              <w:instrText xml:space="preserve">PAGEREF _Toc5 \h</w:instrText>
+              <w:instrText xml:space="preserve">PAGEREF _Toc30 \h</w:instrText>
               <w:fldChar w:fldCharType="separate"/>
-              <w:t xml:space="preserve">4</w:t>
+              <w:t xml:space="preserve">5</w:t>
               <w:fldChar w:fldCharType="end"/>
             </w:r>
           </w:hyperlink>
@@ -472,6 +611,471 @@
               <w:highlight w:val="none"/>
             </w:rPr>
           </w:r>
+        </w:p>
+        <w:p>
+          <w:pPr>
+            <w:pStyle w:val="912"/>
+            <w:pBdr/>
+            <w:tabs>
+              <w:tab w:val="right" w:leader="dot" w:pos="8221"/>
+            </w:tabs>
+            <w:spacing/>
+            <w:ind/>
+            <w:rPr>
+              <w:b w:val="0"/>
+              <w:bCs w:val="0"/>
+            </w:rPr>
+          </w:pPr>
+          <w:hyperlink w:tooltip="#_Toc31" w:anchor="_Toc31" w:history="1">
+            <w:r>
+              <w:rPr>
+                <w:rStyle w:val="908"/>
+              </w:rPr>
+            </w:r>
+            <w:r>
+              <w:rPr>
+                <w:rStyle w:val="908"/>
+                <w:b w:val="0"/>
+                <w:bCs w:val="0"/>
+                <w:highlight w:val="none"/>
+              </w:rPr>
+              <w:t xml:space="preserve">1.3 Le</w:t>
+            </w:r>
+            <w:r>
+              <w:rPr>
+                <w:rStyle w:val="908"/>
+                <w:b w:val="0"/>
+                <w:bCs w:val="0"/>
+                <w:highlight w:val="none"/>
+              </w:rPr>
+              <w:t xml:space="preserve">nguajes empleados.</w:t>
+            </w:r>
+            <w:r>
+              <w:rPr>
+                <w:rStyle w:val="908"/>
+                <w:b w:val="0"/>
+                <w:bCs w:val="0"/>
+              </w:rPr>
+            </w:r>
+            <w:r>
+              <w:tab/>
+            </w:r>
+            <w:r>
+              <w:fldChar w:fldCharType="begin"/>
+              <w:instrText xml:space="preserve">PAGEREF _Toc31 \h</w:instrText>
+              <w:fldChar w:fldCharType="separate"/>
+              <w:t xml:space="preserve">6</w:t>
+              <w:fldChar w:fldCharType="end"/>
+            </w:r>
+          </w:hyperlink>
+          <w:r>
+            <w:rPr>
+              <w:b w:val="0"/>
+              <w:bCs w:val="0"/>
+            </w:rPr>
+          </w:r>
+        </w:p>
+        <w:p>
+          <w:pPr>
+            <w:pStyle w:val="912"/>
+            <w:pBdr/>
+            <w:tabs>
+              <w:tab w:val="right" w:leader="dot" w:pos="8221"/>
+            </w:tabs>
+            <w:spacing/>
+            <w:ind/>
+            <w:rPr/>
+          </w:pPr>
+          <w:hyperlink w:tooltip="#_Toc32" w:anchor="_Toc32" w:history="1">
+            <w:r>
+              <w:rPr>
+                <w:rStyle w:val="908"/>
+              </w:rPr>
+            </w:r>
+            <w:r>
+              <w:rPr>
+                <w:rStyle w:val="908"/>
+                <w:highlight w:val="none"/>
+              </w:rPr>
+              <w:t xml:space="preserve">1.4 </w:t>
+            </w:r>
+            <w:r>
+              <w:rPr>
+                <w:rStyle w:val="908"/>
+              </w:rPr>
+              <w:t xml:space="preserve">Distribución y Disponibilidad</w:t>
+            </w:r>
+            <w:r>
+              <w:rPr>
+                <w:rStyle w:val="908"/>
+              </w:rPr>
+            </w:r>
+            <w:r>
+              <w:tab/>
+            </w:r>
+            <w:r>
+              <w:fldChar w:fldCharType="begin"/>
+              <w:instrText xml:space="preserve">PAGEREF _Toc32 \h</w:instrText>
+              <w:fldChar w:fldCharType="separate"/>
+              <w:t xml:space="preserve">6</w:t>
+              <w:fldChar w:fldCharType="end"/>
+            </w:r>
+          </w:hyperlink>
+          <w:r/>
+        </w:p>
+        <w:p>
+          <w:pPr>
+            <w:pStyle w:val="913"/>
+            <w:pBdr/>
+            <w:tabs>
+              <w:tab w:val="right" w:leader="dot" w:pos="8221"/>
+            </w:tabs>
+            <w:spacing/>
+            <w:ind/>
+            <w:rPr/>
+          </w:pPr>
+          <w:hyperlink w:tooltip="#_Toc33" w:anchor="_Toc33" w:history="1">
+            <w:r>
+              <w:rPr>
+                <w:rStyle w:val="908"/>
+              </w:rPr>
+            </w:r>
+            <w:r>
+              <w:rPr>
+                <w:rStyle w:val="908"/>
+              </w:rPr>
+              <w:t xml:space="preserve">1.4.1 </w:t>
+            </w:r>
+            <w:r>
+              <w:rPr>
+                <w:rStyle w:val="908"/>
+              </w:rPr>
+              <w:t xml:space="preserve">Modelo de Entrega (Delivery)</w:t>
+            </w:r>
+            <w:r>
+              <w:rPr>
+                <w:rStyle w:val="908"/>
+              </w:rPr>
+            </w:r>
+            <w:r>
+              <w:tab/>
+            </w:r>
+            <w:r>
+              <w:fldChar w:fldCharType="begin"/>
+              <w:instrText xml:space="preserve">PAGEREF _Toc33 \h</w:instrText>
+              <w:fldChar w:fldCharType="separate"/>
+              <w:t xml:space="preserve">6</w:t>
+              <w:fldChar w:fldCharType="end"/>
+            </w:r>
+          </w:hyperlink>
+          <w:r/>
+        </w:p>
+        <w:p>
+          <w:pPr>
+            <w:pStyle w:val="913"/>
+            <w:pBdr/>
+            <w:tabs>
+              <w:tab w:val="right" w:leader="dot" w:pos="8221"/>
+            </w:tabs>
+            <w:spacing/>
+            <w:ind/>
+            <w:rPr/>
+          </w:pPr>
+          <w:hyperlink w:tooltip="#_Toc34" w:anchor="_Toc34" w:history="1">
+            <w:r>
+              <w:rPr>
+                <w:rStyle w:val="908"/>
+              </w:rPr>
+            </w:r>
+            <w:r>
+              <w:rPr>
+                <w:rStyle w:val="908"/>
+              </w:rPr>
+              <w:t xml:space="preserve">1.4.1 </w:t>
+            </w:r>
+            <w:r>
+              <w:rPr>
+                <w:rStyle w:val="908"/>
+              </w:rPr>
+              <w:t xml:space="preserve">Gestión de Versiones y Actualizaciones</w:t>
+            </w:r>
+            <w:r>
+              <w:rPr>
+                <w:rStyle w:val="908"/>
+              </w:rPr>
+            </w:r>
+            <w:r>
+              <w:tab/>
+            </w:r>
+            <w:r>
+              <w:fldChar w:fldCharType="begin"/>
+              <w:instrText xml:space="preserve">PAGEREF _Toc34 \h</w:instrText>
+              <w:fldChar w:fldCharType="separate"/>
+              <w:t xml:space="preserve">6</w:t>
+              <w:fldChar w:fldCharType="end"/>
+            </w:r>
+          </w:hyperlink>
+          <w:r/>
+        </w:p>
+        <w:p>
+          <w:pPr>
+            <w:pStyle w:val="913"/>
+            <w:pBdr/>
+            <w:tabs>
+              <w:tab w:val="right" w:leader="dot" w:pos="8221"/>
+            </w:tabs>
+            <w:spacing/>
+            <w:ind/>
+            <w:rPr/>
+          </w:pPr>
+          <w:hyperlink w:tooltip="#_Toc35" w:anchor="_Toc35" w:history="1">
+            <w:r>
+              <w:rPr>
+                <w:rStyle w:val="908"/>
+              </w:rPr>
+            </w:r>
+            <w:r>
+              <w:rPr>
+                <w:rStyle w:val="908"/>
+              </w:rPr>
+              <w:t xml:space="preserve">1.4.2 </w:t>
+            </w:r>
+            <w:r>
+              <w:rPr>
+                <w:rStyle w:val="908"/>
+              </w:rPr>
+              <w:t xml:space="preserve">Seguridad en la Distribución</w:t>
+            </w:r>
+            <w:r>
+              <w:rPr>
+                <w:rStyle w:val="908"/>
+              </w:rPr>
+            </w:r>
+            <w:r>
+              <w:tab/>
+            </w:r>
+            <w:r>
+              <w:fldChar w:fldCharType="begin"/>
+              <w:instrText xml:space="preserve">PAGEREF _Toc35 \h</w:instrText>
+              <w:fldChar w:fldCharType="separate"/>
+              <w:t xml:space="preserve">7</w:t>
+              <w:fldChar w:fldCharType="end"/>
+            </w:r>
+          </w:hyperlink>
+          <w:r/>
+        </w:p>
+        <w:p>
+          <w:pPr>
+            <w:pStyle w:val="912"/>
+            <w:pBdr/>
+            <w:tabs>
+              <w:tab w:val="right" w:leader="dot" w:pos="8221"/>
+            </w:tabs>
+            <w:spacing/>
+            <w:ind/>
+            <w:rPr/>
+          </w:pPr>
+          <w:hyperlink w:tooltip="#_Toc36" w:anchor="_Toc36" w:history="1">
+            <w:r>
+              <w:rPr>
+                <w:rStyle w:val="908"/>
+              </w:rPr>
+            </w:r>
+            <w:r>
+              <w:rPr>
+                <w:rStyle w:val="908"/>
+              </w:rPr>
+              <w:t xml:space="preserve">1.5 Requisitos de los Clientes</w:t>
+            </w:r>
+            <w:r>
+              <w:rPr>
+                <w:rStyle w:val="908"/>
+              </w:rPr>
+            </w:r>
+            <w:r>
+              <w:tab/>
+            </w:r>
+            <w:r>
+              <w:fldChar w:fldCharType="begin"/>
+              <w:instrText xml:space="preserve">PAGEREF _Toc36 \h</w:instrText>
+              <w:fldChar w:fldCharType="separate"/>
+              <w:t xml:space="preserve">7</w:t>
+              <w:fldChar w:fldCharType="end"/>
+            </w:r>
+          </w:hyperlink>
+          <w:r/>
+        </w:p>
+        <w:p>
+          <w:pPr>
+            <w:pStyle w:val="913"/>
+            <w:pBdr/>
+            <w:tabs>
+              <w:tab w:val="right" w:leader="dot" w:pos="8221"/>
+            </w:tabs>
+            <w:spacing/>
+            <w:ind/>
+            <w:rPr/>
+          </w:pPr>
+          <w:hyperlink w:tooltip="#_Toc37" w:anchor="_Toc37" w:history="1">
+            <w:r>
+              <w:rPr>
+                <w:rStyle w:val="908"/>
+              </w:rPr>
+            </w:r>
+            <w:r>
+              <w:rPr>
+                <w:rStyle w:val="908"/>
+              </w:rPr>
+              <w:t xml:space="preserve">1.5.1 Cliente de Administración (Gestión del Servidor)</w:t>
+            </w:r>
+            <w:r>
+              <w:rPr>
+                <w:rStyle w:val="908"/>
+              </w:rPr>
+            </w:r>
+            <w:r>
+              <w:tab/>
+            </w:r>
+            <w:r>
+              <w:fldChar w:fldCharType="begin"/>
+              <w:instrText xml:space="preserve">PAGEREF _Toc37 \h</w:instrText>
+              <w:fldChar w:fldCharType="separate"/>
+              <w:t xml:space="preserve">7</w:t>
+              <w:fldChar w:fldCharType="end"/>
+            </w:r>
+          </w:hyperlink>
+          <w:r/>
+        </w:p>
+        <w:p>
+          <w:pPr>
+            <w:pStyle w:val="913"/>
+            <w:pBdr/>
+            <w:tabs>
+              <w:tab w:val="right" w:leader="dot" w:pos="8221"/>
+            </w:tabs>
+            <w:spacing/>
+            <w:ind/>
+            <w:rPr/>
+          </w:pPr>
+          <w:hyperlink w:tooltip="#_Toc38" w:anchor="_Toc38" w:history="1">
+            <w:r>
+              <w:rPr>
+                <w:rStyle w:val="908"/>
+              </w:rPr>
+            </w:r>
+            <w:r>
+              <w:rPr>
+                <w:rStyle w:val="908"/>
+              </w:rPr>
+              <w:t xml:space="preserve">1.5.2 Clientes de Consumo (Usuarios Finales)</w:t>
+            </w:r>
+            <w:r>
+              <w:rPr>
+                <w:rStyle w:val="908"/>
+              </w:rPr>
+            </w:r>
+            <w:r>
+              <w:tab/>
+            </w:r>
+            <w:r>
+              <w:fldChar w:fldCharType="begin"/>
+              <w:instrText xml:space="preserve">PAGEREF _Toc38 \h</w:instrText>
+              <w:fldChar w:fldCharType="separate"/>
+              <w:t xml:space="preserve">7</w:t>
+              <w:fldChar w:fldCharType="end"/>
+            </w:r>
+          </w:hyperlink>
+          <w:r/>
+        </w:p>
+        <w:p>
+          <w:pPr>
+            <w:pStyle w:val="913"/>
+            <w:pBdr/>
+            <w:tabs>
+              <w:tab w:val="right" w:leader="dot" w:pos="8221"/>
+            </w:tabs>
+            <w:spacing/>
+            <w:ind/>
+            <w:rPr/>
+          </w:pPr>
+          <w:hyperlink w:tooltip="#_Toc39" w:anchor="_Toc39" w:history="1">
+            <w:r>
+              <w:rPr>
+                <w:rStyle w:val="908"/>
+              </w:rPr>
+            </w:r>
+            <w:r>
+              <w:rPr>
+                <w:rStyle w:val="908"/>
+              </w:rPr>
+              <w:t xml:space="preserve">1.5.3 Requisitos de Hardware del Cliente (Mínimos)</w:t>
+            </w:r>
+            <w:r>
+              <w:rPr>
+                <w:rStyle w:val="908"/>
+              </w:rPr>
+            </w:r>
+            <w:r>
+              <w:tab/>
+            </w:r>
+            <w:r>
+              <w:fldChar w:fldCharType="begin"/>
+              <w:instrText xml:space="preserve">PAGEREF _Toc39 \h</w:instrText>
+              <w:fldChar w:fldCharType="separate"/>
+              <w:t xml:space="preserve">8</w:t>
+              <w:fldChar w:fldCharType="end"/>
+            </w:r>
+          </w:hyperlink>
+          <w:r/>
+        </w:p>
+        <w:p>
+          <w:pPr>
+            <w:pStyle w:val="912"/>
+            <w:pBdr/>
+            <w:tabs>
+              <w:tab w:val="right" w:leader="dot" w:pos="8221"/>
+            </w:tabs>
+            <w:spacing/>
+            <w:ind/>
+            <w:rPr>
+              <w:highlight w:val="none"/>
+            </w:rPr>
+          </w:pPr>
+          <w:hyperlink w:tooltip="#_Toc40" w:anchor="_Toc40" w:history="1">
+            <w:r>
+              <w:rPr>
+                <w:rStyle w:val="908"/>
+              </w:rPr>
+            </w:r>
+            <w:r>
+              <w:rPr>
+                <w:rStyle w:val="908"/>
+              </w:rPr>
+              <w:t xml:space="preserve">1.6 </w:t>
+            </w:r>
+            <w:r>
+              <w:rPr>
+                <w:rStyle w:val="908"/>
+              </w:rPr>
+              <w:t xml:space="preserve">Licenciamiento:</w:t>
+            </w:r>
+            <w:r>
+              <w:rPr>
+                <w:rStyle w:val="908"/>
+                <w:highlight w:val="none"/>
+              </w:rPr>
+            </w:r>
+            <w:r>
+              <w:tab/>
+            </w:r>
+            <w:r>
+              <w:fldChar w:fldCharType="begin"/>
+              <w:instrText xml:space="preserve">PAGEREF _Toc40 \h</w:instrText>
+              <w:fldChar w:fldCharType="separate"/>
+              <w:t xml:space="preserve">8</w:t>
+              <w:fldChar w:fldCharType="end"/>
+            </w:r>
+          </w:hyperlink>
           <w:r>
             <w:rPr>
               <w:highlight w:val="none"/>
@@ -489,8 +1093,7 @@
             <w:ind/>
             <w:rPr/>
           </w:pPr>
-          <w:r/>
-          <w:hyperlink w:tooltip="#_Toc6" w:anchor="_Toc6" w:history="1">
+          <w:hyperlink w:tooltip="#_Toc41" w:anchor="_Toc41" w:history="1">
             <w:r>
               <w:rPr>
                 <w:rStyle w:val="908"/>
@@ -501,7 +1104,7 @@
                 <w:rStyle w:val="908"/>
                 <w:highlight w:val="none"/>
               </w:rPr>
-              <w:t xml:space="preserve">3. Objetivos</w:t>
+              <w:t xml:space="preserve">4. Desarrollo</w:t>
             </w:r>
             <w:r>
               <w:rPr>
@@ -513,13 +1116,12 @@
             </w:r>
             <w:r>
               <w:fldChar w:fldCharType="begin"/>
-              <w:instrText xml:space="preserve">PAGEREF _Toc6 \h</w:instrText>
+              <w:instrText xml:space="preserve">PAGEREF _Toc41 \h</w:instrText>
               <w:fldChar w:fldCharType="separate"/>
-              <w:t xml:space="preserve">5</w:t>
+              <w:t xml:space="preserve">8</w:t>
               <w:fldChar w:fldCharType="end"/>
             </w:r>
           </w:hyperlink>
-          <w:r/>
           <w:r/>
         </w:p>
         <w:p>
@@ -531,19 +1133,12 @@
               <w:highlight w:val="none"/>
             </w:rPr>
           </w:pPr>
+          <w:r/>
           <w:r>
             <w:fldChar w:fldCharType="end"/>
           </w:r>
-          <w:r>
-            <w:rPr>
-              <w:highlight w:val="none"/>
-            </w:rPr>
-          </w:r>
-          <w:r>
-            <w:rPr>
-              <w:highlight w:val="none"/>
-            </w:rPr>
-          </w:r>
+          <w:r/>
+          <w:r/>
         </w:p>
       </w:sdtContent>
     </w:sdt>
@@ -585,19 +1180,18 @@
         </w:rPr>
       </w:pPr>
       <w:r/>
+      <w:bookmarkStart w:id="24" w:name="_Toc24"/>
+      <w:r/>
       <w:bookmarkStart w:id="2" w:name="_Toc2"/>
       <w:r>
         <w:rPr>
           <w:highlight w:val="none"/>
         </w:rPr>
-        <w:t xml:space="preserve">1. Resumen</w:t>
+        <w:t xml:space="preserve">1. Introducción.</w:t>
       </w:r>
-      <w:bookmarkEnd w:id="2"/>
-      <w:r>
-        <w:rPr>
-          <w:highlight w:val="none"/>
-        </w:rPr>
-      </w:r>
+      <w:r/>
+      <w:bookmarkEnd w:id="24"/>
+      <w:r/>
       <w:r>
         <w:rPr>
           <w:highlight w:val="none"/>
@@ -607,29 +1201,42 @@
     <w:p>
       <w:pPr>
         <w:pStyle w:val="865"/>
-        <w:pBdr>
-          <w:top w:val="none" w:color="000000" w:sz="4" w:space="0"/>
-          <w:left w:val="none" w:color="000000" w:sz="4" w:space="0"/>
-          <w:bottom w:val="none" w:color="000000" w:sz="4" w:space="0"/>
-          <w:right w:val="none" w:color="000000" w:sz="4" w:space="0"/>
-        </w:pBdr>
-        <w:spacing w:line="360" w:lineRule="auto"/>
-        <w:ind w:right="0" w:firstLine="0" w:left="0"/>
+        <w:pBdr/>
+        <w:spacing/>
+        <w:ind/>
+        <w:rPr/>
+      </w:pPr>
+      <w:r/>
+      <w:bookmarkStart w:id="25" w:name="_Toc25"/>
+      <w:r>
+        <w:rPr>
+          <w:highlight w:val="none"/>
+        </w:rPr>
+        <w:t xml:space="preserve">1.1. Resumen</w:t>
+      </w:r>
+      <w:r/>
+      <w:bookmarkEnd w:id="25"/>
+      <w:r/>
+      <w:r/>
+    </w:p>
+    <w:p>
+      <w:pPr>
+        <w:pStyle w:val="866"/>
+        <w:pBdr/>
+        <w:spacing/>
+        <w:ind/>
         <w:rPr>
           <w14:ligatures w14:val="none"/>
         </w:rPr>
       </w:pPr>
       <w:r/>
-      <w:bookmarkStart w:id="3" w:name="_Toc3"/>
+      <w:bookmarkStart w:id="26" w:name="_Toc26"/>
       <w:r>
         <w:t xml:space="preserve">Castellano</w:t>
       </w:r>
-      <w:bookmarkEnd w:id="3"/>
-      <w:r>
-        <w:rPr>
-          <w14:ligatures w14:val="none"/>
-        </w:rPr>
-      </w:r>
+      <w:r/>
+      <w:bookmarkEnd w:id="26"/>
+      <w:r/>
       <w:r>
         <w:rPr>
           <w14:ligatures w14:val="none"/>
@@ -792,30 +1399,23 @@
     </w:p>
     <w:p>
       <w:pPr>
-        <w:pStyle w:val="865"/>
-        <w:pBdr>
-          <w:top w:val="none" w:color="000000" w:sz="4" w:space="0"/>
-          <w:left w:val="none" w:color="000000" w:sz="4" w:space="0"/>
-          <w:bottom w:val="none" w:color="000000" w:sz="4" w:space="0"/>
-          <w:right w:val="none" w:color="000000" w:sz="4" w:space="0"/>
-        </w:pBdr>
-        <w:spacing w:line="360" w:lineRule="auto"/>
-        <w:ind w:right="0" w:firstLine="0" w:left="0"/>
+        <w:pStyle w:val="866"/>
+        <w:pBdr/>
+        <w:spacing/>
+        <w:ind/>
         <w:rPr>
           <w14:ligatures w14:val="none"/>
         </w:rPr>
       </w:pPr>
       <w:r/>
-      <w:bookmarkStart w:id="4" w:name="_Toc4"/>
+      <w:bookmarkStart w:id="27" w:name="_Toc27"/>
+      <w:r/>
       <w:r>
         <w:t xml:space="preserve">English</w:t>
       </w:r>
-      <w:bookmarkEnd w:id="4"/>
-      <w:r>
-        <w:rPr>
-          <w14:ligatures w14:val="none"/>
-        </w:rPr>
-      </w:r>
+      <w:r/>
+      <w:bookmarkEnd w:id="27"/>
+      <w:r/>
       <w:r>
         <w:rPr>
           <w14:ligatures w14:val="none"/>
@@ -1013,6 +1613,8 @@
         </w:rPr>
       </w:pPr>
       <w:r/>
+      <w:bookmarkStart w:id="28" w:name="_Toc28"/>
+      <w:r/>
       <w:bookmarkStart w:id="5" w:name="_Toc5"/>
       <w:r>
         <w:rPr>
@@ -1022,23 +1624,37 @@
       </w:r>
       <w:r>
         <w:rPr>
-          <w:highlight w:val="none"/>
+          <w:rStyle w:val="875"/>
         </w:rPr>
-        <w:t xml:space="preserve">2. Justificación</w:t>
+        <w:t xml:space="preserve">1.2. Objeto del proyecto.</w:t>
       </w:r>
-      <w:bookmarkEnd w:id="5"/>
+      <w:r/>
+      <w:bookmarkEnd w:id="28"/>
+      <w:r/>
       <w:r>
         <w:rPr>
           <w:highlight w:val="none"/>
           <w14:ligatures w14:val="none"/>
         </w:rPr>
       </w:r>
+    </w:p>
+    <w:p>
+      <w:pPr>
+        <w:pStyle w:val="866"/>
+        <w:pBdr/>
+        <w:spacing/>
+        <w:ind/>
+        <w:rPr/>
+      </w:pPr>
+      <w:r/>
+      <w:bookmarkStart w:id="29" w:name="_Toc29"/>
       <w:r>
-        <w:rPr>
-          <w:highlight w:val="none"/>
-          <w14:ligatures w14:val="none"/>
-        </w:rPr>
+        <w:t xml:space="preserve">1.2.1 Justificación</w:t>
       </w:r>
+      <w:r/>
+      <w:bookmarkEnd w:id="29"/>
+      <w:r/>
+      <w:r/>
     </w:p>
     <w:p>
       <w:pPr>
@@ -1076,7 +1692,7 @@
         <w:t xml:space="preserve">. Mi interés no es solo teórico; busco materializar un entorno de servidor funcional que repres</w:t>
       </w:r>
       <w:r>
-        <w:t xml:space="preserve">ente una solución real para el ocio digital y la producción de contenido profesional, con la visión de que este sistema sea la base de mi propio nodo de servicios doméstico en un futuro cercano.</w:t>
+        <w:t xml:space="preserve">ente una solución real para el ocio digital y la producción de contenido profesional, con la visión de que este sistema sea la base de mi propio nodo de servicios doméstico en un futuro cercano, también nace de la necesidad de poder usar servidores Linux sin los conocimientos necesarios para ello, ya que existen diversidad de personas o entidades que necesiten el uso de uno de estos, y la capacidad de “traducir” instrucciones, automatizar y reducir la dificultad de uso del sistema es beneficioso para ello, con el gran objetivo de crear un servidor que cualquier entusiasta básico de la informática pueda manejar, sin tener los conocimientos avanzados en sistemas.</w:t>
       </w:r>
       <w:r/>
     </w:p>
@@ -1116,13 +1732,26 @@
       </w:pPr>
       <w:r>
         <w:rPr>
-          <w:b/>
-          <w:bCs/>
+          <w:rStyle w:val="877"/>
         </w:rPr>
-        <w:t xml:space="preserve">Eficiencia con Podman:</w:t>
+        <w:t xml:space="preserve">Eficiencia con Podman</w:t>
       </w:r>
       <w:r>
-        <w:t xml:space="preserve"> A diferencia de otras soluciones, la arquitectura daemonless (sin demonio) de Podman y su capacidad para ejecutar contenedores en modo rootless (por usuario) aportan una capa de seguridad y ligereza superior. Esto permite gestionar s</w:t>
+        <w:rPr>
+          <w:b w:val="0"/>
+          <w:bCs w:val="0"/>
+        </w:rPr>
+        <w:t xml:space="preserve">:</w:t>
+      </w:r>
+      <w:r>
+        <w:rPr>
+          <w:b w:val="0"/>
+          <w:bCs w:val="0"/>
+        </w:rPr>
+        <w:t xml:space="preserve"> </w:t>
+      </w:r>
+      <w:r>
+        <w:t xml:space="preserve">A diferencia de otras soluciones, la arquitectura daemonless (sin demonio) de Podman y su capacidad para ejecutar contenedores en modo rootless (por usuario) aportan una capa de seguridad y ligereza superior. Esto permite gestionar s</w:t>
       </w:r>
       <w:r>
         <w:t xml:space="preserve">ervicios de juegos de forma aislada y eficiente, optimizando los recursos del hardware.</w:t>
@@ -1148,10 +1777,16 @@
       </w:pPr>
       <w:r>
         <w:rPr>
-          <w:b/>
-          <w:bCs/>
+          <w:rStyle w:val="877"/>
         </w:rPr>
-        <w:t xml:space="preserve">Gestión de Datos y Colaboración: </w:t>
+        <w:t xml:space="preserve">Gestión de Datos y Colaboración</w:t>
+      </w:r>
+      <w:r>
+        <w:rPr>
+          <w:b w:val="0"/>
+          <w:bCs w:val="0"/>
+        </w:rPr>
+        <w:t xml:space="preserve">: </w:t>
       </w:r>
       <w:r>
         <w:t xml:space="preserve">La implementación de una "nube propia" mediante carpetas compartidas no es solo una cuestión de almacenamiento; es una optimización del flujo de trabajo. Al integrar un sistema de control de acceso basado en roles, consigo </w:t>
@@ -1180,13 +1815,19 @@
       </w:pPr>
       <w:r>
         <w:rPr>
-          <w:b/>
-          <w:bCs/>
+          <w:rStyle w:val="877"/>
         </w:rPr>
-        <w:t xml:space="preserve">Vanguardia Tecnológica:</w:t>
+        <w:t xml:space="preserve">Vanguardia Tecnológica</w:t>
       </w:r>
       <w:r>
-        <w:t xml:space="preserve"> Utilizar Fedora como base garantiza el acceso a las últimas innovaciones del kernel y controladores, algo crítico cuando se trabaja con servicios de alto rendimiento y baja latencia.</w:t>
+        <w:rPr>
+          <w:b w:val="0"/>
+          <w:bCs w:val="0"/>
+        </w:rPr>
+        <w:t xml:space="preserve">:</w:t>
+      </w:r>
+      <w:r>
+        <w:t xml:space="preserve"> Utilizar Fedora como base garantiza el acceso a las últimas innovaciones del Kernel y controladores, algo crítico cuando se trabaja con servicios de alto rendimiento y baja latencia, y es el punto medio entre estabilidad(Distros basadas en Ubuntu) e innovación(Arch Linux).</w:t>
       </w:r>
       <w:r/>
     </w:p>
@@ -1200,7 +1841,9 @@
         </w:pBdr>
         <w:spacing w:line="360" w:lineRule="auto"/>
         <w:ind w:right="0" w:firstLine="0" w:left="0"/>
-        <w:rPr/>
+        <w:rPr>
+          <w:highlight w:val="none"/>
+        </w:rPr>
       </w:pPr>
       <w:r>
         <w:t xml:space="preserve">En resumen, este proyecto justifica la unión entre la </w:t>
@@ -1228,53 +1871,28 @@
       <w:r>
         <w:t xml:space="preserve">e los usuarios finales.</w:t>
       </w:r>
-      <w:r/>
-    </w:p>
-    <w:p>
-      <w:pPr>
-        <w:pBdr/>
-        <w:shd w:val="nil" w:color="auto"/>
-        <w:spacing/>
-        <w:ind/>
-        <w:rPr/>
-      </w:pPr>
-      <w:r>
-        <w:br w:type="page" w:clear="all"/>
-      </w:r>
-      <w:r/>
-    </w:p>
-    <w:p>
-      <w:pPr>
-        <w:pStyle w:val="864"/>
-        <w:pBdr/>
-        <w:spacing w:line="360" w:lineRule="auto"/>
-        <w:ind/>
-        <w:rPr/>
-      </w:pPr>
-      <w:r/>
-      <w:bookmarkStart w:id="6" w:name="_Toc6"/>
       <w:r>
         <w:rPr>
           <w:highlight w:val="none"/>
         </w:rPr>
-        <w:t xml:space="preserve">3. Objetivos</w:t>
       </w:r>
-      <w:bookmarkEnd w:id="6"/>
-      <w:r/>
-      <w:r/>
     </w:p>
     <w:p>
       <w:pPr>
-        <w:pStyle w:val="926"/>
-        <w:numPr>
-          <w:ilvl w:val="0"/>
-          <w:numId w:val="5"/>
-        </w:numPr>
-        <w:pBdr/>
-        <w:spacing w:line="360" w:lineRule="auto"/>
-        <w:ind/>
-        <w:rPr/>
-      </w:pPr>
+        <w:pBdr/>
+        <w:shd w:val="nil"/>
+        <w:spacing/>
+        <w:ind/>
+        <w:rPr>
+          <w:highlight w:val="none"/>
+        </w:rPr>
+      </w:pPr>
+      <w:r>
+        <w:rPr>
+          <w:highlight w:val="none"/>
+        </w:rPr>
+        <w:br w:type="page" w:clear="all"/>
+      </w:r>
       <w:r>
         <w:rPr>
           <w:highlight w:val="none"/>
@@ -1284,27 +1902,102 @@
         <w:rPr>
           <w:highlight w:val="none"/>
         </w:rPr>
-        <w:t xml:space="preserve">Instalar y tener funcionando Fedora Server con Cockpit.</w:t>
+      </w:r>
+    </w:p>
+    <w:p>
+      <w:pPr>
+        <w:pStyle w:val="866"/>
+        <w:pBdr/>
+        <w:spacing/>
+        <w:ind/>
+        <w:rPr>
+          <w:highlight w:val="none"/>
+          <w14:ligatures w14:val="none"/>
+        </w:rPr>
+      </w:pPr>
+      <w:r/>
+      <w:bookmarkStart w:id="30" w:name="_Toc30"/>
+      <w:r>
+        <w:t xml:space="preserve">1.2.2 Objetivos del Proyecto</w:t>
+      </w:r>
+      <w:r/>
+      <w:bookmarkEnd w:id="30"/>
+      <w:r/>
+      <w:r>
+        <w:rPr>
+          <w:highlight w:val="none"/>
+        </w:rPr>
+      </w:r>
+    </w:p>
+    <w:p>
+      <w:pPr>
+        <w:pBdr>
+          <w:top w:val="none" w:color="000000" w:sz="4" w:space="0"/>
+          <w:left w:val="none" w:color="000000" w:sz="4" w:space="0"/>
+          <w:bottom w:val="none" w:color="000000" w:sz="4" w:space="0"/>
+          <w:right w:val="none" w:color="000000" w:sz="4" w:space="0"/>
+        </w:pBdr>
+        <w:spacing/>
+        <w:ind w:right="0" w:firstLine="0" w:left="0"/>
+        <w:rPr/>
+      </w:pPr>
+      <w:r>
+        <w:rPr>
+          <w:rFonts w:ascii="Times New Roman" w:hAnsi="Times New Roman" w:eastAsia="Times New Roman" w:cs="Times New Roman"/>
+          <w:color w:val="000000"/>
+          <w:sz w:val="24"/>
+        </w:rPr>
+        <w:t xml:space="preserve">El proyecto se divide en fases estratégicas para garantizar un despliegue robusto, seguro y altamente automatizado:</w:t>
       </w:r>
       <w:r/>
     </w:p>
     <w:p>
       <w:pPr>
+        <w:pStyle w:val="867"/>
+        <w:pBdr/>
+        <w:spacing/>
+        <w:ind/>
+        <w:rPr>
+          <w14:ligatures w14:val="none"/>
+        </w:rPr>
+      </w:pPr>
+      <w:r/>
+      <w:r>
+        <w:t xml:space="preserve">Despliegue de Infraestructura Base (Virtualización)</w:t>
+      </w:r>
+      <w:r/>
+      <w:r/>
+      <w:r/>
+    </w:p>
+    <w:p>
+      <w:pPr>
         <w:pStyle w:val="926"/>
         <w:numPr>
           <w:ilvl w:val="0"/>
-          <w:numId w:val="5"/>
+          <w:numId w:val="9"/>
         </w:numPr>
         <w:pBdr/>
-        <w:spacing w:line="360" w:lineRule="auto"/>
-        <w:ind/>
-        <w:rPr/>
+        <w:spacing/>
+        <w:ind/>
+        <w:rPr>
+          <w14:ligatures w14:val="none"/>
+        </w:rPr>
       </w:pPr>
       <w:r>
         <w:rPr>
-          <w:highlight w:val="none"/>
+          <w:b/>
+          <w:bCs/>
         </w:rPr>
-        <w:t xml:space="preserve">Instalar ZeroTier y añadir el servidor a una red.</w:t>
+        <w:t xml:space="preserve">Implementación de Fedora Server:</w:t>
+      </w:r>
+      <w:r>
+        <w:t xml:space="preserve"> Instalación y configuración de un nodo servidor sobre un hipervisor de tipo 1 o 2 utilizando </w:t>
+      </w:r>
+      <w:r>
+        <w:t xml:space="preserve">KVM/QEMU</w:t>
+      </w:r>
+      <w:r>
+        <w:t xml:space="preserve">.</w:t>
       </w:r>
       <w:r/>
     </w:p>
@@ -1313,52 +2006,449 @@
         <w:pStyle w:val="926"/>
         <w:numPr>
           <w:ilvl w:val="0"/>
-          <w:numId w:val="5"/>
+          <w:numId w:val="9"/>
         </w:numPr>
         <w:pBdr/>
-        <w:spacing w:line="360" w:lineRule="auto"/>
-        <w:ind/>
-        <w:rPr/>
+        <w:spacing/>
+        <w:ind/>
+        <w:rPr>
+          <w14:ligatures w14:val="none"/>
+        </w:rPr>
       </w:pPr>
       <w:r>
         <w:rPr>
-          <w:highlight w:val="none"/>
+          <w:b/>
+          <w:bCs/>
         </w:rPr>
-        <w:t xml:space="preserve">Españolizar el servidor, y automatizar tareas.</w:t>
+        <w:t xml:space="preserve">Gestión Remota con Cockpit:</w:t>
+      </w:r>
+      <w:r>
+        <w:t xml:space="preserve"> Configuración del framework </w:t>
+      </w:r>
+      <w:r>
+        <w:t xml:space="preserve">Cockpit</w:t>
+      </w:r>
+      <w:r>
+        <w:t xml:space="preserve"> para habilitar una interfaz de administración web centralizada, facilitando el monitoreo de recursos y la gestión del sistema sin depender exclusivamente de la TTY.</w:t>
       </w:r>
       <w:r/>
     </w:p>
     <w:p>
       <w:pPr>
+        <w:pStyle w:val="867"/>
+        <w:pBdr/>
+        <w:spacing/>
+        <w:ind/>
+        <w:rPr>
+          <w14:ligatures w14:val="none"/>
+        </w:rPr>
+      </w:pPr>
+      <w:r/>
+      <w:r/>
+      <w:r>
+        <w:t xml:space="preserve">Conectividad y Networking Seguro (SD-WAN)</w:t>
+      </w:r>
+      <w:r/>
+      <w:r/>
+      <w:r/>
+    </w:p>
+    <w:p>
+      <w:pPr>
         <w:pStyle w:val="926"/>
         <w:numPr>
           <w:ilvl w:val="0"/>
-          <w:numId w:val="5"/>
+          <w:numId w:val="10"/>
         </w:numPr>
         <w:pBdr/>
-        <w:spacing w:line="360" w:lineRule="auto"/>
-        <w:ind/>
-        <w:rPr/>
+        <w:spacing/>
+        <w:ind/>
+        <w:rPr>
+          <w14:ligatures w14:val="none"/>
+        </w:rPr>
       </w:pPr>
       <w:r>
         <w:rPr>
-          <w:highlight w:val="none"/>
+          <w:b/>
+          <w:bCs/>
         </w:rPr>
-        <w:t xml:space="preserve">Instalar Samba, y crear roles y usuarios necesarios con sus carpetas compartidas.</w:t>
+        <w:t xml:space="preserve">Orquestación de Redes con ZeroTier:</w:t>
+      </w:r>
+      <w:r>
+        <w:t xml:space="preserve"> Despliegue de un túnel </w:t>
+      </w:r>
+      <w:r>
+        <w:t xml:space="preserve">SD-WAN</w:t>
+      </w:r>
+      <w:r>
+        <w:t xml:space="preserve"> mediante ZeroTier One para interconectar el servidor con dispositivos remotos en una red privada virtual, garantizando acceso seguro saltando configuraciones complejas de NAT o Firewall.</w:t>
       </w:r>
       <w:r/>
     </w:p>
     <w:p>
       <w:pPr>
+        <w:pStyle w:val="867"/>
+        <w:pBdr/>
+        <w:spacing/>
+        <w:ind/>
+        <w:rPr>
+          <w14:ligatures w14:val="none"/>
+        </w:rPr>
+      </w:pPr>
+      <w:r/>
+      <w:r>
+        <w:t xml:space="preserve">Localización y Capa de Abstracción de Comandos</w:t>
+      </w:r>
+      <w:r/>
+      <w:r/>
+      <w:r/>
+    </w:p>
+    <w:p>
+      <w:pPr>
         <w:pStyle w:val="926"/>
         <w:numPr>
           <w:ilvl w:val="0"/>
-          <w:numId w:val="5"/>
+          <w:numId w:val="11"/>
         </w:numPr>
         <w:pBdr/>
-        <w:spacing w:line="360" w:lineRule="auto"/>
+        <w:spacing/>
+        <w:ind/>
+        <w:rPr>
+          <w:b w:val="0"/>
+          <w:bCs w:val="0"/>
+          <w14:ligatures w14:val="none"/>
+        </w:rPr>
+      </w:pPr>
+      <w:r>
+        <w:rPr>
+          <w:b/>
+          <w:bCs/>
+        </w:rPr>
+        <w:t xml:space="preserve">Españolización del Entorno:</w:t>
+      </w:r>
+      <w:r>
+        <w:rPr>
+          <w:b w:val="0"/>
+          <w:bCs w:val="0"/>
+        </w:rPr>
+        <w:t xml:space="preserve"> Configuración regional completa del sistema.</w:t>
+      </w:r>
+      <w:r>
+        <w:rPr>
+          <w:b w:val="0"/>
+          <w:bCs w:val="0"/>
+        </w:rPr>
+      </w:r>
+    </w:p>
+    <w:p>
+      <w:pPr>
+        <w:pStyle w:val="926"/>
+        <w:numPr>
+          <w:ilvl w:val="0"/>
+          <w:numId w:val="11"/>
+        </w:numPr>
+        <w:pBdr/>
+        <w:spacing/>
+        <w:ind/>
+        <w:rPr>
+          <w:b w:val="0"/>
+          <w:bCs w:val="0"/>
+          <w14:ligatures w14:val="none"/>
+        </w:rPr>
+      </w:pPr>
+      <w:r>
+        <w:rPr>
+          <w:b/>
+          <w:bCs/>
+        </w:rPr>
+        <w:t xml:space="preserve">Alias de Comandos:</w:t>
+      </w:r>
+      <w:r>
+        <w:rPr>
+          <w:b w:val="0"/>
+          <w:bCs w:val="0"/>
+        </w:rPr>
+        <w:t xml:space="preserve"> Desarrollo de una capa de </w:t>
+      </w:r>
+      <w:r>
+        <w:rPr>
+          <w:b w:val="0"/>
+          <w:bCs w:val="0"/>
+        </w:rPr>
+        <w:t xml:space="preserve">abstracción lingüística</w:t>
+      </w:r>
+      <w:r>
+        <w:rPr>
+          <w:b w:val="0"/>
+          <w:bCs w:val="0"/>
+        </w:rPr>
+        <w:t xml:space="preserve"> mediante alias de Bash. El objetivo es permitir que la administración diaria se realice con terminología en castellano, reduciendo la fricción para administradores hispanohablantes.</w:t>
+      </w:r>
+      <w:r>
+        <w:rPr>
+          <w:b w:val="0"/>
+          <w:bCs w:val="0"/>
+        </w:rPr>
+      </w:r>
+    </w:p>
+    <w:p>
+      <w:pPr>
+        <w:pStyle w:val="867"/>
+        <w:pBdr/>
+        <w:spacing/>
+        <w:ind/>
+        <w:rPr>
+          <w14:ligatures w14:val="none"/>
+        </w:rPr>
+      </w:pPr>
+      <w:r/>
+      <w:r>
+        <w:t xml:space="preserve">Almacenamiento en Red (Samba &amp; File Sharing)</w:t>
+      </w:r>
+      <w:r/>
+      <w:r/>
+      <w:r/>
+    </w:p>
+    <w:p>
+      <w:pPr>
+        <w:pStyle w:val="926"/>
+        <w:numPr>
+          <w:ilvl w:val="0"/>
+          <w:numId w:val="12"/>
+        </w:numPr>
+        <w:pBdr/>
+        <w:spacing/>
+        <w:ind/>
+        <w:rPr>
+          <w14:ligatures w14:val="none"/>
+        </w:rPr>
+      </w:pPr>
+      <w:r>
+        <w:rPr>
+          <w:b/>
+          <w:bCs/>
+        </w:rPr>
+        <w:t xml:space="preserve">Implementación de SMB/CIFS:</w:t>
+      </w:r>
+      <w:r>
+        <w:t xml:space="preserve"> Instalación y securización del servicio </w:t>
+      </w:r>
+      <w:r>
+        <w:t xml:space="preserve">Samba</w:t>
+      </w:r>
+      <w:r>
+        <w:t xml:space="preserve">.</w:t>
+      </w:r>
+      <w:r/>
+    </w:p>
+    <w:p>
+      <w:pPr>
+        <w:pStyle w:val="926"/>
+        <w:numPr>
+          <w:ilvl w:val="0"/>
+          <w:numId w:val="12"/>
+        </w:numPr>
+        <w:pBdr/>
+        <w:spacing/>
+        <w:ind/>
+        <w:rPr>
+          <w14:ligatures w14:val="none"/>
+        </w:rPr>
+      </w:pPr>
+      <w:r>
+        <w:rPr>
+          <w:b/>
+          <w:bCs/>
+        </w:rPr>
+        <w:t xml:space="preserve">Estructura Jerárquica de Permisos</w:t>
+      </w:r>
+      <w:r>
+        <w:t xml:space="preserve">:</w:t>
+      </w:r>
+      <w:r>
+        <w:t xml:space="preserve"> Configuración automatizada de roles de usuario, grupos y directorios compartidos con permisos granulares para un entorno multiusuario.</w:t>
+      </w:r>
+      <w:r/>
+    </w:p>
+    <w:p>
+      <w:pPr>
+        <w:pStyle w:val="867"/>
+        <w:pBdr/>
+        <w:spacing/>
+        <w:ind/>
+        <w:rPr>
+          <w14:ligatures w14:val="none"/>
+        </w:rPr>
+      </w:pPr>
+      <w:r/>
+      <w:r>
+        <w:t xml:space="preserve">Orquestación de Contenedores (Podman &amp; Game Servers)</w:t>
+      </w:r>
+      <w:r/>
+      <w:r/>
+      <w:r/>
+    </w:p>
+    <w:p>
+      <w:pPr>
+        <w:pStyle w:val="926"/>
+        <w:numPr>
+          <w:ilvl w:val="0"/>
+          <w:numId w:val="13"/>
+        </w:numPr>
+        <w:pBdr/>
+        <w:spacing/>
+        <w:ind/>
+        <w:rPr>
+          <w14:ligatures w14:val="none"/>
+        </w:rPr>
+      </w:pPr>
+      <w:r>
+        <w:rPr>
+          <w:b/>
+          <w:bCs/>
+        </w:rPr>
+        <w:t xml:space="preserve">Virtualización Ligera:</w:t>
+      </w:r>
+      <w:r>
+        <w:t xml:space="preserve"> Implementación de contenedores mediante </w:t>
+      </w:r>
+      <w:r>
+        <w:t xml:space="preserve">Podman</w:t>
+      </w:r>
+      <w:r>
+        <w:t xml:space="preserve"> (daemonless y rootless).</w:t>
+      </w:r>
+      <w:r/>
+    </w:p>
+    <w:p>
+      <w:pPr>
+        <w:pStyle w:val="926"/>
+        <w:numPr>
+          <w:ilvl w:val="0"/>
+          <w:numId w:val="13"/>
+        </w:numPr>
+        <w:pBdr/>
+        <w:spacing/>
+        <w:ind/>
+        <w:rPr>
+          <w14:ligatures w14:val="none"/>
+        </w:rPr>
+      </w:pPr>
+      <w:r>
+        <w:rPr>
+          <w:b/>
+          <w:bCs/>
+        </w:rPr>
+        <w:t xml:space="preserve">Scripting de Plantillas Dinámicas:</w:t>
+      </w:r>
+      <w:r>
+        <w:t xml:space="preserve"> Creación de un "Script Padre" capaz de desplegar contenedores de servidores de juegos bajo demanda. Este sistema gestionará la lógica de selección de juego y versión mediante una interfaz de comandos simplificada.</w:t>
+      </w:r>
+      <w:r/>
+    </w:p>
+    <w:p>
+      <w:pPr>
+        <w:pStyle w:val="867"/>
+        <w:pBdr/>
+        <w:spacing/>
+        <w:ind/>
+        <w:rPr>
+          <w14:ligatures w14:val="none"/>
+        </w:rPr>
+      </w:pPr>
+      <w:r/>
+      <w:r>
+        <w:t xml:space="preserve">Automatización de Identidades (IAM)</w:t>
+      </w:r>
+      <w:r/>
+      <w:r/>
+      <w:r/>
+    </w:p>
+    <w:p>
+      <w:pPr>
+        <w:pStyle w:val="926"/>
+        <w:numPr>
+          <w:ilvl w:val="0"/>
+          <w:numId w:val="14"/>
+        </w:numPr>
+        <w:pBdr/>
+        <w:spacing/>
+        <w:ind/>
+        <w:rPr>
+          <w14:ligatures w14:val="none"/>
+        </w:rPr>
+      </w:pPr>
+      <w:r>
+        <w:rPr>
+          <w:b/>
+          <w:bCs/>
+        </w:rPr>
+        <w:t xml:space="preserve">Gestión de Usuarios Automatizada:</w:t>
+      </w:r>
+      <w:r>
+        <w:t xml:space="preserve"> Desarrollo de scripts para la provisión rápida de usuarios en el sistema y en Samba, incluyendo la vinculación automática a grupos de seguridad y cuotas de acceso, todo integrado mediante alias para una ejecución ágil.</w:t>
+      </w:r>
+      <w:r/>
+    </w:p>
+    <w:p>
+      <w:pPr>
+        <w:pBdr/>
+        <w:shd w:val="nil" w:color="auto"/>
+        <w:spacing/>
         <w:ind/>
         <w:rPr/>
+      </w:pPr>
+      <w:r>
+        <w:br w:type="page" w:clear="all"/>
+      </w:r>
+      <w:r/>
+    </w:p>
+    <w:p>
+      <w:pPr>
+        <w:pStyle w:val="865"/>
+        <w:pBdr/>
+        <w:spacing/>
+        <w:ind/>
+        <w:rPr>
+          <w:b w:val="0"/>
+          <w:bCs w:val="0"/>
+        </w:rPr>
+      </w:pPr>
+      <w:r/>
+      <w:bookmarkStart w:id="31" w:name="_Toc31"/>
+      <w:r>
+        <w:rPr>
+          <w:b w:val="0"/>
+          <w:bCs w:val="0"/>
+          <w:highlight w:val="none"/>
+        </w:rPr>
+        <w:t xml:space="preserve">1.3 Le</w:t>
+      </w:r>
+      <w:r>
+        <w:rPr>
+          <w:b w:val="0"/>
+          <w:bCs w:val="0"/>
+          <w:highlight w:val="none"/>
+        </w:rPr>
+        <w:t xml:space="preserve">nguajes empleados.</w:t>
+      </w:r>
+      <w:r/>
+      <w:bookmarkEnd w:id="31"/>
+      <w:r/>
+      <w:r>
+        <w:rPr>
+          <w:b w:val="0"/>
+          <w:bCs w:val="0"/>
+        </w:rPr>
+      </w:r>
+    </w:p>
+    <w:p>
+      <w:pPr>
+        <w:pBdr/>
+        <w:spacing/>
+        <w:ind/>
+        <w:rPr>
+          <w:highlight w:val="none"/>
+        </w:rPr>
       </w:pPr>
       <w:r>
         <w:rPr>
@@ -1369,27 +2459,65 @@
         <w:rPr>
           <w:highlight w:val="none"/>
         </w:rPr>
-        <w:t xml:space="preserve">Crear plantillas automatizadas para crear contenedores.</w:t>
       </w:r>
-      <w:r/>
-    </w:p>
-    <w:p>
-      <w:pPr>
-        <w:pStyle w:val="926"/>
-        <w:numPr>
-          <w:ilvl w:val="0"/>
-          <w:numId w:val="5"/>
-        </w:numPr>
-        <w:pBdr/>
-        <w:spacing w:line="360" w:lineRule="auto"/>
-        <w:ind/>
-        <w:rPr/>
-      </w:pPr>
+      <w:r>
+        <w:t xml:space="preserve">El núcleo de este proyecto reside en la optimización y gestión avanzada de entornos Linux, diseñados específicamente para el ecosistema Fedora Server.</w:t>
+      </w:r>
       <w:r>
         <w:rPr>
           <w:highlight w:val="none"/>
         </w:rPr>
-        <w:t xml:space="preserve">Automatizar la creación de usuarios en Samba</w:t>
+      </w:r>
+      <w:r>
+        <w:rPr>
+          <w:highlight w:val="none"/>
+        </w:rPr>
+      </w:r>
+    </w:p>
+    <w:p>
+      <w:pPr>
+        <w:pBdr/>
+        <w:spacing/>
+        <w:ind/>
+        <w:rPr>
+          <w:highlight w:val="none"/>
+        </w:rPr>
+      </w:pPr>
+      <w:r>
+        <w:rPr>
+          <w:rStyle w:val="876"/>
+        </w:rPr>
+        <w:t xml:space="preserve">1.3.1 </w:t>
+      </w:r>
+      <w:r>
+        <w:rPr>
+          <w:rStyle w:val="876"/>
+        </w:rPr>
+        <w:t xml:space="preserve">Engine &amp; Automation: GNU Bash</w:t>
+      </w:r>
+      <w:r>
+        <w:rPr>
+          <w:rStyle w:val="876"/>
+        </w:rPr>
+        <w:t xml:space="preserve">:</w:t>
+      </w:r>
+      <w:r>
+        <w:rPr>
+          <w:highlight w:val="none"/>
+        </w:rPr>
+        <w:t xml:space="preserve"> </w:t>
+      </w:r>
+      <w:r>
+        <w:t xml:space="preserve">Todo el flujo lógico y la automatización de tareas críticas se implementan mediante Bash Scripting. Se prioriza la eficiencia en la gestión de sistemas, aprovechando la potencia del shell de Unix para interactuar directamente con el kernel, la gestión de p</w:t>
+      </w:r>
+      <w:r>
+        <w:t xml:space="preserve">aquetes (DNF), y la configuración de servicios</w:t>
+      </w:r>
+      <w:r>
+        <w:rPr>
+          <w:highlight w:val="none"/>
+        </w:rPr>
+        <w:t xml:space="preserve">.</w:t>
       </w:r>
       <w:r>
         <w:rPr>
@@ -1400,23 +2528,1594 @@
     </w:p>
     <w:p>
       <w:pPr>
-        <w:pStyle w:val="864"/>
-        <w:pBdr/>
-        <w:spacing/>
-        <w:ind/>
+        <w:pBdr>
+          <w:top w:val="none" w:color="000000" w:sz="4" w:space="0"/>
+          <w:left w:val="none" w:color="000000" w:sz="4" w:space="0"/>
+          <w:bottom w:val="none" w:color="000000" w:sz="4" w:space="0"/>
+          <w:right w:val="none" w:color="000000" w:sz="4" w:space="0"/>
+        </w:pBdr>
+        <w:spacing/>
+        <w:ind w:right="0" w:firstLine="0" w:left="0"/>
         <w:rPr/>
       </w:pPr>
+      <w:r>
+        <w:rPr>
+          <w:rStyle w:val="876"/>
+        </w:rPr>
+        <w:t xml:space="preserve">1.3.2 </w:t>
+      </w:r>
+      <w:r>
+        <w:rPr>
+          <w:rStyle w:val="876"/>
+        </w:rPr>
+        <w:t xml:space="preserve">IDE &amp; Workflow: Visual Studio Code</w:t>
+      </w:r>
+      <w:r>
+        <w:rPr>
+          <w:rStyle w:val="876"/>
+        </w:rPr>
+        <w:t xml:space="preserve">:</w:t>
+      </w:r>
+      <w:r>
+        <w:rPr>
+          <w:rStyle w:val="877"/>
+        </w:rPr>
+        <w:t xml:space="preserve"> </w:t>
+      </w:r>
+      <w:r>
+        <w:t xml:space="preserve">Para el desarrollo, refactorización y depuración del código, se utiliza Visual Studio Code. Este entorno permite una integración fluida gracias a su ecosistema de extensiones, facilitando:</w:t>
+      </w:r>
+      <w:r/>
+    </w:p>
+    <w:p>
+      <w:pPr>
+        <w:pStyle w:val="926"/>
+        <w:numPr>
+          <w:ilvl w:val="0"/>
+          <w:numId w:val="6"/>
+        </w:numPr>
+        <w:pBdr>
+          <w:top w:val="none" w:color="000000" w:sz="4" w:space="0"/>
+          <w:left w:val="none" w:color="000000" w:sz="4" w:space="0"/>
+          <w:bottom w:val="none" w:color="000000" w:sz="4" w:space="0"/>
+          <w:right w:val="none" w:color="000000" w:sz="4" w:space="0"/>
+        </w:pBdr>
+        <w:spacing/>
+        <w:ind w:right="0"/>
+        <w:rPr/>
+      </w:pPr>
+      <w:r>
+        <w:t xml:space="preserve">Linting y Estática: Uso de ShellCheck para garantizar un código limpio y libre de errores de sintaxis.</w:t>
+      </w:r>
+      <w:r/>
+    </w:p>
+    <w:p>
+      <w:pPr>
+        <w:pStyle w:val="926"/>
+        <w:numPr>
+          <w:ilvl w:val="0"/>
+          <w:numId w:val="6"/>
+        </w:numPr>
+        <w:pBdr>
+          <w:top w:val="none" w:color="000000" w:sz="4" w:space="0"/>
+          <w:left w:val="none" w:color="000000" w:sz="4" w:space="0"/>
+          <w:bottom w:val="none" w:color="000000" w:sz="4" w:space="0"/>
+          <w:right w:val="none" w:color="000000" w:sz="4" w:space="0"/>
+        </w:pBdr>
+        <w:spacing/>
+        <w:ind w:right="0"/>
+        <w:rPr/>
+      </w:pPr>
+      <w:r>
+        <w:t xml:space="preserve">Gestión de Versiones: Integración nativa con Git para el control de cambios en la infraestructura.</w:t>
+      </w:r>
+      <w:r/>
+    </w:p>
+    <w:p>
+      <w:pPr>
+        <w:pStyle w:val="926"/>
+        <w:numPr>
+          <w:ilvl w:val="0"/>
+          <w:numId w:val="6"/>
+        </w:numPr>
+        <w:pBdr>
+          <w:top w:val="none" w:color="000000" w:sz="4" w:space="0"/>
+          <w:left w:val="none" w:color="000000" w:sz="4" w:space="0"/>
+          <w:bottom w:val="none" w:color="000000" w:sz="4" w:space="0"/>
+          <w:right w:val="none" w:color="000000" w:sz="4" w:space="0"/>
+        </w:pBdr>
+        <w:spacing/>
+        <w:ind w:right="0"/>
+        <w:rPr/>
+      </w:pPr>
+      <w:r>
+        <w:t xml:space="preserve">Productividad: Snippets personalizados para agilizar la creación de bloques lógicos complejos en Bash.</w:t>
+      </w:r>
+      <w:r/>
+    </w:p>
+    <w:p>
+      <w:pPr>
+        <w:pBdr/>
+        <w:spacing/>
+        <w:ind/>
+        <w:rPr>
+          <w:b/>
+          <w:bCs/>
+          <w14:ligatures w14:val="none"/>
+        </w:rPr>
+      </w:pPr>
+      <w:r>
+        <w:rPr>
+          <w:rStyle w:val="876"/>
+        </w:rPr>
+        <w:t xml:space="preserve">1.3.3 Control de Versiones y Colaboración: GitHub</w:t>
+      </w:r>
+      <w:r>
+        <w:rPr>
+          <w:rStyle w:val="876"/>
+        </w:rPr>
+        <w:t xml:space="preserve">:</w:t>
+      </w:r>
+      <w:r>
+        <w:rPr>
+          <w:b/>
+          <w:bCs/>
+        </w:rPr>
+        <w:t xml:space="preserve"> </w:t>
+      </w:r>
+      <w:r>
+        <w:t xml:space="preserve">El ciclo de vida del proyecto se gestiona íntegramente a través de </w:t>
+      </w:r>
+      <w:r>
+        <w:t xml:space="preserve">GitHub</w:t>
+      </w:r>
+      <w:r>
+        <w:t xml:space="preserve">, funcionando no solo como un almacén de código, sino como el eje central de la </w:t>
+      </w:r>
+      <w:r>
+        <w:t xml:space="preserve">Integración Continua (CI)</w:t>
+      </w:r>
+      <w:r>
+        <w:t xml:space="preserve"> y la documentación técnica.</w:t>
+      </w:r>
+      <w:r/>
+      <w:r>
+        <w:rPr>
+          <w:b/>
+          <w:bCs/>
+        </w:rPr>
+      </w:r>
+    </w:p>
+    <w:p>
+      <w:pPr>
+        <w:pStyle w:val="865"/>
+        <w:pBdr/>
+        <w:spacing/>
+        <w:ind/>
+        <w:rPr/>
+      </w:pPr>
+      <w:r/>
+      <w:bookmarkStart w:id="32" w:name="_Toc32"/>
+      <w:r/>
+      <w:bookmarkStart w:id="22" w:name="_Toc22"/>
+      <w:r>
+        <w:rPr>
+          <w:highlight w:val="none"/>
+        </w:rPr>
+        <w:t xml:space="preserve">1.4 </w:t>
+      </w:r>
+      <w:r>
+        <w:t xml:space="preserve">Distribución y Disponibilidad</w:t>
+      </w:r>
+      <w:r/>
+      <w:bookmarkEnd w:id="32"/>
+      <w:r/>
+      <w:r/>
+    </w:p>
+    <w:p>
+      <w:pPr>
+        <w:pBdr>
+          <w:top w:val="none" w:color="000000" w:sz="4" w:space="0"/>
+          <w:left w:val="none" w:color="000000" w:sz="4" w:space="0"/>
+          <w:bottom w:val="none" w:color="000000" w:sz="4" w:space="0"/>
+          <w:right w:val="none" w:color="000000" w:sz="4" w:space="0"/>
+        </w:pBdr>
+        <w:spacing/>
+        <w:ind w:right="0" w:firstLine="0" w:left="0"/>
+        <w:rPr>
+          <w14:ligatures w14:val="none"/>
+        </w:rPr>
+      </w:pPr>
+      <w:r>
+        <w:t xml:space="preserve">El proyecto se distribuye exclusivamente a través de un </w:t>
+      </w:r>
+      <w:r>
+        <w:t xml:space="preserve">Repositorio Centralizado en GitHub</w:t>
+      </w:r>
+      <w:r>
+        <w:t xml:space="preserve">, funcionando como el "Single Source of Truth" (Única Fuente de Verdad) para la configuración y los scripts de automatización.</w:t>
+      </w:r>
+      <w:r/>
+    </w:p>
+    <w:p>
+      <w:pPr>
+        <w:pStyle w:val="866"/>
+        <w:pBdr/>
+        <w:spacing/>
+        <w:ind/>
+        <w:rPr>
+          <w14:ligatures w14:val="none"/>
+        </w:rPr>
+      </w:pPr>
+      <w:r/>
+      <w:bookmarkStart w:id="33" w:name="_Toc33"/>
+      <w:r>
+        <w:t xml:space="preserve">1.4.1 </w:t>
+      </w:r>
+      <w:r>
+        <w:t xml:space="preserve">Modelo de Entrega (Delivery)</w:t>
+      </w:r>
+      <w:r/>
+      <w:bookmarkEnd w:id="33"/>
+      <w:r/>
+      <w:r/>
+    </w:p>
+    <w:p>
+      <w:pPr>
+        <w:pStyle w:val="926"/>
+        <w:numPr>
+          <w:ilvl w:val="0"/>
+          <w:numId w:val="16"/>
+        </w:numPr>
+        <w:pBdr/>
+        <w:spacing/>
+        <w:ind/>
+        <w:rPr>
+          <w:strike w:val="0"/>
+          <w14:ligatures w14:val="none"/>
+        </w:rPr>
+      </w:pPr>
+      <w:r>
+        <w:rPr>
+          <w:b/>
+          <w:bCs/>
+          <w:strike w:val="0"/>
+        </w:rPr>
+        <w:t xml:space="preserve">Clonación Directa (Git-Flow):</w:t>
+      </w:r>
+      <w:r>
+        <w:rPr>
+          <w:strike w:val="0"/>
+        </w:rPr>
+        <w:t xml:space="preserve"> La distribución se realiza mediante el protocolo </w:t>
+      </w:r>
+      <w:r>
+        <w:rPr>
+          <w:strike w:val="0"/>
+        </w:rPr>
+        <w:t xml:space="preserve">HTTPS</w:t>
+      </w:r>
+      <w:r>
+        <w:rPr>
+          <w:strike w:val="0"/>
+        </w:rPr>
+        <w:t xml:space="preserve"> o </w:t>
+      </w:r>
+      <w:r>
+        <w:rPr>
+          <w:strike w:val="0"/>
+        </w:rPr>
+        <w:t xml:space="preserve">SSH</w:t>
+      </w:r>
+      <w:r>
+        <w:rPr>
+          <w:strike w:val="0"/>
+        </w:rPr>
+        <w:t xml:space="preserve">, permitiendo que cualquier instancia de </w:t>
+      </w:r>
+      <w:r>
+        <w:rPr>
+          <w:strike w:val="0"/>
+        </w:rPr>
+        <w:t xml:space="preserve">Fedora Server</w:t>
+      </w:r>
+      <w:r>
+        <w:rPr>
+          <w:strike w:val="0"/>
+        </w:rPr>
+        <w:t xml:space="preserve"> pueda obtener la última versión estable del stack tecnológico con un simple comando </w:t>
+      </w:r>
+      <w:r>
+        <w:rPr>
+          <w:strike w:val="0"/>
+        </w:rPr>
+        <w:t xml:space="preserve">git pull</w:t>
+      </w:r>
+      <w:r>
+        <w:rPr>
+          <w:strike w:val="0"/>
+        </w:rPr>
+        <w:t xml:space="preserve">.</w:t>
+      </w:r>
+      <w:r>
+        <w:rPr>
+          <w:strike w:val="0"/>
+        </w:rPr>
+      </w:r>
+    </w:p>
+    <w:p>
+      <w:pPr>
+        <w:pStyle w:val="926"/>
+        <w:numPr>
+          <w:ilvl w:val="0"/>
+          <w:numId w:val="16"/>
+        </w:numPr>
+        <w:pBdr/>
+        <w:spacing/>
+        <w:ind/>
+        <w:rPr>
+          <w:strike w:val="0"/>
+          <w14:ligatures w14:val="none"/>
+        </w:rPr>
+      </w:pPr>
+      <w:r>
+        <w:rPr>
+          <w:b/>
+          <w:bCs/>
+          <w:strike w:val="0"/>
+          <w:color w:val="000000" w:themeColor="text1"/>
+        </w:rPr>
+        <w:t xml:space="preserve">Arquitectura Modular:</w:t>
+      </w:r>
+      <w:r>
+        <w:rPr>
+          <w:strike w:val="0"/>
+        </w:rPr>
+        <w:t xml:space="preserve"> El repositorio está organizado de forma que los componentes (Samba, Podman, ZeroTier) puedan ser distribuidos e instalados de forma independiente o como un conjunto integral (</w:t>
+      </w:r>
+      <w:r>
+        <w:rPr>
+          <w:strike w:val="0"/>
+        </w:rPr>
+        <w:t xml:space="preserve">Full Stack</w:t>
+      </w:r>
+      <w:r>
+        <w:rPr>
+          <w:strike w:val="0"/>
+        </w:rPr>
+        <w:t xml:space="preserve">).</w:t>
+      </w:r>
+      <w:r>
+        <w:rPr>
+          <w:strike w:val="0"/>
+        </w:rPr>
+      </w:r>
+    </w:p>
+    <w:p>
+      <w:pPr>
+        <w:pStyle w:val="866"/>
+        <w:pBdr/>
+        <w:spacing/>
+        <w:ind/>
+        <w:rPr>
+          <w14:ligatures w14:val="none"/>
+        </w:rPr>
+      </w:pPr>
+      <w:r/>
+      <w:bookmarkStart w:id="34" w:name="_Toc34"/>
+      <w:r>
+        <w:t xml:space="preserve">1.4.1 </w:t>
+      </w:r>
+      <w:r>
+        <w:t xml:space="preserve">Gestión de Versiones y Actualizaciones</w:t>
+      </w:r>
+      <w:r/>
+      <w:bookmarkEnd w:id="34"/>
+      <w:r/>
+      <w:r/>
+    </w:p>
+    <w:p>
+      <w:pPr>
+        <w:pStyle w:val="926"/>
+        <w:numPr>
+          <w:ilvl w:val="0"/>
+          <w:numId w:val="17"/>
+        </w:numPr>
+        <w:pBdr/>
+        <w:spacing/>
+        <w:ind/>
+        <w:rPr>
+          <w14:ligatures w14:val="none"/>
+        </w:rPr>
+      </w:pPr>
+      <w:r>
+        <w:rPr>
+          <w:b/>
+          <w:bCs/>
+        </w:rPr>
+        <w:t xml:space="preserve">Repositorio de Referencia:</w:t>
+      </w:r>
+      <w:r>
+        <w:t xml:space="preserve"> Al estar alojado en GitHub, se garantiza la integridad del código mediante el uso de hashes de commit, asegurando que el administrador siempre sepa qué versión de los scripts de automatización está ejecutando.</w:t>
+      </w:r>
+      <w:r/>
+    </w:p>
+    <w:p>
+      <w:pPr>
+        <w:pStyle w:val="926"/>
+        <w:numPr>
+          <w:ilvl w:val="0"/>
+          <w:numId w:val="17"/>
+        </w:numPr>
+        <w:pBdr/>
+        <w:spacing/>
+        <w:ind/>
+        <w:rPr/>
+      </w:pPr>
+      <w:r>
+        <w:rPr>
+          <w:b/>
+          <w:bCs/>
+        </w:rPr>
+        <w:t xml:space="preserve">Acceso Universal:</w:t>
+      </w:r>
+      <w:r>
+        <w:t xml:space="preserve"> Gracias a la naturaleza de GitHub, el repositorio actúa como un nodo de distribución global, facilitando que el servidor Fedora, </w:t>
+      </w:r>
+      <w:r>
+        <w:rPr>
+          <w:rFonts w:ascii="Times New Roman" w:hAnsi="Times New Roman" w:eastAsia="Times New Roman" w:cs="Times New Roman"/>
+          <w:color w:val="000000"/>
+          <w:sz w:val="24"/>
+        </w:rPr>
+        <w:t xml:space="preserve">independientemente </w:t>
+      </w:r>
+      <w:r>
+        <w:t xml:space="preserve">de su ubicación física o virtual (KVM/QEMU), pueda actualizar sus alias y herramientas de gestión de forma </w:t>
+      </w:r>
+      <w:r>
+        <w:t xml:space="preserve">inmediata.</w:t>
+      </w:r>
+      <w:r/>
+    </w:p>
+    <w:p>
+      <w:pPr>
+        <w:pStyle w:val="866"/>
+        <w:pBdr/>
+        <w:spacing/>
+        <w:ind/>
+        <w:rPr>
+          <w14:ligatures w14:val="none"/>
+        </w:rPr>
+      </w:pPr>
+      <w:r/>
+      <w:bookmarkStart w:id="35" w:name="_Toc35"/>
+      <w:r>
+        <w:t xml:space="preserve">1.4.2 </w:t>
+      </w:r>
+      <w:r>
+        <w:t xml:space="preserve">Seguridad en la Distribución</w:t>
+      </w:r>
+      <w:r/>
+      <w:bookmarkEnd w:id="35"/>
+      <w:r/>
+      <w:r/>
+    </w:p>
+    <w:p>
+      <w:pPr>
+        <w:pStyle w:val="926"/>
+        <w:numPr>
+          <w:ilvl w:val="0"/>
+          <w:numId w:val="18"/>
+        </w:numPr>
+        <w:pBdr/>
+        <w:spacing/>
+        <w:ind/>
+        <w:rPr>
+          <w14:ligatures w14:val="none"/>
+        </w:rPr>
+      </w:pPr>
+      <w:r>
+        <w:rPr>
+          <w:b/>
+          <w:bCs/>
+        </w:rPr>
+        <w:t xml:space="preserve">Control de Acceso:</w:t>
+      </w:r>
+      <w:r>
+        <w:t xml:space="preserve"> Uso de claves desplegables (</w:t>
+      </w:r>
+      <w:r>
+        <w:t xml:space="preserve">Deploy Keys</w:t>
+      </w:r>
+      <w:r>
+        <w:t xml:space="preserve">) para permitir que el servidor Fedora acceda al repositorio de forma segura sin comprometer las credenciales personales del desarrollador.</w:t>
+      </w:r>
+      <w:r/>
+    </w:p>
+    <w:p>
+      <w:pPr>
+        <w:pStyle w:val="926"/>
+        <w:numPr>
+          <w:ilvl w:val="0"/>
+          <w:numId w:val="18"/>
+        </w:numPr>
+        <w:pBdr/>
+        <w:spacing/>
+        <w:ind/>
+        <w:rPr>
+          <w14:ligatures w14:val="none"/>
+        </w:rPr>
+      </w:pPr>
+      <w:r>
+        <w:rPr>
+          <w:b/>
+          <w:bCs/>
+        </w:rPr>
+        <w:t xml:space="preserve">Auditoría de Cambios:</w:t>
+      </w:r>
+      <w:r>
+        <w:t xml:space="preserve"> Historial completo de modificaciones disponible en la plataforma, lo que permite realizar auditorías de seguridad sobre los scripts de automatización antes de su ejecución en el entorno de producción.</w:t>
+      </w:r>
+      <w:r/>
+    </w:p>
+    <w:p>
+      <w:pPr>
+        <w:pBdr/>
+        <w:spacing/>
+        <w:ind/>
+        <w:rPr>
+          <w:b/>
+          <w:bCs/>
+          <w14:ligatures w14:val="none"/>
+        </w:rPr>
+      </w:pPr>
+      <w:r>
+        <w:rPr>
+          <w:b/>
+          <w:bCs/>
+        </w:rPr>
+        <w:t xml:space="preserve">¿Por qué GitHub para este proyecto?</w:t>
+      </w:r>
+      <w:r>
+        <w:rPr>
+          <w:b/>
+          <w:bCs/>
+        </w:rPr>
+      </w:r>
+    </w:p>
+    <w:p>
+      <w:pPr>
+        <w:pBdr>
+          <w:top w:val="none" w:color="000000" w:sz="4" w:space="0"/>
+          <w:left w:val="none" w:color="000000" w:sz="4" w:space="0"/>
+          <w:bottom w:val="none" w:color="000000" w:sz="4" w:space="0"/>
+          <w:right w:val="none" w:color="000000" w:sz="4" w:space="0"/>
+        </w:pBdr>
+        <w:spacing/>
+        <w:ind w:right="0" w:firstLine="0" w:left="0"/>
+        <w:rPr>
+          <w:strike w:val="0"/>
+          <w14:ligatures w14:val="none"/>
+        </w:rPr>
+      </w:pPr>
+      <w:r>
+        <w:rPr>
+          <w:strike w:val="0"/>
+        </w:rPr>
+        <w:t xml:space="preserve">La elección de GitHub como plataforma de distribución permite que el flujo de trabajo entre el</w:t>
+      </w:r>
+      <w:r>
+        <w:rPr>
+          <w:b/>
+          <w:bCs/>
+          <w:strike w:val="0"/>
+        </w:rPr>
+        <w:t xml:space="preserve"> </w:t>
+      </w:r>
+      <w:r>
+        <w:rPr>
+          <w:b/>
+          <w:bCs/>
+          <w:strike w:val="0"/>
+        </w:rPr>
+        <w:t xml:space="preserve">IDE (VS Code)</w:t>
+      </w:r>
+      <w:r>
+        <w:rPr>
+          <w:strike w:val="0"/>
+        </w:rPr>
+        <w:t xml:space="preserve"> y el </w:t>
+      </w:r>
+      <w:r>
+        <w:rPr>
+          <w:strike w:val="0"/>
+        </w:rPr>
+        <w:t xml:space="preserve">Servidor</w:t>
+      </w:r>
+      <w:r>
+        <w:rPr>
+          <w:b/>
+          <w:bCs/>
+          <w:strike w:val="0"/>
+        </w:rPr>
+        <w:t xml:space="preserve"> (Fedora)</w:t>
+      </w:r>
+      <w:r>
+        <w:rPr>
+          <w:strike w:val="0"/>
+        </w:rPr>
+        <w:t xml:space="preserve"> sea circular: el código se escribe y testea en local, se sube a la nube y se despliega en el servidor con una mínima intervención manual, cumpliendo con los principios de </w:t>
+      </w:r>
+      <w:r>
+        <w:rPr>
+          <w:strike w:val="0"/>
+        </w:rPr>
+        <w:t xml:space="preserve">GitOps</w:t>
+      </w:r>
+      <w:r>
+        <w:rPr>
+          <w:strike w:val="0"/>
+        </w:rPr>
+        <w:t xml:space="preserve">.</w:t>
+      </w:r>
+      <w:r>
+        <w:rPr>
+          <w:strike w:val="0"/>
+        </w:rPr>
+      </w:r>
+    </w:p>
+    <w:p>
+      <w:pPr>
+        <w:pStyle w:val="865"/>
+        <w:pBdr/>
+        <w:spacing/>
+        <w:ind/>
+        <w:rPr>
+          <w14:ligatures w14:val="none"/>
+        </w:rPr>
+      </w:pPr>
+      <w:r/>
+      <w:bookmarkStart w:id="36" w:name="_Toc36"/>
+      <w:r>
+        <w:t xml:space="preserve">1.5 Requisitos de los Clientes</w:t>
+      </w:r>
+      <w:r/>
+      <w:bookmarkEnd w:id="36"/>
+      <w:r/>
+      <w:r/>
+    </w:p>
+    <w:p>
+      <w:pPr>
+        <w:pBdr>
+          <w:top w:val="none" w:color="000000" w:sz="4" w:space="0"/>
+          <w:left w:val="none" w:color="000000" w:sz="4" w:space="0"/>
+          <w:bottom w:val="none" w:color="000000" w:sz="4" w:space="0"/>
+          <w:right w:val="none" w:color="000000" w:sz="4" w:space="0"/>
+        </w:pBdr>
+        <w:spacing/>
+        <w:ind w:right="0" w:firstLine="0" w:left="0"/>
+        <w:rPr>
+          <w14:ligatures w14:val="none"/>
+        </w:rPr>
+      </w:pPr>
+      <w:r>
+        <w:t xml:space="preserve">Para garantizar la interoperabilidad y el correcto funcionamiento de los servicios desplegados, se definen los siguientes requisitos mínimos y recomendados, segmentados por el perfil de acceso:</w:t>
+      </w:r>
+      <w:r/>
+    </w:p>
+    <w:p>
+      <w:pPr>
+        <w:pStyle w:val="866"/>
+        <w:pBdr/>
+        <w:spacing/>
+        <w:ind/>
+        <w:rPr>
+          <w14:ligatures w14:val="none"/>
+        </w:rPr>
+      </w:pPr>
+      <w:r/>
+      <w:bookmarkStart w:id="37" w:name="_Toc37"/>
+      <w:r>
+        <w:t xml:space="preserve">1.5.1 Cliente de Administración (Gestión del Servidor)</w:t>
+      </w:r>
+      <w:r/>
+      <w:bookmarkEnd w:id="37"/>
+      <w:r/>
+      <w:r/>
+    </w:p>
+    <w:p>
+      <w:pPr>
+        <w:pBdr>
+          <w:top w:val="none" w:color="000000" w:sz="4" w:space="0"/>
+          <w:left w:val="none" w:color="000000" w:sz="4" w:space="0"/>
+          <w:bottom w:val="none" w:color="000000" w:sz="4" w:space="0"/>
+          <w:right w:val="none" w:color="000000" w:sz="4" w:space="0"/>
+        </w:pBdr>
+        <w:spacing/>
+        <w:ind w:right="0" w:firstLine="0" w:left="0"/>
+        <w:rPr>
+          <w14:ligatures w14:val="none"/>
+        </w:rPr>
+      </w:pPr>
+      <w:r>
+        <w:t xml:space="preserve">Este perfil corresponde al desarrollador o administrador que interactúa con el núcleo de Fedora Server.</w:t>
+      </w:r>
+      <w:r/>
+    </w:p>
+    <w:p>
+      <w:pPr>
+        <w:pStyle w:val="926"/>
+        <w:numPr>
+          <w:ilvl w:val="0"/>
+          <w:numId w:val="23"/>
+        </w:numPr>
+        <w:pBdr/>
+        <w:spacing/>
+        <w:ind/>
+        <w:rPr>
+          <w14:ligatures w14:val="none"/>
+        </w:rPr>
+      </w:pPr>
+      <w:r>
+        <w:rPr>
+          <w:b/>
+          <w:bCs/>
+        </w:rPr>
+        <w:t xml:space="preserve">Navegador Web:</w:t>
+      </w:r>
+      <w:r>
+        <w:t xml:space="preserve"> Compatible con HTML5 (Firefox, Chrome o Brave) para el acceso a la consola </w:t>
+      </w:r>
+      <w:r>
+        <w:t xml:space="preserve">Cockpit</w:t>
+      </w:r>
+      <w:r>
+        <w:t xml:space="preserve"> (Puerto 9090).</w:t>
+      </w:r>
+      <w:r/>
+    </w:p>
+    <w:p>
+      <w:pPr>
+        <w:pStyle w:val="926"/>
+        <w:numPr>
+          <w:ilvl w:val="0"/>
+          <w:numId w:val="23"/>
+        </w:numPr>
+        <w:pBdr/>
+        <w:spacing/>
+        <w:ind/>
+        <w:rPr>
+          <w14:ligatures w14:val="none"/>
+        </w:rPr>
+      </w:pPr>
+      <w:r>
+        <w:rPr>
+          <w:b/>
+          <w:bCs/>
+        </w:rPr>
+        <w:t xml:space="preserve">Cliente SSH:</w:t>
+      </w:r>
+      <w:r>
+        <w:t xml:space="preserve"> Instalación de </w:t>
+      </w:r>
+      <w:r>
+        <w:t xml:space="preserve">OpenSSH</w:t>
+      </w:r>
+      <w:r>
+        <w:t xml:space="preserve"> o uso de la terminal integrada de </w:t>
+      </w:r>
+      <w:r>
+        <w:t xml:space="preserve">VS Code</w:t>
+      </w:r>
+      <w:r>
+        <w:t xml:space="preserve"> para ejecución de scripts y depuración.</w:t>
+      </w:r>
+      <w:r/>
+    </w:p>
+    <w:p>
+      <w:pPr>
+        <w:pStyle w:val="926"/>
+        <w:numPr>
+          <w:ilvl w:val="0"/>
+          <w:numId w:val="23"/>
+        </w:numPr>
+        <w:pBdr/>
+        <w:spacing/>
+        <w:ind/>
+        <w:rPr>
+          <w14:ligatures w14:val="none"/>
+        </w:rPr>
+      </w:pPr>
+      <w:r>
+        <w:rPr>
+          <w:b/>
+          <w:bCs/>
+        </w:rPr>
+        <w:t xml:space="preserve">Entorno de Desarrollo:</w:t>
+      </w:r>
+      <w:r>
+        <w:t xml:space="preserve"> Visual Studio Code con la extensión </w:t>
+      </w:r>
+      <w:r>
+        <w:t xml:space="preserve">Remote - SSH</w:t>
+      </w:r>
+      <w:r>
+        <w:t xml:space="preserve"> para editar scripts directamente en la máquina virtual KVM.</w:t>
+      </w:r>
+      <w:r/>
+    </w:p>
+    <w:p>
+      <w:pPr>
+        <w:pStyle w:val="866"/>
+        <w:pBdr/>
+        <w:spacing/>
+        <w:ind/>
+        <w:rPr>
+          <w14:ligatures w14:val="none"/>
+        </w:rPr>
+      </w:pPr>
+      <w:r/>
+      <w:bookmarkStart w:id="38" w:name="_Toc38"/>
+      <w:r>
+        <w:t xml:space="preserve">1.5.2 Clientes de Consumo (Usuarios Finales)</w:t>
+      </w:r>
+      <w:r/>
+      <w:bookmarkEnd w:id="38"/>
+      <w:r/>
+      <w:r/>
+    </w:p>
+    <w:p>
+      <w:pPr>
+        <w:pBdr>
+          <w:top w:val="none" w:color="000000" w:sz="4" w:space="0"/>
+          <w:left w:val="none" w:color="000000" w:sz="4" w:space="0"/>
+          <w:bottom w:val="none" w:color="000000" w:sz="4" w:space="0"/>
+          <w:right w:val="none" w:color="000000" w:sz="4" w:space="0"/>
+        </w:pBdr>
+        <w:spacing/>
+        <w:ind w:right="0" w:firstLine="0" w:left="0"/>
+        <w:rPr>
+          <w14:ligatures w14:val="none"/>
+        </w:rPr>
+      </w:pPr>
+      <w:r>
+        <w:t xml:space="preserve">Requisitos necesarios para los usuarios que accederán a los recursos compartidos y servidores de juego:</w:t>
+      </w:r>
+      <w:r/>
+    </w:p>
+    <w:p>
+      <w:pPr>
+        <w:pStyle w:val="926"/>
+        <w:numPr>
+          <w:ilvl w:val="0"/>
+          <w:numId w:val="25"/>
+        </w:numPr>
+        <w:pBdr/>
+        <w:spacing/>
+        <w:ind/>
+        <w:rPr>
+          <w:b/>
+          <w:bCs/>
+          <w14:ligatures w14:val="none"/>
+        </w:rPr>
+      </w:pPr>
+      <w:r>
+        <w:rPr>
+          <w:b/>
+          <w:bCs/>
+        </w:rPr>
+        <w:t xml:space="preserve">Conectividad SD-WAN (ZeroTier)</w:t>
+      </w:r>
+      <w:r>
+        <w:rPr>
+          <w:b/>
+          <w:bCs/>
+        </w:rPr>
+        <w:t xml:space="preserve">:</w:t>
+      </w:r>
+      <w:r>
+        <w:rPr>
+          <w:b/>
+          <w:bCs/>
+        </w:rPr>
+      </w:r>
+    </w:p>
+    <w:p>
+      <w:pPr>
+        <w:pStyle w:val="926"/>
+        <w:numPr>
+          <w:ilvl w:val="1"/>
+          <w:numId w:val="25"/>
+        </w:numPr>
+        <w:pBdr/>
+        <w:spacing/>
+        <w:ind/>
+        <w:rPr>
+          <w14:ligatures w14:val="none"/>
+        </w:rPr>
+      </w:pPr>
+      <w:r>
+        <w:t xml:space="preserve">Instalación del cliente </w:t>
+      </w:r>
+      <w:r>
+        <w:rPr>
+          <w:b/>
+          <w:bCs/>
+        </w:rPr>
+        <w:t xml:space="preserve">ZeroTier One</w:t>
+      </w:r>
+      <w:r>
+        <w:t xml:space="preserve"> en el dispositivo local (Windows, Linux, Android o iOS).</w:t>
+      </w:r>
+      <w:r/>
+    </w:p>
+    <w:p>
+      <w:pPr>
+        <w:pStyle w:val="926"/>
+        <w:numPr>
+          <w:ilvl w:val="1"/>
+          <w:numId w:val="25"/>
+        </w:numPr>
+        <w:pBdr/>
+        <w:spacing/>
+        <w:ind/>
+        <w:rPr>
+          <w14:ligatures w14:val="none"/>
+        </w:rPr>
+      </w:pPr>
+      <w:r>
+        <w:t xml:space="preserve">Autorización activa en el Panel de Control de la red virtual para obtener una IP dentro del rango privado.</w:t>
+      </w:r>
+      <w:r/>
+    </w:p>
+    <w:p>
+      <w:pPr>
+        <w:pStyle w:val="926"/>
+        <w:numPr>
+          <w:ilvl w:val="0"/>
+          <w:numId w:val="25"/>
+        </w:numPr>
+        <w:pBdr/>
+        <w:spacing/>
+        <w:ind/>
+        <w:rPr>
+          <w:b/>
+          <w:bCs/>
+          <w14:ligatures w14:val="none"/>
+        </w:rPr>
+      </w:pPr>
+      <w:r>
+        <w:rPr>
+          <w:b/>
+          <w:bCs/>
+        </w:rPr>
+        <w:t xml:space="preserve">Acceso a Almacenamiento (Samba):</w:t>
+      </w:r>
+      <w:r>
+        <w:rPr>
+          <w:b/>
+          <w:bCs/>
+        </w:rPr>
+      </w:r>
+    </w:p>
+    <w:p>
+      <w:pPr>
+        <w:pStyle w:val="926"/>
+        <w:numPr>
+          <w:ilvl w:val="1"/>
+          <w:numId w:val="25"/>
+        </w:numPr>
+        <w:pBdr/>
+        <w:spacing/>
+        <w:ind/>
+        <w:rPr>
+          <w14:ligatures w14:val="none"/>
+        </w:rPr>
+      </w:pPr>
+      <w:r>
+        <w:t xml:space="preserve">Soporte para el protocolo </w:t>
+      </w:r>
+      <w:r>
+        <w:rPr>
+          <w:b/>
+          <w:bCs/>
+        </w:rPr>
+        <w:t xml:space="preserve">SMB 3.1.1</w:t>
+      </w:r>
+      <w:r>
+        <w:rPr>
+          <w:b/>
+          <w:bCs/>
+        </w:rPr>
+        <w:t xml:space="preserve"> </w:t>
+      </w:r>
+      <w:r>
+        <w:t xml:space="preserve">(por seguridad y rendimiento).</w:t>
+      </w:r>
+      <w:r/>
+    </w:p>
+    <w:p>
+      <w:pPr>
+        <w:pStyle w:val="926"/>
+        <w:numPr>
+          <w:ilvl w:val="1"/>
+          <w:numId w:val="25"/>
+        </w:numPr>
+        <w:pBdr/>
+        <w:spacing/>
+        <w:ind/>
+        <w:rPr>
+          <w14:ligatures w14:val="none"/>
+        </w:rPr>
+      </w:pPr>
+      <w:r>
+        <w:t xml:space="preserve">Credenciales de usuario proporcionadas por el script de automatización de identidades.</w:t>
+      </w:r>
+      <w:r/>
+    </w:p>
+    <w:p>
+      <w:pPr>
+        <w:pStyle w:val="926"/>
+        <w:numPr>
+          <w:ilvl w:val="0"/>
+          <w:numId w:val="25"/>
+        </w:numPr>
+        <w:pBdr/>
+        <w:spacing/>
+        <w:ind/>
+        <w:rPr>
+          <w:b/>
+          <w:bCs/>
+          <w14:ligatures w14:val="none"/>
+        </w:rPr>
+      </w:pPr>
+      <w:r>
+        <w:rPr>
+          <w:b/>
+          <w:bCs/>
+        </w:rPr>
+        <w:t xml:space="preserve">Acceso a Servidores de Juego (Podman):</w:t>
+      </w:r>
+      <w:r>
+        <w:rPr>
+          <w:b/>
+          <w:bCs/>
+        </w:rPr>
+      </w:r>
+    </w:p>
+    <w:p>
+      <w:pPr>
+        <w:pStyle w:val="926"/>
+        <w:numPr>
+          <w:ilvl w:val="1"/>
+          <w:numId w:val="25"/>
+        </w:numPr>
+        <w:pBdr/>
+        <w:spacing/>
+        <w:ind/>
+        <w:rPr>
+          <w14:ligatures w14:val="none"/>
+        </w:rPr>
+      </w:pPr>
+      <w:r>
+        <w:t xml:space="preserve">Cliente del juego específico (según el contenedor desplegado) actualizado a la versión correspondiente gestionada por el "Script Padre".</w:t>
+      </w:r>
+      <w:r/>
+    </w:p>
+    <w:p>
+      <w:pPr>
+        <w:pStyle w:val="926"/>
+        <w:numPr>
+          <w:ilvl w:val="1"/>
+          <w:numId w:val="25"/>
+        </w:numPr>
+        <w:pBdr/>
+        <w:spacing/>
+        <w:ind/>
+        <w:rPr>
+          <w14:ligatures w14:val="none"/>
+        </w:rPr>
+      </w:pPr>
+      <w:r>
+        <w:t xml:space="preserve">Latencia de red óptima (&lt;100ms recomendada) a través del túnel ZeroTier.</w:t>
+      </w:r>
+      <w:r/>
+    </w:p>
+    <w:p>
+      <w:pPr>
+        <w:pStyle w:val="866"/>
+        <w:pBdr/>
+        <w:spacing/>
+        <w:ind/>
+        <w:rPr>
+          <w14:ligatures w14:val="none"/>
+        </w:rPr>
+      </w:pPr>
+      <w:r/>
+      <w:bookmarkStart w:id="39" w:name="_Toc39"/>
+      <w:r>
+        <w:t xml:space="preserve">1.5.3 Requisitos de Hardware del Cliente (Mínimos)</w:t>
+      </w:r>
+      <w:r/>
+      <w:bookmarkEnd w:id="39"/>
+      <w:r/>
+      <w:r/>
+    </w:p>
+    <w:p>
+      <w:pPr>
+        <w:pBdr/>
+        <w:spacing/>
+        <w:ind/>
+        <w:rPr>
+          <w14:ligatures w14:val="none"/>
+        </w:rPr>
+      </w:pPr>
+      <w:r>
+        <w:t xml:space="preserve">Para asegurar que la experiencia de uso no se vea mermada por el hardware local:</w:t>
+      </w:r>
+      <w:r/>
+    </w:p>
+    <w:p>
+      <w:pPr>
+        <w:pStyle w:val="926"/>
+        <w:numPr>
+          <w:ilvl w:val="0"/>
+          <w:numId w:val="26"/>
+        </w:numPr>
+        <w:pBdr/>
+        <w:spacing/>
+        <w:ind/>
+        <w:rPr>
+          <w14:ligatures w14:val="none"/>
+        </w:rPr>
+      </w:pPr>
+      <w:r>
+        <w:rPr>
+          <w:b/>
+          <w:bCs/>
+          <w:color w:val="000000" w:themeColor="text1"/>
+        </w:rPr>
+        <w:t xml:space="preserve">RAM</w:t>
+      </w:r>
+      <w:r>
+        <w:t xml:space="preserve">:</w:t>
+      </w:r>
+      <w:r>
+        <w:t xml:space="preserve"> 8 GB (para permitir la ejecución del cliente de juego y el túnel VPN simultáneamente).</w:t>
+      </w:r>
+      <w:r/>
+    </w:p>
+    <w:p>
+      <w:pPr>
+        <w:pStyle w:val="926"/>
+        <w:numPr>
+          <w:ilvl w:val="0"/>
+          <w:numId w:val="26"/>
+        </w:numPr>
+        <w:pBdr/>
+        <w:spacing/>
+        <w:ind/>
+        <w:rPr>
+          <w14:ligatures w14:val="none"/>
+        </w:rPr>
+      </w:pPr>
+      <w:r>
+        <w:rPr>
+          <w:b/>
+          <w:bCs/>
+        </w:rPr>
+        <w:t xml:space="preserve">Red</w:t>
+      </w:r>
+      <w:r>
+        <w:t xml:space="preserve">:</w:t>
+      </w:r>
+      <w:r>
+        <w:t xml:space="preserve"> Conexión de banda ancha estable (mínimo 10 Mbps de bajada para streaming de archivos en Samba).</w:t>
+      </w:r>
+      <w:r/>
+    </w:p>
+    <w:p>
+      <w:pPr>
+        <w:pStyle w:val="865"/>
+        <w:pBdr/>
+        <w:spacing/>
+        <w:ind/>
+        <w:rPr>
+          <w:highlight w:val="none"/>
+          <w14:ligatures w14:val="none"/>
+        </w:rPr>
+      </w:pPr>
+      <w:r/>
+      <w:bookmarkStart w:id="40" w:name="_Toc40"/>
+      <w:r>
+        <w:t xml:space="preserve">1.6 </w:t>
+      </w:r>
+      <w:r>
+        <w:t xml:space="preserve">Licenciamiento:</w:t>
+      </w:r>
+      <w:r/>
+      <w:bookmarkEnd w:id="40"/>
+      <w:r/>
       <w:r>
         <w:rPr>
           <w:highlight w:val="none"/>
         </w:rPr>
       </w:r>
+    </w:p>
+    <w:p>
+      <w:pPr>
+        <w:pBdr>
+          <w:top w:val="none" w:color="000000" w:sz="4" w:space="0"/>
+          <w:left w:val="none" w:color="000000" w:sz="4" w:space="0"/>
+          <w:bottom w:val="none" w:color="000000" w:sz="4" w:space="0"/>
+          <w:right w:val="none" w:color="000000" w:sz="4" w:space="0"/>
+        </w:pBdr>
+        <w:spacing/>
+        <w:ind w:right="0" w:firstLine="0" w:left="0"/>
+        <w:rPr>
+          <w14:ligatures w14:val="none"/>
+        </w:rPr>
+      </w:pPr>
+      <w:r>
+        <w:t xml:space="preserve">Este proyecto se distribuye bajo la licencia</w:t>
+      </w:r>
+      <w:r>
+        <w:rPr>
+          <w:b/>
+          <w:bCs/>
+        </w:rPr>
+        <w:t xml:space="preserve"> </w:t>
+      </w:r>
+      <w:r>
+        <w:rPr>
+          <w:b/>
+          <w:bCs/>
+        </w:rPr>
+        <w:t xml:space="preserve">GNU General Public License v3.0 (GPL-3.0)</w:t>
+      </w:r>
+      <w:r>
+        <w:t xml:space="preserve">.</w:t>
+      </w:r>
+      <w:r/>
+    </w:p>
+    <w:p>
+      <w:pPr>
+        <w:pStyle w:val="866"/>
+        <w:pBdr/>
+        <w:spacing/>
+        <w:ind/>
+        <w:rPr>
+          <w14:ligatures w14:val="none"/>
+        </w:rPr>
+      </w:pPr>
+      <w:r>
+        <w:t xml:space="preserve">Filosofía de la Licencia</w:t>
+      </w:r>
+      <w:r/>
+    </w:p>
+    <w:p>
+      <w:pPr>
+        <w:pBdr>
+          <w:top w:val="none" w:color="000000" w:sz="4" w:space="0"/>
+          <w:left w:val="none" w:color="000000" w:sz="4" w:space="0"/>
+          <w:bottom w:val="none" w:color="000000" w:sz="4" w:space="0"/>
+          <w:right w:val="none" w:color="000000" w:sz="4" w:space="0"/>
+        </w:pBdr>
+        <w:spacing/>
+        <w:ind w:right="0" w:firstLine="0" w:left="0"/>
+        <w:rPr>
+          <w14:ligatures w14:val="none"/>
+        </w:rPr>
+      </w:pPr>
+      <w:r>
+        <w:t xml:space="preserve">La elección de </w:t>
+      </w:r>
+      <w:r>
+        <w:t xml:space="preserve">GPLv3</w:t>
+      </w:r>
+      <w:r>
+        <w:t xml:space="preserve"> responde al compromiso del proyecto con la comunidad de software libre y los principios de código abierto que rigen el ecosistema de </w:t>
+      </w:r>
+      <w:r>
+        <w:t xml:space="preserve">Fedora Server</w:t>
+      </w:r>
+      <w:r>
+        <w:t xml:space="preserve">. Esta licencia garantiza cuatro libertades fundamentales para cualquier usuario o colaborador:</w:t>
+      </w:r>
+      <w:r/>
+    </w:p>
+    <w:p>
+      <w:pPr>
+        <w:pStyle w:val="926"/>
+        <w:numPr>
+          <w:ilvl w:val="0"/>
+          <w:numId w:val="27"/>
+        </w:numPr>
+        <w:pBdr>
+          <w:top w:val="none" w:color="000000" w:sz="4" w:space="0"/>
+          <w:left w:val="none" w:color="000000" w:sz="4" w:space="0"/>
+          <w:bottom w:val="none" w:color="000000" w:sz="4" w:space="0"/>
+          <w:right w:val="none" w:color="000000" w:sz="4" w:space="0"/>
+        </w:pBdr>
+        <w:spacing/>
+        <w:ind w:right="0"/>
+        <w:rPr/>
+      </w:pPr>
+      <w:r>
+        <w:rPr>
+          <w:rFonts w:ascii="Times New Roman" w:hAnsi="Times New Roman" w:eastAsia="Times New Roman" w:cs="Times New Roman"/>
+          <w:b/>
+          <w:color w:val="000000"/>
+          <w:sz w:val="24"/>
+        </w:rPr>
+        <w:t xml:space="preserve">Libertad de uso:</w:t>
+      </w:r>
+      <w:r>
+        <w:rPr>
+          <w:rFonts w:ascii="Times New Roman" w:hAnsi="Times New Roman" w:eastAsia="Times New Roman" w:cs="Times New Roman"/>
+          <w:color w:val="000000"/>
+          <w:sz w:val="24"/>
+        </w:rPr>
+        <w:t xml:space="preserve"> Puedes ejecutar los scripts para cualquier propósito (personal, educativo o profesional).</w:t>
+      </w:r>
+      <w:r/>
+    </w:p>
+    <w:p>
+      <w:pPr>
+        <w:pStyle w:val="926"/>
+        <w:numPr>
+          <w:ilvl w:val="0"/>
+          <w:numId w:val="27"/>
+        </w:numPr>
+        <w:pBdr>
+          <w:top w:val="none" w:color="000000" w:sz="4" w:space="0"/>
+          <w:left w:val="none" w:color="000000" w:sz="4" w:space="0"/>
+          <w:bottom w:val="none" w:color="000000" w:sz="4" w:space="0"/>
+          <w:right w:val="none" w:color="000000" w:sz="4" w:space="0"/>
+        </w:pBdr>
+        <w:spacing/>
+        <w:ind w:right="0"/>
+        <w:rPr/>
+      </w:pPr>
+      <w:r>
+        <w:rPr>
+          <w:rFonts w:ascii="Times New Roman" w:hAnsi="Times New Roman" w:eastAsia="Times New Roman" w:cs="Times New Roman"/>
+          <w:b/>
+          <w:color w:val="000000"/>
+          <w:sz w:val="24"/>
+        </w:rPr>
+        <w:t xml:space="preserve">Libertad de estudio:</w:t>
+      </w:r>
+      <w:r>
+        <w:rPr>
+          <w:rFonts w:ascii="Times New Roman" w:hAnsi="Times New Roman" w:eastAsia="Times New Roman" w:cs="Times New Roman"/>
+          <w:color w:val="000000"/>
+          <w:sz w:val="24"/>
+        </w:rPr>
+        <w:t xml:space="preserve"> Tienes acceso total al código fuente en GitHub para entender cómo se automatiza el servidor.</w:t>
+      </w:r>
+      <w:r/>
+    </w:p>
+    <w:p>
+      <w:pPr>
+        <w:pStyle w:val="926"/>
+        <w:numPr>
+          <w:ilvl w:val="0"/>
+          <w:numId w:val="27"/>
+        </w:numPr>
+        <w:pBdr>
+          <w:top w:val="none" w:color="000000" w:sz="4" w:space="0"/>
+          <w:left w:val="none" w:color="000000" w:sz="4" w:space="0"/>
+          <w:bottom w:val="none" w:color="000000" w:sz="4" w:space="0"/>
+          <w:right w:val="none" w:color="000000" w:sz="4" w:space="0"/>
+        </w:pBdr>
+        <w:spacing/>
+        <w:ind w:right="0"/>
+        <w:rPr/>
+      </w:pPr>
+      <w:r>
+        <w:rPr>
+          <w:rFonts w:ascii="Times New Roman" w:hAnsi="Times New Roman" w:eastAsia="Times New Roman" w:cs="Times New Roman"/>
+          <w:b/>
+          <w:color w:val="000000"/>
+          <w:sz w:val="24"/>
+        </w:rPr>
+        <w:t xml:space="preserve">Libertad de distribución:</w:t>
+      </w:r>
+      <w:r>
+        <w:rPr>
+          <w:rFonts w:ascii="Times New Roman" w:hAnsi="Times New Roman" w:eastAsia="Times New Roman" w:cs="Times New Roman"/>
+          <w:color w:val="000000"/>
+          <w:sz w:val="24"/>
+        </w:rPr>
+        <w:t xml:space="preserve"> Puedes copiar y compartir el repositorio con quien quieras.</w:t>
+      </w:r>
+      <w:r/>
+    </w:p>
+    <w:p>
+      <w:pPr>
+        <w:pStyle w:val="926"/>
+        <w:numPr>
+          <w:ilvl w:val="0"/>
+          <w:numId w:val="27"/>
+        </w:numPr>
+        <w:pBdr>
+          <w:top w:val="none" w:color="000000" w:sz="4" w:space="0"/>
+          <w:left w:val="none" w:color="000000" w:sz="4" w:space="0"/>
+          <w:bottom w:val="none" w:color="000000" w:sz="4" w:space="0"/>
+          <w:right w:val="none" w:color="000000" w:sz="4" w:space="0"/>
+        </w:pBdr>
+        <w:spacing/>
+        <w:ind w:right="0"/>
+        <w:rPr/>
+      </w:pPr>
+      <w:r>
+        <w:rPr>
+          <w:rFonts w:ascii="Times New Roman" w:hAnsi="Times New Roman" w:eastAsia="Times New Roman" w:cs="Times New Roman"/>
+          <w:b/>
+          <w:color w:val="000000"/>
+          <w:sz w:val="24"/>
+        </w:rPr>
+        <w:t xml:space="preserve">Libertad de mejora:</w:t>
+      </w:r>
+      <w:r>
+        <w:rPr>
+          <w:rFonts w:ascii="Times New Roman" w:hAnsi="Times New Roman" w:eastAsia="Times New Roman" w:cs="Times New Roman"/>
+          <w:color w:val="000000"/>
+          <w:sz w:val="24"/>
+        </w:rPr>
+        <w:t xml:space="preserve"> Puedes modificar el código para adaptarlo a tus necesidades (por ejemplo, añadir nuevos juegos a Podman o más alias en castellano).</w:t>
+      </w:r>
+      <w:r/>
+    </w:p>
+    <w:p>
+      <w:pPr>
+        <w:pStyle w:val="865"/>
+        <w:pBdr>
+          <w:top w:val="none" w:color="000000" w:sz="4" w:space="0"/>
+          <w:left w:val="none" w:color="000000" w:sz="4" w:space="0"/>
+          <w:bottom w:val="none" w:color="000000" w:sz="4" w:space="0"/>
+          <w:right w:val="none" w:color="000000" w:sz="4" w:space="0"/>
+        </w:pBdr>
+        <w:spacing/>
+        <w:ind w:right="0" w:firstLine="0" w:left="0"/>
+        <w:rPr/>
+      </w:pPr>
+      <w:r>
+        <w:rPr>
+          <w:rFonts w:ascii="Times New Roman" w:hAnsi="Times New Roman" w:eastAsia="Times New Roman" w:cs="Times New Roman"/>
+          <w:b/>
+          <w:color w:val="000000"/>
+          <w:sz w:val="28"/>
+        </w:rPr>
+        <w:t xml:space="preserve">⚠️ Copyleft Fuerte</w:t>
+      </w:r>
+      <w:r/>
+    </w:p>
+    <w:p>
+      <w:pPr>
+        <w:pBdr>
+          <w:top w:val="none" w:color="000000" w:sz="4" w:space="0"/>
+          <w:left w:val="none" w:color="000000" w:sz="4" w:space="0"/>
+          <w:bottom w:val="none" w:color="000000" w:sz="4" w:space="0"/>
+          <w:right w:val="none" w:color="000000" w:sz="4" w:space="0"/>
+        </w:pBdr>
+        <w:spacing/>
+        <w:ind w:right="0" w:firstLine="0" w:left="0"/>
+        <w:rPr/>
+      </w:pPr>
+      <w:r>
+        <w:rPr>
+          <w:rFonts w:ascii="Times New Roman" w:hAnsi="Times New Roman" w:eastAsia="Times New Roman" w:cs="Times New Roman"/>
+          <w:color w:val="000000"/>
+          <w:sz w:val="24"/>
+        </w:rPr>
+        <w:t xml:space="preserve">Es importante destacar que la GPL-3.0 es una licencia con </w:t>
+      </w:r>
+      <w:r>
+        <w:rPr>
+          <w:rFonts w:ascii="Times New Roman" w:hAnsi="Times New Roman" w:eastAsia="Times New Roman" w:cs="Times New Roman"/>
+          <w:b/>
+          <w:color w:val="000000"/>
+          <w:sz w:val="24"/>
+        </w:rPr>
+        <w:t xml:space="preserve">copyleft</w:t>
+      </w:r>
+      <w:r>
+        <w:rPr>
+          <w:rFonts w:ascii="Times New Roman" w:hAnsi="Times New Roman" w:eastAsia="Times New Roman" w:cs="Times New Roman"/>
+          <w:color w:val="000000"/>
+          <w:sz w:val="24"/>
+        </w:rPr>
+        <w:t xml:space="preserve">. Esto significa que cualquier trabajo derivado de estos scripts o cualquier versión modificada que se distribuya, debe ser liberada bajo esta misma licencia (GPL-3.0). De esta forma, garantizamos que las mejoras realizadas por la comunidad siempre vuelvan</w:t>
+      </w:r>
+      <w:r>
+        <w:rPr>
+          <w:rFonts w:ascii="Times New Roman" w:hAnsi="Times New Roman" w:eastAsia="Times New Roman" w:cs="Times New Roman"/>
+          <w:color w:val="000000"/>
+          <w:sz w:val="24"/>
+        </w:rPr>
+        <w:t xml:space="preserve"> a ser públicas.</w:t>
+      </w:r>
+      <w:r/>
+    </w:p>
+    <w:p>
+      <w:pPr>
+        <w:pStyle w:val="865"/>
+        <w:pBdr>
+          <w:top w:val="none" w:color="000000" w:sz="4" w:space="0"/>
+          <w:left w:val="none" w:color="000000" w:sz="4" w:space="0"/>
+          <w:bottom w:val="none" w:color="000000" w:sz="4" w:space="0"/>
+          <w:right w:val="none" w:color="000000" w:sz="4" w:space="0"/>
+        </w:pBdr>
+        <w:spacing/>
+        <w:ind w:right="0" w:firstLine="0" w:left="0"/>
+        <w:rPr/>
+      </w:pPr>
+      <w:r>
+        <w:rPr>
+          <w:rFonts w:ascii="Times New Roman" w:hAnsi="Times New Roman" w:eastAsia="Times New Roman" w:cs="Times New Roman"/>
+          <w:b/>
+          <w:color w:val="000000"/>
+          <w:sz w:val="28"/>
+        </w:rPr>
+        <w:t xml:space="preserve">🚫 Sin Garantía</w:t>
+      </w:r>
+      <w:r/>
+    </w:p>
+    <w:p>
+      <w:pPr>
+        <w:pBdr>
+          <w:top w:val="none" w:color="000000" w:sz="4" w:space="0"/>
+          <w:left w:val="none" w:color="000000" w:sz="4" w:space="0"/>
+          <w:bottom w:val="none" w:color="000000" w:sz="4" w:space="0"/>
+          <w:right w:val="none" w:color="000000" w:sz="4" w:space="0"/>
+        </w:pBdr>
+        <w:spacing/>
+        <w:ind w:right="0" w:firstLine="0" w:left="0"/>
+        <w:rPr/>
+      </w:pPr>
+      <w:r>
+        <w:rPr>
+          <w:rFonts w:ascii="Times New Roman" w:hAnsi="Times New Roman" w:eastAsia="Times New Roman" w:cs="Times New Roman"/>
+          <w:color w:val="000000"/>
+          <w:sz w:val="24"/>
+        </w:rPr>
+        <w:t xml:space="preserve">El software se proporciona "tal cual", sin garantías de ningún tipo. Dado que los scripts interactúan con configuraciones críticas del sistema (Samba, Firewalls, KVM), el usuario asume la responsabilidad de su ejecución en entornos de producción.</w:t>
+      </w:r>
+      <w:r/>
+    </w:p>
+    <w:p>
+      <w:pPr>
+        <w:pBdr/>
+        <w:spacing/>
+        <w:ind/>
+        <w:rPr/>
+      </w:pPr>
+      <w:r/>
+      <w:r/>
+      <w:r/>
+    </w:p>
+    <w:p>
+      <w:pPr>
+        <w:pStyle w:val="864"/>
+        <w:pBdr/>
+        <w:spacing/>
+        <w:ind/>
+        <w:rPr/>
+      </w:pPr>
+      <w:r/>
+      <w:bookmarkStart w:id="41" w:name="_Toc41"/>
       <w:r>
         <w:rPr>
           <w:highlight w:val="none"/>
         </w:rPr>
         <w:t xml:space="preserve">4. Desarrollo</w:t>
       </w:r>
+      <w:r/>
+      <w:bookmarkEnd w:id="41"/>
+      <w:r/>
       <w:r/>
     </w:p>
     <w:p>
@@ -2250,6 +4949,3222 @@
       <w:suff w:val="tab"/>
     </w:lvl>
   </w:abstractNum>
+  <w:abstractNum w:abstractNumId="5">
+    <w:nsid w:val="15F96986"/>
+    <w:lvl w:ilvl="0">
+      <w:isLgl w:val="false"/>
+      <w:lvlJc w:val="left"/>
+      <w:lvlText w:val="·"/>
+      <w:numFmt w:val="bullet"/>
+      <w:pPr>
+        <w:pBdr/>
+        <w:spacing/>
+        <w:ind w:hanging="360" w:left="709"/>
+      </w:pPr>
+      <w:rPr>
+        <w:rFonts w:hint="default" w:ascii="Symbol" w:hAnsi="Symbol" w:eastAsia="Symbol" w:cs="Symbol"/>
+      </w:rPr>
+      <w:start w:val="1"/>
+      <w:suff w:val="tab"/>
+    </w:lvl>
+    <w:lvl w:ilvl="1">
+      <w:isLgl w:val="false"/>
+      <w:lvlJc w:val="left"/>
+      <w:lvlText w:val="o"/>
+      <w:numFmt w:val="bullet"/>
+      <w:pPr>
+        <w:pBdr/>
+        <w:spacing/>
+        <w:ind w:hanging="360" w:left="1429"/>
+      </w:pPr>
+      <w:rPr>
+        <w:rFonts w:hint="default" w:ascii="Courier New" w:hAnsi="Courier New" w:eastAsia="Courier New" w:cs="Courier New"/>
+      </w:rPr>
+      <w:start w:val="1"/>
+      <w:suff w:val="tab"/>
+    </w:lvl>
+    <w:lvl w:ilvl="2">
+      <w:isLgl w:val="false"/>
+      <w:lvlJc w:val="left"/>
+      <w:lvlText w:val="§"/>
+      <w:numFmt w:val="bullet"/>
+      <w:pPr>
+        <w:pBdr/>
+        <w:spacing/>
+        <w:ind w:hanging="360" w:left="2149"/>
+      </w:pPr>
+      <w:rPr>
+        <w:rFonts w:hint="default" w:ascii="Wingdings" w:hAnsi="Wingdings" w:eastAsia="Wingdings" w:cs="Wingdings"/>
+      </w:rPr>
+      <w:start w:val="1"/>
+      <w:suff w:val="tab"/>
+    </w:lvl>
+    <w:lvl w:ilvl="3">
+      <w:isLgl w:val="false"/>
+      <w:lvlJc w:val="left"/>
+      <w:lvlText w:val="·"/>
+      <w:numFmt w:val="bullet"/>
+      <w:pPr>
+        <w:pBdr/>
+        <w:spacing/>
+        <w:ind w:hanging="360" w:left="2869"/>
+      </w:pPr>
+      <w:rPr>
+        <w:rFonts w:hint="default" w:ascii="Symbol" w:hAnsi="Symbol" w:eastAsia="Symbol" w:cs="Symbol"/>
+      </w:rPr>
+      <w:start w:val="1"/>
+      <w:suff w:val="tab"/>
+    </w:lvl>
+    <w:lvl w:ilvl="4">
+      <w:isLgl w:val="false"/>
+      <w:lvlJc w:val="left"/>
+      <w:lvlText w:val="o"/>
+      <w:numFmt w:val="bullet"/>
+      <w:pPr>
+        <w:pBdr/>
+        <w:spacing/>
+        <w:ind w:hanging="360" w:left="3589"/>
+      </w:pPr>
+      <w:rPr>
+        <w:rFonts w:hint="default" w:ascii="Courier New" w:hAnsi="Courier New" w:eastAsia="Courier New" w:cs="Courier New"/>
+      </w:rPr>
+      <w:start w:val="1"/>
+      <w:suff w:val="tab"/>
+    </w:lvl>
+    <w:lvl w:ilvl="5">
+      <w:isLgl w:val="false"/>
+      <w:lvlJc w:val="left"/>
+      <w:lvlText w:val="§"/>
+      <w:numFmt w:val="bullet"/>
+      <w:pPr>
+        <w:pBdr/>
+        <w:spacing/>
+        <w:ind w:hanging="360" w:left="4309"/>
+      </w:pPr>
+      <w:rPr>
+        <w:rFonts w:hint="default" w:ascii="Wingdings" w:hAnsi="Wingdings" w:eastAsia="Wingdings" w:cs="Wingdings"/>
+      </w:rPr>
+      <w:start w:val="1"/>
+      <w:suff w:val="tab"/>
+    </w:lvl>
+    <w:lvl w:ilvl="6">
+      <w:isLgl w:val="false"/>
+      <w:lvlJc w:val="left"/>
+      <w:lvlText w:val="·"/>
+      <w:numFmt w:val="bullet"/>
+      <w:pPr>
+        <w:pBdr/>
+        <w:spacing/>
+        <w:ind w:hanging="360" w:left="5029"/>
+      </w:pPr>
+      <w:rPr>
+        <w:rFonts w:hint="default" w:ascii="Symbol" w:hAnsi="Symbol" w:eastAsia="Symbol" w:cs="Symbol"/>
+      </w:rPr>
+      <w:start w:val="1"/>
+      <w:suff w:val="tab"/>
+    </w:lvl>
+    <w:lvl w:ilvl="7">
+      <w:isLgl w:val="false"/>
+      <w:lvlJc w:val="left"/>
+      <w:lvlText w:val="o"/>
+      <w:numFmt w:val="bullet"/>
+      <w:pPr>
+        <w:pBdr/>
+        <w:spacing/>
+        <w:ind w:hanging="360" w:left="5749"/>
+      </w:pPr>
+      <w:rPr>
+        <w:rFonts w:hint="default" w:ascii="Courier New" w:hAnsi="Courier New" w:eastAsia="Courier New" w:cs="Courier New"/>
+      </w:rPr>
+      <w:start w:val="1"/>
+      <w:suff w:val="tab"/>
+    </w:lvl>
+    <w:lvl w:ilvl="8">
+      <w:isLgl w:val="false"/>
+      <w:lvlJc w:val="left"/>
+      <w:lvlText w:val="§"/>
+      <w:numFmt w:val="bullet"/>
+      <w:pPr>
+        <w:pBdr/>
+        <w:spacing/>
+        <w:ind w:hanging="360" w:left="6469"/>
+      </w:pPr>
+      <w:rPr>
+        <w:rFonts w:hint="default" w:ascii="Wingdings" w:hAnsi="Wingdings" w:eastAsia="Wingdings" w:cs="Wingdings"/>
+      </w:rPr>
+      <w:start w:val="1"/>
+      <w:suff w:val="tab"/>
+    </w:lvl>
+  </w:abstractNum>
+  <w:abstractNum w:abstractNumId="6">
+    <w:nsid w:val="58A3959B"/>
+    <w:lvl w:ilvl="0">
+      <w:isLgl w:val="false"/>
+      <w:lvlJc w:val="left"/>
+      <w:lvlText w:val="·"/>
+      <w:numFmt w:val="bullet"/>
+      <w:pPr>
+        <w:pBdr/>
+        <w:spacing/>
+        <w:ind w:hanging="360" w:left="709"/>
+      </w:pPr>
+      <w:rPr>
+        <w:rFonts w:hint="default" w:ascii="Symbol" w:hAnsi="Symbol" w:eastAsia="Symbol" w:cs="Symbol"/>
+      </w:rPr>
+      <w:start w:val="1"/>
+      <w:suff w:val="tab"/>
+    </w:lvl>
+    <w:lvl w:ilvl="1">
+      <w:isLgl w:val="false"/>
+      <w:lvlJc w:val="left"/>
+      <w:lvlText w:val="o"/>
+      <w:numFmt w:val="bullet"/>
+      <w:pPr>
+        <w:pBdr/>
+        <w:spacing/>
+        <w:ind w:hanging="360" w:left="1429"/>
+      </w:pPr>
+      <w:rPr>
+        <w:rFonts w:hint="default" w:ascii="Courier New" w:hAnsi="Courier New" w:eastAsia="Courier New" w:cs="Courier New"/>
+      </w:rPr>
+      <w:start w:val="1"/>
+      <w:suff w:val="tab"/>
+    </w:lvl>
+    <w:lvl w:ilvl="2">
+      <w:isLgl w:val="false"/>
+      <w:lvlJc w:val="left"/>
+      <w:lvlText w:val="§"/>
+      <w:numFmt w:val="bullet"/>
+      <w:pPr>
+        <w:pBdr/>
+        <w:spacing/>
+        <w:ind w:hanging="360" w:left="2149"/>
+      </w:pPr>
+      <w:rPr>
+        <w:rFonts w:hint="default" w:ascii="Wingdings" w:hAnsi="Wingdings" w:eastAsia="Wingdings" w:cs="Wingdings"/>
+      </w:rPr>
+      <w:start w:val="1"/>
+      <w:suff w:val="tab"/>
+    </w:lvl>
+    <w:lvl w:ilvl="3">
+      <w:isLgl w:val="false"/>
+      <w:lvlJc w:val="left"/>
+      <w:lvlText w:val="·"/>
+      <w:numFmt w:val="bullet"/>
+      <w:pPr>
+        <w:pBdr/>
+        <w:spacing/>
+        <w:ind w:hanging="360" w:left="2869"/>
+      </w:pPr>
+      <w:rPr>
+        <w:rFonts w:hint="default" w:ascii="Symbol" w:hAnsi="Symbol" w:eastAsia="Symbol" w:cs="Symbol"/>
+      </w:rPr>
+      <w:start w:val="1"/>
+      <w:suff w:val="tab"/>
+    </w:lvl>
+    <w:lvl w:ilvl="4">
+      <w:isLgl w:val="false"/>
+      <w:lvlJc w:val="left"/>
+      <w:lvlText w:val="o"/>
+      <w:numFmt w:val="bullet"/>
+      <w:pPr>
+        <w:pBdr/>
+        <w:spacing/>
+        <w:ind w:hanging="360" w:left="3589"/>
+      </w:pPr>
+      <w:rPr>
+        <w:rFonts w:hint="default" w:ascii="Courier New" w:hAnsi="Courier New" w:eastAsia="Courier New" w:cs="Courier New"/>
+      </w:rPr>
+      <w:start w:val="1"/>
+      <w:suff w:val="tab"/>
+    </w:lvl>
+    <w:lvl w:ilvl="5">
+      <w:isLgl w:val="false"/>
+      <w:lvlJc w:val="left"/>
+      <w:lvlText w:val="§"/>
+      <w:numFmt w:val="bullet"/>
+      <w:pPr>
+        <w:pBdr/>
+        <w:spacing/>
+        <w:ind w:hanging="360" w:left="4309"/>
+      </w:pPr>
+      <w:rPr>
+        <w:rFonts w:hint="default" w:ascii="Wingdings" w:hAnsi="Wingdings" w:eastAsia="Wingdings" w:cs="Wingdings"/>
+      </w:rPr>
+      <w:start w:val="1"/>
+      <w:suff w:val="tab"/>
+    </w:lvl>
+    <w:lvl w:ilvl="6">
+      <w:isLgl w:val="false"/>
+      <w:lvlJc w:val="left"/>
+      <w:lvlText w:val="·"/>
+      <w:numFmt w:val="bullet"/>
+      <w:pPr>
+        <w:pBdr/>
+        <w:spacing/>
+        <w:ind w:hanging="360" w:left="5029"/>
+      </w:pPr>
+      <w:rPr>
+        <w:rFonts w:hint="default" w:ascii="Symbol" w:hAnsi="Symbol" w:eastAsia="Symbol" w:cs="Symbol"/>
+      </w:rPr>
+      <w:start w:val="1"/>
+      <w:suff w:val="tab"/>
+    </w:lvl>
+    <w:lvl w:ilvl="7">
+      <w:isLgl w:val="false"/>
+      <w:lvlJc w:val="left"/>
+      <w:lvlText w:val="o"/>
+      <w:numFmt w:val="bullet"/>
+      <w:pPr>
+        <w:pBdr/>
+        <w:spacing/>
+        <w:ind w:hanging="360" w:left="5749"/>
+      </w:pPr>
+      <w:rPr>
+        <w:rFonts w:hint="default" w:ascii="Courier New" w:hAnsi="Courier New" w:eastAsia="Courier New" w:cs="Courier New"/>
+      </w:rPr>
+      <w:start w:val="1"/>
+      <w:suff w:val="tab"/>
+    </w:lvl>
+    <w:lvl w:ilvl="8">
+      <w:isLgl w:val="false"/>
+      <w:lvlJc w:val="left"/>
+      <w:lvlText w:val="§"/>
+      <w:numFmt w:val="bullet"/>
+      <w:pPr>
+        <w:pBdr/>
+        <w:spacing/>
+        <w:ind w:hanging="360" w:left="6469"/>
+      </w:pPr>
+      <w:rPr>
+        <w:rFonts w:hint="default" w:ascii="Wingdings" w:hAnsi="Wingdings" w:eastAsia="Wingdings" w:cs="Wingdings"/>
+      </w:rPr>
+      <w:start w:val="1"/>
+      <w:suff w:val="tab"/>
+    </w:lvl>
+  </w:abstractNum>
+  <w:abstractNum w:abstractNumId="7">
+    <w:nsid w:val="1B08B6D8"/>
+    <w:lvl w:ilvl="0">
+      <w:isLgl w:val="false"/>
+      <w:lvlJc w:val="left"/>
+      <w:lvlText w:val="·"/>
+      <w:numFmt w:val="bullet"/>
+      <w:pPr>
+        <w:pBdr/>
+        <w:spacing/>
+        <w:ind w:hanging="360" w:left="709"/>
+      </w:pPr>
+      <w:rPr>
+        <w:rFonts w:hint="default" w:ascii="Symbol" w:hAnsi="Symbol" w:eastAsia="Symbol" w:cs="Symbol"/>
+      </w:rPr>
+      <w:start w:val="1"/>
+      <w:suff w:val="tab"/>
+    </w:lvl>
+    <w:lvl w:ilvl="1">
+      <w:isLgl w:val="false"/>
+      <w:lvlJc w:val="left"/>
+      <w:lvlText w:val="o"/>
+      <w:numFmt w:val="bullet"/>
+      <w:pPr>
+        <w:pBdr/>
+        <w:spacing/>
+        <w:ind w:hanging="360" w:left="1429"/>
+      </w:pPr>
+      <w:rPr>
+        <w:rFonts w:hint="default" w:ascii="Courier New" w:hAnsi="Courier New" w:eastAsia="Courier New" w:cs="Courier New"/>
+      </w:rPr>
+      <w:start w:val="1"/>
+      <w:suff w:val="tab"/>
+    </w:lvl>
+    <w:lvl w:ilvl="2">
+      <w:isLgl w:val="false"/>
+      <w:lvlJc w:val="left"/>
+      <w:lvlText w:val="§"/>
+      <w:numFmt w:val="bullet"/>
+      <w:pPr>
+        <w:pBdr/>
+        <w:spacing/>
+        <w:ind w:hanging="360" w:left="2149"/>
+      </w:pPr>
+      <w:rPr>
+        <w:rFonts w:hint="default" w:ascii="Wingdings" w:hAnsi="Wingdings" w:eastAsia="Wingdings" w:cs="Wingdings"/>
+      </w:rPr>
+      <w:start w:val="1"/>
+      <w:suff w:val="tab"/>
+    </w:lvl>
+    <w:lvl w:ilvl="3">
+      <w:isLgl w:val="false"/>
+      <w:lvlJc w:val="left"/>
+      <w:lvlText w:val="·"/>
+      <w:numFmt w:val="bullet"/>
+      <w:pPr>
+        <w:pBdr/>
+        <w:spacing/>
+        <w:ind w:hanging="360" w:left="2869"/>
+      </w:pPr>
+      <w:rPr>
+        <w:rFonts w:hint="default" w:ascii="Symbol" w:hAnsi="Symbol" w:eastAsia="Symbol" w:cs="Symbol"/>
+      </w:rPr>
+      <w:start w:val="1"/>
+      <w:suff w:val="tab"/>
+    </w:lvl>
+    <w:lvl w:ilvl="4">
+      <w:isLgl w:val="false"/>
+      <w:lvlJc w:val="left"/>
+      <w:lvlText w:val="o"/>
+      <w:numFmt w:val="bullet"/>
+      <w:pPr>
+        <w:pBdr/>
+        <w:spacing/>
+        <w:ind w:hanging="360" w:left="3589"/>
+      </w:pPr>
+      <w:rPr>
+        <w:rFonts w:hint="default" w:ascii="Courier New" w:hAnsi="Courier New" w:eastAsia="Courier New" w:cs="Courier New"/>
+      </w:rPr>
+      <w:start w:val="1"/>
+      <w:suff w:val="tab"/>
+    </w:lvl>
+    <w:lvl w:ilvl="5">
+      <w:isLgl w:val="false"/>
+      <w:lvlJc w:val="left"/>
+      <w:lvlText w:val="§"/>
+      <w:numFmt w:val="bullet"/>
+      <w:pPr>
+        <w:pBdr/>
+        <w:spacing/>
+        <w:ind w:hanging="360" w:left="4309"/>
+      </w:pPr>
+      <w:rPr>
+        <w:rFonts w:hint="default" w:ascii="Wingdings" w:hAnsi="Wingdings" w:eastAsia="Wingdings" w:cs="Wingdings"/>
+      </w:rPr>
+      <w:start w:val="1"/>
+      <w:suff w:val="tab"/>
+    </w:lvl>
+    <w:lvl w:ilvl="6">
+      <w:isLgl w:val="false"/>
+      <w:lvlJc w:val="left"/>
+      <w:lvlText w:val="·"/>
+      <w:numFmt w:val="bullet"/>
+      <w:pPr>
+        <w:pBdr/>
+        <w:spacing/>
+        <w:ind w:hanging="360" w:left="5029"/>
+      </w:pPr>
+      <w:rPr>
+        <w:rFonts w:hint="default" w:ascii="Symbol" w:hAnsi="Symbol" w:eastAsia="Symbol" w:cs="Symbol"/>
+      </w:rPr>
+      <w:start w:val="1"/>
+      <w:suff w:val="tab"/>
+    </w:lvl>
+    <w:lvl w:ilvl="7">
+      <w:isLgl w:val="false"/>
+      <w:lvlJc w:val="left"/>
+      <w:lvlText w:val="o"/>
+      <w:numFmt w:val="bullet"/>
+      <w:pPr>
+        <w:pBdr/>
+        <w:spacing/>
+        <w:ind w:hanging="360" w:left="5749"/>
+      </w:pPr>
+      <w:rPr>
+        <w:rFonts w:hint="default" w:ascii="Courier New" w:hAnsi="Courier New" w:eastAsia="Courier New" w:cs="Courier New"/>
+      </w:rPr>
+      <w:start w:val="1"/>
+      <w:suff w:val="tab"/>
+    </w:lvl>
+    <w:lvl w:ilvl="8">
+      <w:isLgl w:val="false"/>
+      <w:lvlJc w:val="left"/>
+      <w:lvlText w:val="§"/>
+      <w:numFmt w:val="bullet"/>
+      <w:pPr>
+        <w:pBdr/>
+        <w:spacing/>
+        <w:ind w:hanging="360" w:left="6469"/>
+      </w:pPr>
+      <w:rPr>
+        <w:rFonts w:hint="default" w:ascii="Wingdings" w:hAnsi="Wingdings" w:eastAsia="Wingdings" w:cs="Wingdings"/>
+      </w:rPr>
+      <w:start w:val="1"/>
+      <w:suff w:val="tab"/>
+    </w:lvl>
+  </w:abstractNum>
+  <w:abstractNum w:abstractNumId="8">
+    <w:nsid w:val="56502E05"/>
+    <w:lvl w:ilvl="0">
+      <w:isLgl w:val="false"/>
+      <w:lvlJc w:val="left"/>
+      <w:lvlText w:val="·"/>
+      <w:numFmt w:val="bullet"/>
+      <w:pPr>
+        <w:pBdr/>
+        <w:spacing/>
+        <w:ind w:hanging="360" w:left="720"/>
+      </w:pPr>
+      <w:rPr>
+        <w:rFonts w:hint="default" w:ascii="Symbol" w:hAnsi="Symbol" w:eastAsia="Symbol" w:cs="Symbol"/>
+      </w:rPr>
+      <w:start w:val="1"/>
+      <w:suff w:val="tab"/>
+    </w:lvl>
+    <w:lvl w:ilvl="1">
+      <w:isLgl w:val="false"/>
+      <w:lvlJc w:val="left"/>
+      <w:lvlText w:val="o"/>
+      <w:numFmt w:val="bullet"/>
+      <w:pPr>
+        <w:pBdr/>
+        <w:spacing/>
+        <w:ind w:hanging="360" w:left="1440"/>
+      </w:pPr>
+      <w:rPr>
+        <w:rFonts w:hint="default" w:ascii="Courier New" w:hAnsi="Courier New" w:eastAsia="Courier New" w:cs="Courier New"/>
+      </w:rPr>
+      <w:start w:val="1"/>
+      <w:suff w:val="tab"/>
+    </w:lvl>
+    <w:lvl w:ilvl="2">
+      <w:isLgl w:val="false"/>
+      <w:lvlJc w:val="left"/>
+      <w:lvlText w:val="§"/>
+      <w:numFmt w:val="bullet"/>
+      <w:pPr>
+        <w:pBdr/>
+        <w:spacing/>
+        <w:ind w:hanging="360" w:left="2160"/>
+      </w:pPr>
+      <w:rPr>
+        <w:rFonts w:hint="default" w:ascii="Wingdings" w:hAnsi="Wingdings" w:eastAsia="Wingdings" w:cs="Wingdings"/>
+      </w:rPr>
+      <w:start w:val="1"/>
+      <w:suff w:val="tab"/>
+    </w:lvl>
+    <w:lvl w:ilvl="3">
+      <w:isLgl w:val="false"/>
+      <w:lvlJc w:val="left"/>
+      <w:lvlText w:val="·"/>
+      <w:numFmt w:val="bullet"/>
+      <w:pPr>
+        <w:pBdr/>
+        <w:spacing/>
+        <w:ind w:hanging="360" w:left="2880"/>
+      </w:pPr>
+      <w:rPr>
+        <w:rFonts w:hint="default" w:ascii="Symbol" w:hAnsi="Symbol" w:eastAsia="Symbol" w:cs="Symbol"/>
+      </w:rPr>
+      <w:start w:val="1"/>
+      <w:suff w:val="tab"/>
+    </w:lvl>
+    <w:lvl w:ilvl="4">
+      <w:isLgl w:val="false"/>
+      <w:lvlJc w:val="left"/>
+      <w:lvlText w:val="o"/>
+      <w:numFmt w:val="bullet"/>
+      <w:pPr>
+        <w:pBdr/>
+        <w:spacing/>
+        <w:ind w:hanging="360" w:left="3600"/>
+      </w:pPr>
+      <w:rPr>
+        <w:rFonts w:hint="default" w:ascii="Courier New" w:hAnsi="Courier New" w:eastAsia="Courier New" w:cs="Courier New"/>
+      </w:rPr>
+      <w:start w:val="1"/>
+      <w:suff w:val="tab"/>
+    </w:lvl>
+    <w:lvl w:ilvl="5">
+      <w:isLgl w:val="false"/>
+      <w:lvlJc w:val="left"/>
+      <w:lvlText w:val="§"/>
+      <w:numFmt w:val="bullet"/>
+      <w:pPr>
+        <w:pBdr/>
+        <w:spacing/>
+        <w:ind w:hanging="360" w:left="4320"/>
+      </w:pPr>
+      <w:rPr>
+        <w:rFonts w:hint="default" w:ascii="Wingdings" w:hAnsi="Wingdings" w:eastAsia="Wingdings" w:cs="Wingdings"/>
+      </w:rPr>
+      <w:start w:val="1"/>
+      <w:suff w:val="tab"/>
+    </w:lvl>
+    <w:lvl w:ilvl="6">
+      <w:isLgl w:val="false"/>
+      <w:lvlJc w:val="left"/>
+      <w:lvlText w:val="·"/>
+      <w:numFmt w:val="bullet"/>
+      <w:pPr>
+        <w:pBdr/>
+        <w:spacing/>
+        <w:ind w:hanging="360" w:left="5040"/>
+      </w:pPr>
+      <w:rPr>
+        <w:rFonts w:hint="default" w:ascii="Symbol" w:hAnsi="Symbol" w:eastAsia="Symbol" w:cs="Symbol"/>
+      </w:rPr>
+      <w:start w:val="1"/>
+      <w:suff w:val="tab"/>
+    </w:lvl>
+    <w:lvl w:ilvl="7">
+      <w:isLgl w:val="false"/>
+      <w:lvlJc w:val="left"/>
+      <w:lvlText w:val="o"/>
+      <w:numFmt w:val="bullet"/>
+      <w:pPr>
+        <w:pBdr/>
+        <w:spacing/>
+        <w:ind w:hanging="360" w:left="5760"/>
+      </w:pPr>
+      <w:rPr>
+        <w:rFonts w:hint="default" w:ascii="Courier New" w:hAnsi="Courier New" w:eastAsia="Courier New" w:cs="Courier New"/>
+      </w:rPr>
+      <w:start w:val="1"/>
+      <w:suff w:val="tab"/>
+    </w:lvl>
+    <w:lvl w:ilvl="8">
+      <w:isLgl w:val="false"/>
+      <w:lvlJc w:val="left"/>
+      <w:lvlText w:val="§"/>
+      <w:numFmt w:val="bullet"/>
+      <w:pPr>
+        <w:pBdr/>
+        <w:spacing/>
+        <w:ind w:hanging="360" w:left="6480"/>
+      </w:pPr>
+      <w:rPr>
+        <w:rFonts w:hint="default" w:ascii="Wingdings" w:hAnsi="Wingdings" w:eastAsia="Wingdings" w:cs="Wingdings"/>
+      </w:rPr>
+      <w:start w:val="1"/>
+      <w:suff w:val="tab"/>
+    </w:lvl>
+  </w:abstractNum>
+  <w:abstractNum w:abstractNumId="9">
+    <w:nsid w:val="4C9AB96C"/>
+    <w:lvl w:ilvl="0">
+      <w:isLgl w:val="false"/>
+      <w:lvlJc w:val="left"/>
+      <w:lvlText w:val="·"/>
+      <w:numFmt w:val="bullet"/>
+      <w:pPr>
+        <w:pBdr/>
+        <w:spacing/>
+        <w:ind w:hanging="360" w:left="709"/>
+      </w:pPr>
+      <w:rPr>
+        <w:rFonts w:hint="default" w:ascii="Symbol" w:hAnsi="Symbol" w:eastAsia="Symbol" w:cs="Symbol"/>
+      </w:rPr>
+      <w:start w:val="1"/>
+      <w:suff w:val="tab"/>
+    </w:lvl>
+    <w:lvl w:ilvl="1">
+      <w:isLgl w:val="false"/>
+      <w:lvlJc w:val="left"/>
+      <w:lvlText w:val="o"/>
+      <w:numFmt w:val="bullet"/>
+      <w:pPr>
+        <w:pBdr/>
+        <w:spacing/>
+        <w:ind w:hanging="360" w:left="1429"/>
+      </w:pPr>
+      <w:rPr>
+        <w:rFonts w:hint="default" w:ascii="Courier New" w:hAnsi="Courier New" w:eastAsia="Courier New" w:cs="Courier New"/>
+      </w:rPr>
+      <w:start w:val="1"/>
+      <w:suff w:val="tab"/>
+    </w:lvl>
+    <w:lvl w:ilvl="2">
+      <w:isLgl w:val="false"/>
+      <w:lvlJc w:val="left"/>
+      <w:lvlText w:val="§"/>
+      <w:numFmt w:val="bullet"/>
+      <w:pPr>
+        <w:pBdr/>
+        <w:spacing/>
+        <w:ind w:hanging="360" w:left="2149"/>
+      </w:pPr>
+      <w:rPr>
+        <w:rFonts w:hint="default" w:ascii="Wingdings" w:hAnsi="Wingdings" w:eastAsia="Wingdings" w:cs="Wingdings"/>
+      </w:rPr>
+      <w:start w:val="1"/>
+      <w:suff w:val="tab"/>
+    </w:lvl>
+    <w:lvl w:ilvl="3">
+      <w:isLgl w:val="false"/>
+      <w:lvlJc w:val="left"/>
+      <w:lvlText w:val="·"/>
+      <w:numFmt w:val="bullet"/>
+      <w:pPr>
+        <w:pBdr/>
+        <w:spacing/>
+        <w:ind w:hanging="360" w:left="2869"/>
+      </w:pPr>
+      <w:rPr>
+        <w:rFonts w:hint="default" w:ascii="Symbol" w:hAnsi="Symbol" w:eastAsia="Symbol" w:cs="Symbol"/>
+      </w:rPr>
+      <w:start w:val="1"/>
+      <w:suff w:val="tab"/>
+    </w:lvl>
+    <w:lvl w:ilvl="4">
+      <w:isLgl w:val="false"/>
+      <w:lvlJc w:val="left"/>
+      <w:lvlText w:val="o"/>
+      <w:numFmt w:val="bullet"/>
+      <w:pPr>
+        <w:pBdr/>
+        <w:spacing/>
+        <w:ind w:hanging="360" w:left="3589"/>
+      </w:pPr>
+      <w:rPr>
+        <w:rFonts w:hint="default" w:ascii="Courier New" w:hAnsi="Courier New" w:eastAsia="Courier New" w:cs="Courier New"/>
+      </w:rPr>
+      <w:start w:val="1"/>
+      <w:suff w:val="tab"/>
+    </w:lvl>
+    <w:lvl w:ilvl="5">
+      <w:isLgl w:val="false"/>
+      <w:lvlJc w:val="left"/>
+      <w:lvlText w:val="§"/>
+      <w:numFmt w:val="bullet"/>
+      <w:pPr>
+        <w:pBdr/>
+        <w:spacing/>
+        <w:ind w:hanging="360" w:left="4309"/>
+      </w:pPr>
+      <w:rPr>
+        <w:rFonts w:hint="default" w:ascii="Wingdings" w:hAnsi="Wingdings" w:eastAsia="Wingdings" w:cs="Wingdings"/>
+      </w:rPr>
+      <w:start w:val="1"/>
+      <w:suff w:val="tab"/>
+    </w:lvl>
+    <w:lvl w:ilvl="6">
+      <w:isLgl w:val="false"/>
+      <w:lvlJc w:val="left"/>
+      <w:lvlText w:val="·"/>
+      <w:numFmt w:val="bullet"/>
+      <w:pPr>
+        <w:pBdr/>
+        <w:spacing/>
+        <w:ind w:hanging="360" w:left="5029"/>
+      </w:pPr>
+      <w:rPr>
+        <w:rFonts w:hint="default" w:ascii="Symbol" w:hAnsi="Symbol" w:eastAsia="Symbol" w:cs="Symbol"/>
+      </w:rPr>
+      <w:start w:val="1"/>
+      <w:suff w:val="tab"/>
+    </w:lvl>
+    <w:lvl w:ilvl="7">
+      <w:isLgl w:val="false"/>
+      <w:lvlJc w:val="left"/>
+      <w:lvlText w:val="o"/>
+      <w:numFmt w:val="bullet"/>
+      <w:pPr>
+        <w:pBdr/>
+        <w:spacing/>
+        <w:ind w:hanging="360" w:left="5749"/>
+      </w:pPr>
+      <w:rPr>
+        <w:rFonts w:hint="default" w:ascii="Courier New" w:hAnsi="Courier New" w:eastAsia="Courier New" w:cs="Courier New"/>
+      </w:rPr>
+      <w:start w:val="1"/>
+      <w:suff w:val="tab"/>
+    </w:lvl>
+    <w:lvl w:ilvl="8">
+      <w:isLgl w:val="false"/>
+      <w:lvlJc w:val="left"/>
+      <w:lvlText w:val="§"/>
+      <w:numFmt w:val="bullet"/>
+      <w:pPr>
+        <w:pBdr/>
+        <w:spacing/>
+        <w:ind w:hanging="360" w:left="6469"/>
+      </w:pPr>
+      <w:rPr>
+        <w:rFonts w:hint="default" w:ascii="Wingdings" w:hAnsi="Wingdings" w:eastAsia="Wingdings" w:cs="Wingdings"/>
+      </w:rPr>
+      <w:start w:val="1"/>
+      <w:suff w:val="tab"/>
+    </w:lvl>
+  </w:abstractNum>
+  <w:abstractNum w:abstractNumId="10">
+    <w:nsid w:val="68504BE5"/>
+    <w:lvl w:ilvl="0">
+      <w:isLgl w:val="false"/>
+      <w:lvlJc w:val="left"/>
+      <w:lvlText w:val="·"/>
+      <w:numFmt w:val="bullet"/>
+      <w:pPr>
+        <w:pBdr/>
+        <w:spacing/>
+        <w:ind w:hanging="360" w:left="709"/>
+      </w:pPr>
+      <w:rPr>
+        <w:rFonts w:hint="default" w:ascii="Symbol" w:hAnsi="Symbol" w:eastAsia="Symbol" w:cs="Symbol"/>
+      </w:rPr>
+      <w:start w:val="1"/>
+      <w:suff w:val="tab"/>
+    </w:lvl>
+    <w:lvl w:ilvl="1">
+      <w:isLgl w:val="false"/>
+      <w:lvlJc w:val="left"/>
+      <w:lvlText w:val="o"/>
+      <w:numFmt w:val="bullet"/>
+      <w:pPr>
+        <w:pBdr/>
+        <w:spacing/>
+        <w:ind w:hanging="360" w:left="1440"/>
+      </w:pPr>
+      <w:rPr>
+        <w:rFonts w:hint="default" w:ascii="Courier New" w:hAnsi="Courier New" w:eastAsia="Courier New" w:cs="Courier New"/>
+      </w:rPr>
+      <w:start w:val="1"/>
+      <w:suff w:val="tab"/>
+    </w:lvl>
+    <w:lvl w:ilvl="2">
+      <w:isLgl w:val="false"/>
+      <w:lvlJc w:val="left"/>
+      <w:lvlText w:val="§"/>
+      <w:numFmt w:val="bullet"/>
+      <w:pPr>
+        <w:pBdr/>
+        <w:spacing/>
+        <w:ind w:hanging="360" w:left="2160"/>
+      </w:pPr>
+      <w:rPr>
+        <w:rFonts w:hint="default" w:ascii="Wingdings" w:hAnsi="Wingdings" w:eastAsia="Wingdings" w:cs="Wingdings"/>
+      </w:rPr>
+      <w:start w:val="1"/>
+      <w:suff w:val="tab"/>
+    </w:lvl>
+    <w:lvl w:ilvl="3">
+      <w:isLgl w:val="false"/>
+      <w:lvlJc w:val="left"/>
+      <w:lvlText w:val="·"/>
+      <w:numFmt w:val="bullet"/>
+      <w:pPr>
+        <w:pBdr/>
+        <w:spacing/>
+        <w:ind w:hanging="360" w:left="2880"/>
+      </w:pPr>
+      <w:rPr>
+        <w:rFonts w:hint="default" w:ascii="Symbol" w:hAnsi="Symbol" w:eastAsia="Symbol" w:cs="Symbol"/>
+      </w:rPr>
+      <w:start w:val="1"/>
+      <w:suff w:val="tab"/>
+    </w:lvl>
+    <w:lvl w:ilvl="4">
+      <w:isLgl w:val="false"/>
+      <w:lvlJc w:val="left"/>
+      <w:lvlText w:val="o"/>
+      <w:numFmt w:val="bullet"/>
+      <w:pPr>
+        <w:pBdr/>
+        <w:spacing/>
+        <w:ind w:hanging="360" w:left="3600"/>
+      </w:pPr>
+      <w:rPr>
+        <w:rFonts w:hint="default" w:ascii="Courier New" w:hAnsi="Courier New" w:eastAsia="Courier New" w:cs="Courier New"/>
+      </w:rPr>
+      <w:start w:val="1"/>
+      <w:suff w:val="tab"/>
+    </w:lvl>
+    <w:lvl w:ilvl="5">
+      <w:isLgl w:val="false"/>
+      <w:lvlJc w:val="left"/>
+      <w:lvlText w:val="§"/>
+      <w:numFmt w:val="bullet"/>
+      <w:pPr>
+        <w:pBdr/>
+        <w:spacing/>
+        <w:ind w:hanging="360" w:left="4320"/>
+      </w:pPr>
+      <w:rPr>
+        <w:rFonts w:hint="default" w:ascii="Wingdings" w:hAnsi="Wingdings" w:eastAsia="Wingdings" w:cs="Wingdings"/>
+      </w:rPr>
+      <w:start w:val="1"/>
+      <w:suff w:val="tab"/>
+    </w:lvl>
+    <w:lvl w:ilvl="6">
+      <w:isLgl w:val="false"/>
+      <w:lvlJc w:val="left"/>
+      <w:lvlText w:val="·"/>
+      <w:numFmt w:val="bullet"/>
+      <w:pPr>
+        <w:pBdr/>
+        <w:spacing/>
+        <w:ind w:hanging="360" w:left="5040"/>
+      </w:pPr>
+      <w:rPr>
+        <w:rFonts w:hint="default" w:ascii="Symbol" w:hAnsi="Symbol" w:eastAsia="Symbol" w:cs="Symbol"/>
+      </w:rPr>
+      <w:start w:val="1"/>
+      <w:suff w:val="tab"/>
+    </w:lvl>
+    <w:lvl w:ilvl="7">
+      <w:isLgl w:val="false"/>
+      <w:lvlJc w:val="left"/>
+      <w:lvlText w:val="o"/>
+      <w:numFmt w:val="bullet"/>
+      <w:pPr>
+        <w:pBdr/>
+        <w:spacing/>
+        <w:ind w:hanging="360" w:left="5760"/>
+      </w:pPr>
+      <w:rPr>
+        <w:rFonts w:hint="default" w:ascii="Courier New" w:hAnsi="Courier New" w:eastAsia="Courier New" w:cs="Courier New"/>
+      </w:rPr>
+      <w:start w:val="1"/>
+      <w:suff w:val="tab"/>
+    </w:lvl>
+    <w:lvl w:ilvl="8">
+      <w:isLgl w:val="false"/>
+      <w:lvlJc w:val="left"/>
+      <w:lvlText w:val="§"/>
+      <w:numFmt w:val="bullet"/>
+      <w:pPr>
+        <w:pBdr/>
+        <w:spacing/>
+        <w:ind w:hanging="360" w:left="6480"/>
+      </w:pPr>
+      <w:rPr>
+        <w:rFonts w:hint="default" w:ascii="Wingdings" w:hAnsi="Wingdings" w:eastAsia="Wingdings" w:cs="Wingdings"/>
+      </w:rPr>
+      <w:start w:val="1"/>
+      <w:suff w:val="tab"/>
+    </w:lvl>
+  </w:abstractNum>
+  <w:abstractNum w:abstractNumId="11">
+    <w:nsid w:val="184E0979"/>
+    <w:lvl w:ilvl="0">
+      <w:isLgl w:val="false"/>
+      <w:lvlJc w:val="left"/>
+      <w:lvlText w:val="·"/>
+      <w:numFmt w:val="bullet"/>
+      <w:pPr>
+        <w:pBdr/>
+        <w:spacing/>
+        <w:ind w:hanging="360" w:left="709"/>
+      </w:pPr>
+      <w:rPr>
+        <w:rFonts w:hint="default" w:ascii="Symbol" w:hAnsi="Symbol" w:eastAsia="Symbol" w:cs="Symbol"/>
+      </w:rPr>
+      <w:start w:val="1"/>
+      <w:suff w:val="tab"/>
+    </w:lvl>
+    <w:lvl w:ilvl="1">
+      <w:isLgl w:val="false"/>
+      <w:lvlJc w:val="left"/>
+      <w:lvlText w:val="o"/>
+      <w:numFmt w:val="bullet"/>
+      <w:pPr>
+        <w:pBdr/>
+        <w:spacing/>
+        <w:ind w:hanging="360" w:left="1440"/>
+      </w:pPr>
+      <w:rPr>
+        <w:rFonts w:hint="default" w:ascii="Courier New" w:hAnsi="Courier New" w:eastAsia="Courier New" w:cs="Courier New"/>
+      </w:rPr>
+      <w:start w:val="1"/>
+      <w:suff w:val="tab"/>
+    </w:lvl>
+    <w:lvl w:ilvl="2">
+      <w:isLgl w:val="false"/>
+      <w:lvlJc w:val="left"/>
+      <w:lvlText w:val="§"/>
+      <w:numFmt w:val="bullet"/>
+      <w:pPr>
+        <w:pBdr/>
+        <w:spacing/>
+        <w:ind w:hanging="360" w:left="2160"/>
+      </w:pPr>
+      <w:rPr>
+        <w:rFonts w:hint="default" w:ascii="Wingdings" w:hAnsi="Wingdings" w:eastAsia="Wingdings" w:cs="Wingdings"/>
+      </w:rPr>
+      <w:start w:val="1"/>
+      <w:suff w:val="tab"/>
+    </w:lvl>
+    <w:lvl w:ilvl="3">
+      <w:isLgl w:val="false"/>
+      <w:lvlJc w:val="left"/>
+      <w:lvlText w:val="·"/>
+      <w:numFmt w:val="bullet"/>
+      <w:pPr>
+        <w:pBdr/>
+        <w:spacing/>
+        <w:ind w:hanging="360" w:left="2880"/>
+      </w:pPr>
+      <w:rPr>
+        <w:rFonts w:hint="default" w:ascii="Symbol" w:hAnsi="Symbol" w:eastAsia="Symbol" w:cs="Symbol"/>
+      </w:rPr>
+      <w:start w:val="1"/>
+      <w:suff w:val="tab"/>
+    </w:lvl>
+    <w:lvl w:ilvl="4">
+      <w:isLgl w:val="false"/>
+      <w:lvlJc w:val="left"/>
+      <w:lvlText w:val="o"/>
+      <w:numFmt w:val="bullet"/>
+      <w:pPr>
+        <w:pBdr/>
+        <w:spacing/>
+        <w:ind w:hanging="360" w:left="3600"/>
+      </w:pPr>
+      <w:rPr>
+        <w:rFonts w:hint="default" w:ascii="Courier New" w:hAnsi="Courier New" w:eastAsia="Courier New" w:cs="Courier New"/>
+      </w:rPr>
+      <w:start w:val="1"/>
+      <w:suff w:val="tab"/>
+    </w:lvl>
+    <w:lvl w:ilvl="5">
+      <w:isLgl w:val="false"/>
+      <w:lvlJc w:val="left"/>
+      <w:lvlText w:val="§"/>
+      <w:numFmt w:val="bullet"/>
+      <w:pPr>
+        <w:pBdr/>
+        <w:spacing/>
+        <w:ind w:hanging="360" w:left="4320"/>
+      </w:pPr>
+      <w:rPr>
+        <w:rFonts w:hint="default" w:ascii="Wingdings" w:hAnsi="Wingdings" w:eastAsia="Wingdings" w:cs="Wingdings"/>
+      </w:rPr>
+      <w:start w:val="1"/>
+      <w:suff w:val="tab"/>
+    </w:lvl>
+    <w:lvl w:ilvl="6">
+      <w:isLgl w:val="false"/>
+      <w:lvlJc w:val="left"/>
+      <w:lvlText w:val="·"/>
+      <w:numFmt w:val="bullet"/>
+      <w:pPr>
+        <w:pBdr/>
+        <w:spacing/>
+        <w:ind w:hanging="360" w:left="5040"/>
+      </w:pPr>
+      <w:rPr>
+        <w:rFonts w:hint="default" w:ascii="Symbol" w:hAnsi="Symbol" w:eastAsia="Symbol" w:cs="Symbol"/>
+      </w:rPr>
+      <w:start w:val="1"/>
+      <w:suff w:val="tab"/>
+    </w:lvl>
+    <w:lvl w:ilvl="7">
+      <w:isLgl w:val="false"/>
+      <w:lvlJc w:val="left"/>
+      <w:lvlText w:val="o"/>
+      <w:numFmt w:val="bullet"/>
+      <w:pPr>
+        <w:pBdr/>
+        <w:spacing/>
+        <w:ind w:hanging="360" w:left="5760"/>
+      </w:pPr>
+      <w:rPr>
+        <w:rFonts w:hint="default" w:ascii="Courier New" w:hAnsi="Courier New" w:eastAsia="Courier New" w:cs="Courier New"/>
+      </w:rPr>
+      <w:start w:val="1"/>
+      <w:suff w:val="tab"/>
+    </w:lvl>
+    <w:lvl w:ilvl="8">
+      <w:isLgl w:val="false"/>
+      <w:lvlJc w:val="left"/>
+      <w:lvlText w:val="§"/>
+      <w:numFmt w:val="bullet"/>
+      <w:pPr>
+        <w:pBdr/>
+        <w:spacing/>
+        <w:ind w:hanging="360" w:left="6480"/>
+      </w:pPr>
+      <w:rPr>
+        <w:rFonts w:hint="default" w:ascii="Wingdings" w:hAnsi="Wingdings" w:eastAsia="Wingdings" w:cs="Wingdings"/>
+      </w:rPr>
+      <w:start w:val="1"/>
+      <w:suff w:val="tab"/>
+    </w:lvl>
+  </w:abstractNum>
+  <w:abstractNum w:abstractNumId="12">
+    <w:nsid w:val="25A1A6AB"/>
+    <w:lvl w:ilvl="0">
+      <w:isLgl w:val="false"/>
+      <w:lvlJc w:val="left"/>
+      <w:lvlText w:val="·"/>
+      <w:numFmt w:val="bullet"/>
+      <w:pPr>
+        <w:pBdr/>
+        <w:spacing/>
+        <w:ind w:hanging="360" w:left="709"/>
+      </w:pPr>
+      <w:rPr>
+        <w:rFonts w:hint="default" w:ascii="Symbol" w:hAnsi="Symbol" w:eastAsia="Symbol" w:cs="Symbol"/>
+      </w:rPr>
+      <w:start w:val="1"/>
+      <w:suff w:val="tab"/>
+    </w:lvl>
+    <w:lvl w:ilvl="1">
+      <w:isLgl w:val="false"/>
+      <w:lvlJc w:val="left"/>
+      <w:lvlText w:val="o"/>
+      <w:numFmt w:val="bullet"/>
+      <w:pPr>
+        <w:pBdr/>
+        <w:spacing/>
+        <w:ind w:hanging="360" w:left="1440"/>
+      </w:pPr>
+      <w:rPr>
+        <w:rFonts w:hint="default" w:ascii="Courier New" w:hAnsi="Courier New" w:eastAsia="Courier New" w:cs="Courier New"/>
+      </w:rPr>
+      <w:start w:val="1"/>
+      <w:suff w:val="tab"/>
+    </w:lvl>
+    <w:lvl w:ilvl="2">
+      <w:isLgl w:val="false"/>
+      <w:lvlJc w:val="left"/>
+      <w:lvlText w:val="§"/>
+      <w:numFmt w:val="bullet"/>
+      <w:pPr>
+        <w:pBdr/>
+        <w:spacing/>
+        <w:ind w:hanging="360" w:left="2160"/>
+      </w:pPr>
+      <w:rPr>
+        <w:rFonts w:hint="default" w:ascii="Wingdings" w:hAnsi="Wingdings" w:eastAsia="Wingdings" w:cs="Wingdings"/>
+      </w:rPr>
+      <w:start w:val="1"/>
+      <w:suff w:val="tab"/>
+    </w:lvl>
+    <w:lvl w:ilvl="3">
+      <w:isLgl w:val="false"/>
+      <w:lvlJc w:val="left"/>
+      <w:lvlText w:val="·"/>
+      <w:numFmt w:val="bullet"/>
+      <w:pPr>
+        <w:pBdr/>
+        <w:spacing/>
+        <w:ind w:hanging="360" w:left="2880"/>
+      </w:pPr>
+      <w:rPr>
+        <w:rFonts w:hint="default" w:ascii="Symbol" w:hAnsi="Symbol" w:eastAsia="Symbol" w:cs="Symbol"/>
+      </w:rPr>
+      <w:start w:val="1"/>
+      <w:suff w:val="tab"/>
+    </w:lvl>
+    <w:lvl w:ilvl="4">
+      <w:isLgl w:val="false"/>
+      <w:lvlJc w:val="left"/>
+      <w:lvlText w:val="o"/>
+      <w:numFmt w:val="bullet"/>
+      <w:pPr>
+        <w:pBdr/>
+        <w:spacing/>
+        <w:ind w:hanging="360" w:left="3600"/>
+      </w:pPr>
+      <w:rPr>
+        <w:rFonts w:hint="default" w:ascii="Courier New" w:hAnsi="Courier New" w:eastAsia="Courier New" w:cs="Courier New"/>
+      </w:rPr>
+      <w:start w:val="1"/>
+      <w:suff w:val="tab"/>
+    </w:lvl>
+    <w:lvl w:ilvl="5">
+      <w:isLgl w:val="false"/>
+      <w:lvlJc w:val="left"/>
+      <w:lvlText w:val="§"/>
+      <w:numFmt w:val="bullet"/>
+      <w:pPr>
+        <w:pBdr/>
+        <w:spacing/>
+        <w:ind w:hanging="360" w:left="4320"/>
+      </w:pPr>
+      <w:rPr>
+        <w:rFonts w:hint="default" w:ascii="Wingdings" w:hAnsi="Wingdings" w:eastAsia="Wingdings" w:cs="Wingdings"/>
+      </w:rPr>
+      <w:start w:val="1"/>
+      <w:suff w:val="tab"/>
+    </w:lvl>
+    <w:lvl w:ilvl="6">
+      <w:isLgl w:val="false"/>
+      <w:lvlJc w:val="left"/>
+      <w:lvlText w:val="·"/>
+      <w:numFmt w:val="bullet"/>
+      <w:pPr>
+        <w:pBdr/>
+        <w:spacing/>
+        <w:ind w:hanging="360" w:left="5040"/>
+      </w:pPr>
+      <w:rPr>
+        <w:rFonts w:hint="default" w:ascii="Symbol" w:hAnsi="Symbol" w:eastAsia="Symbol" w:cs="Symbol"/>
+      </w:rPr>
+      <w:start w:val="1"/>
+      <w:suff w:val="tab"/>
+    </w:lvl>
+    <w:lvl w:ilvl="7">
+      <w:isLgl w:val="false"/>
+      <w:lvlJc w:val="left"/>
+      <w:lvlText w:val="o"/>
+      <w:numFmt w:val="bullet"/>
+      <w:pPr>
+        <w:pBdr/>
+        <w:spacing/>
+        <w:ind w:hanging="360" w:left="5760"/>
+      </w:pPr>
+      <w:rPr>
+        <w:rFonts w:hint="default" w:ascii="Courier New" w:hAnsi="Courier New" w:eastAsia="Courier New" w:cs="Courier New"/>
+      </w:rPr>
+      <w:start w:val="1"/>
+      <w:suff w:val="tab"/>
+    </w:lvl>
+    <w:lvl w:ilvl="8">
+      <w:isLgl w:val="false"/>
+      <w:lvlJc w:val="left"/>
+      <w:lvlText w:val="§"/>
+      <w:numFmt w:val="bullet"/>
+      <w:pPr>
+        <w:pBdr/>
+        <w:spacing/>
+        <w:ind w:hanging="360" w:left="6480"/>
+      </w:pPr>
+      <w:rPr>
+        <w:rFonts w:hint="default" w:ascii="Wingdings" w:hAnsi="Wingdings" w:eastAsia="Wingdings" w:cs="Wingdings"/>
+      </w:rPr>
+      <w:start w:val="1"/>
+      <w:suff w:val="tab"/>
+    </w:lvl>
+  </w:abstractNum>
+  <w:abstractNum w:abstractNumId="13">
+    <w:nsid w:val="01147B79"/>
+    <w:lvl w:ilvl="0">
+      <w:isLgl w:val="false"/>
+      <w:lvlJc w:val="left"/>
+      <w:lvlText w:val="·"/>
+      <w:numFmt w:val="bullet"/>
+      <w:pPr>
+        <w:pBdr/>
+        <w:spacing/>
+        <w:ind w:hanging="360" w:left="709"/>
+      </w:pPr>
+      <w:rPr>
+        <w:rFonts w:hint="default" w:ascii="Symbol" w:hAnsi="Symbol" w:eastAsia="Symbol" w:cs="Symbol"/>
+      </w:rPr>
+      <w:start w:val="1"/>
+      <w:suff w:val="tab"/>
+    </w:lvl>
+    <w:lvl w:ilvl="1">
+      <w:isLgl w:val="false"/>
+      <w:lvlJc w:val="left"/>
+      <w:lvlText w:val="o"/>
+      <w:numFmt w:val="bullet"/>
+      <w:pPr>
+        <w:pBdr/>
+        <w:spacing/>
+        <w:ind w:hanging="360" w:left="1440"/>
+      </w:pPr>
+      <w:rPr>
+        <w:rFonts w:hint="default" w:ascii="Courier New" w:hAnsi="Courier New" w:eastAsia="Courier New" w:cs="Courier New"/>
+      </w:rPr>
+      <w:start w:val="1"/>
+      <w:suff w:val="tab"/>
+    </w:lvl>
+    <w:lvl w:ilvl="2">
+      <w:isLgl w:val="false"/>
+      <w:lvlJc w:val="left"/>
+      <w:lvlText w:val="§"/>
+      <w:numFmt w:val="bullet"/>
+      <w:pPr>
+        <w:pBdr/>
+        <w:spacing/>
+        <w:ind w:hanging="360" w:left="2160"/>
+      </w:pPr>
+      <w:rPr>
+        <w:rFonts w:hint="default" w:ascii="Wingdings" w:hAnsi="Wingdings" w:eastAsia="Wingdings" w:cs="Wingdings"/>
+      </w:rPr>
+      <w:start w:val="1"/>
+      <w:suff w:val="tab"/>
+    </w:lvl>
+    <w:lvl w:ilvl="3">
+      <w:isLgl w:val="false"/>
+      <w:lvlJc w:val="left"/>
+      <w:lvlText w:val="·"/>
+      <w:numFmt w:val="bullet"/>
+      <w:pPr>
+        <w:pBdr/>
+        <w:spacing/>
+        <w:ind w:hanging="360" w:left="2880"/>
+      </w:pPr>
+      <w:rPr>
+        <w:rFonts w:hint="default" w:ascii="Symbol" w:hAnsi="Symbol" w:eastAsia="Symbol" w:cs="Symbol"/>
+      </w:rPr>
+      <w:start w:val="1"/>
+      <w:suff w:val="tab"/>
+    </w:lvl>
+    <w:lvl w:ilvl="4">
+      <w:isLgl w:val="false"/>
+      <w:lvlJc w:val="left"/>
+      <w:lvlText w:val="o"/>
+      <w:numFmt w:val="bullet"/>
+      <w:pPr>
+        <w:pBdr/>
+        <w:spacing/>
+        <w:ind w:hanging="360" w:left="3600"/>
+      </w:pPr>
+      <w:rPr>
+        <w:rFonts w:hint="default" w:ascii="Courier New" w:hAnsi="Courier New" w:eastAsia="Courier New" w:cs="Courier New"/>
+      </w:rPr>
+      <w:start w:val="1"/>
+      <w:suff w:val="tab"/>
+    </w:lvl>
+    <w:lvl w:ilvl="5">
+      <w:isLgl w:val="false"/>
+      <w:lvlJc w:val="left"/>
+      <w:lvlText w:val="§"/>
+      <w:numFmt w:val="bullet"/>
+      <w:pPr>
+        <w:pBdr/>
+        <w:spacing/>
+        <w:ind w:hanging="360" w:left="4320"/>
+      </w:pPr>
+      <w:rPr>
+        <w:rFonts w:hint="default" w:ascii="Wingdings" w:hAnsi="Wingdings" w:eastAsia="Wingdings" w:cs="Wingdings"/>
+      </w:rPr>
+      <w:start w:val="1"/>
+      <w:suff w:val="tab"/>
+    </w:lvl>
+    <w:lvl w:ilvl="6">
+      <w:isLgl w:val="false"/>
+      <w:lvlJc w:val="left"/>
+      <w:lvlText w:val="·"/>
+      <w:numFmt w:val="bullet"/>
+      <w:pPr>
+        <w:pBdr/>
+        <w:spacing/>
+        <w:ind w:hanging="360" w:left="5040"/>
+      </w:pPr>
+      <w:rPr>
+        <w:rFonts w:hint="default" w:ascii="Symbol" w:hAnsi="Symbol" w:eastAsia="Symbol" w:cs="Symbol"/>
+      </w:rPr>
+      <w:start w:val="1"/>
+      <w:suff w:val="tab"/>
+    </w:lvl>
+    <w:lvl w:ilvl="7">
+      <w:isLgl w:val="false"/>
+      <w:lvlJc w:val="left"/>
+      <w:lvlText w:val="o"/>
+      <w:numFmt w:val="bullet"/>
+      <w:pPr>
+        <w:pBdr/>
+        <w:spacing/>
+        <w:ind w:hanging="360" w:left="5760"/>
+      </w:pPr>
+      <w:rPr>
+        <w:rFonts w:hint="default" w:ascii="Courier New" w:hAnsi="Courier New" w:eastAsia="Courier New" w:cs="Courier New"/>
+      </w:rPr>
+      <w:start w:val="1"/>
+      <w:suff w:val="tab"/>
+    </w:lvl>
+    <w:lvl w:ilvl="8">
+      <w:isLgl w:val="false"/>
+      <w:lvlJc w:val="left"/>
+      <w:lvlText w:val="§"/>
+      <w:numFmt w:val="bullet"/>
+      <w:pPr>
+        <w:pBdr/>
+        <w:spacing/>
+        <w:ind w:hanging="360" w:left="6480"/>
+      </w:pPr>
+      <w:rPr>
+        <w:rFonts w:hint="default" w:ascii="Wingdings" w:hAnsi="Wingdings" w:eastAsia="Wingdings" w:cs="Wingdings"/>
+      </w:rPr>
+      <w:start w:val="1"/>
+      <w:suff w:val="tab"/>
+    </w:lvl>
+  </w:abstractNum>
+  <w:abstractNum w:abstractNumId="14">
+    <w:nsid w:val="5D872EB3"/>
+    <w:lvl w:ilvl="0">
+      <w:isLgl w:val="false"/>
+      <w:lvlJc w:val="left"/>
+      <w:lvlText w:val="·"/>
+      <w:numFmt w:val="bullet"/>
+      <w:pPr>
+        <w:pBdr/>
+        <w:spacing/>
+        <w:ind w:hanging="360" w:left="709"/>
+      </w:pPr>
+      <w:rPr>
+        <w:rFonts w:hint="default" w:ascii="Symbol" w:hAnsi="Symbol" w:eastAsia="Symbol" w:cs="Symbol"/>
+      </w:rPr>
+      <w:start w:val="1"/>
+      <w:suff w:val="tab"/>
+    </w:lvl>
+    <w:lvl w:ilvl="1">
+      <w:isLgl w:val="false"/>
+      <w:lvlJc w:val="left"/>
+      <w:lvlText w:val="o"/>
+      <w:numFmt w:val="bullet"/>
+      <w:pPr>
+        <w:pBdr/>
+        <w:spacing/>
+        <w:ind w:hanging="360" w:left="1429"/>
+      </w:pPr>
+      <w:rPr>
+        <w:rFonts w:hint="default" w:ascii="Courier New" w:hAnsi="Courier New" w:eastAsia="Courier New" w:cs="Courier New"/>
+      </w:rPr>
+      <w:start w:val="1"/>
+      <w:suff w:val="tab"/>
+    </w:lvl>
+    <w:lvl w:ilvl="2">
+      <w:isLgl w:val="false"/>
+      <w:lvlJc w:val="left"/>
+      <w:lvlText w:val="§"/>
+      <w:numFmt w:val="bullet"/>
+      <w:pPr>
+        <w:pBdr/>
+        <w:spacing/>
+        <w:ind w:hanging="360" w:left="2149"/>
+      </w:pPr>
+      <w:rPr>
+        <w:rFonts w:hint="default" w:ascii="Wingdings" w:hAnsi="Wingdings" w:eastAsia="Wingdings" w:cs="Wingdings"/>
+      </w:rPr>
+      <w:start w:val="1"/>
+      <w:suff w:val="tab"/>
+    </w:lvl>
+    <w:lvl w:ilvl="3">
+      <w:isLgl w:val="false"/>
+      <w:lvlJc w:val="left"/>
+      <w:lvlText w:val="·"/>
+      <w:numFmt w:val="bullet"/>
+      <w:pPr>
+        <w:pBdr/>
+        <w:spacing/>
+        <w:ind w:hanging="360" w:left="2869"/>
+      </w:pPr>
+      <w:rPr>
+        <w:rFonts w:hint="default" w:ascii="Symbol" w:hAnsi="Symbol" w:eastAsia="Symbol" w:cs="Symbol"/>
+      </w:rPr>
+      <w:start w:val="1"/>
+      <w:suff w:val="tab"/>
+    </w:lvl>
+    <w:lvl w:ilvl="4">
+      <w:isLgl w:val="false"/>
+      <w:lvlJc w:val="left"/>
+      <w:lvlText w:val="o"/>
+      <w:numFmt w:val="bullet"/>
+      <w:pPr>
+        <w:pBdr/>
+        <w:spacing/>
+        <w:ind w:hanging="360" w:left="3589"/>
+      </w:pPr>
+      <w:rPr>
+        <w:rFonts w:hint="default" w:ascii="Courier New" w:hAnsi="Courier New" w:eastAsia="Courier New" w:cs="Courier New"/>
+      </w:rPr>
+      <w:start w:val="1"/>
+      <w:suff w:val="tab"/>
+    </w:lvl>
+    <w:lvl w:ilvl="5">
+      <w:isLgl w:val="false"/>
+      <w:lvlJc w:val="left"/>
+      <w:lvlText w:val="§"/>
+      <w:numFmt w:val="bullet"/>
+      <w:pPr>
+        <w:pBdr/>
+        <w:spacing/>
+        <w:ind w:hanging="360" w:left="4309"/>
+      </w:pPr>
+      <w:rPr>
+        <w:rFonts w:hint="default" w:ascii="Wingdings" w:hAnsi="Wingdings" w:eastAsia="Wingdings" w:cs="Wingdings"/>
+      </w:rPr>
+      <w:start w:val="1"/>
+      <w:suff w:val="tab"/>
+    </w:lvl>
+    <w:lvl w:ilvl="6">
+      <w:isLgl w:val="false"/>
+      <w:lvlJc w:val="left"/>
+      <w:lvlText w:val="·"/>
+      <w:numFmt w:val="bullet"/>
+      <w:pPr>
+        <w:pBdr/>
+        <w:spacing/>
+        <w:ind w:hanging="360" w:left="5029"/>
+      </w:pPr>
+      <w:rPr>
+        <w:rFonts w:hint="default" w:ascii="Symbol" w:hAnsi="Symbol" w:eastAsia="Symbol" w:cs="Symbol"/>
+      </w:rPr>
+      <w:start w:val="1"/>
+      <w:suff w:val="tab"/>
+    </w:lvl>
+    <w:lvl w:ilvl="7">
+      <w:isLgl w:val="false"/>
+      <w:lvlJc w:val="left"/>
+      <w:lvlText w:val="o"/>
+      <w:numFmt w:val="bullet"/>
+      <w:pPr>
+        <w:pBdr/>
+        <w:spacing/>
+        <w:ind w:hanging="360" w:left="5749"/>
+      </w:pPr>
+      <w:rPr>
+        <w:rFonts w:hint="default" w:ascii="Courier New" w:hAnsi="Courier New" w:eastAsia="Courier New" w:cs="Courier New"/>
+      </w:rPr>
+      <w:start w:val="1"/>
+      <w:suff w:val="tab"/>
+    </w:lvl>
+    <w:lvl w:ilvl="8">
+      <w:isLgl w:val="false"/>
+      <w:lvlJc w:val="left"/>
+      <w:lvlText w:val="§"/>
+      <w:numFmt w:val="bullet"/>
+      <w:pPr>
+        <w:pBdr/>
+        <w:spacing/>
+        <w:ind w:hanging="360" w:left="6469"/>
+      </w:pPr>
+      <w:rPr>
+        <w:rFonts w:hint="default" w:ascii="Wingdings" w:hAnsi="Wingdings" w:eastAsia="Wingdings" w:cs="Wingdings"/>
+      </w:rPr>
+      <w:start w:val="1"/>
+      <w:suff w:val="tab"/>
+    </w:lvl>
+  </w:abstractNum>
+  <w:abstractNum w:abstractNumId="15">
+    <w:nsid w:val="58C1AFED"/>
+    <w:lvl w:ilvl="0">
+      <w:isLgl w:val="false"/>
+      <w:lvlJc w:val="left"/>
+      <w:lvlText w:val="·"/>
+      <w:numFmt w:val="bullet"/>
+      <w:pPr>
+        <w:pBdr/>
+        <w:spacing/>
+        <w:ind w:hanging="360" w:left="720"/>
+      </w:pPr>
+      <w:rPr>
+        <w:rFonts w:hint="default" w:ascii="Symbol" w:hAnsi="Symbol" w:eastAsia="Symbol" w:cs="Symbol"/>
+      </w:rPr>
+      <w:start w:val="1"/>
+      <w:suff w:val="tab"/>
+    </w:lvl>
+    <w:lvl w:ilvl="1">
+      <w:isLgl w:val="false"/>
+      <w:lvlJc w:val="left"/>
+      <w:lvlText w:val="o"/>
+      <w:numFmt w:val="bullet"/>
+      <w:pPr>
+        <w:pBdr/>
+        <w:spacing/>
+        <w:ind w:hanging="360" w:left="1440"/>
+      </w:pPr>
+      <w:rPr>
+        <w:rFonts w:hint="default" w:ascii="Courier New" w:hAnsi="Courier New" w:eastAsia="Courier New" w:cs="Courier New"/>
+      </w:rPr>
+      <w:start w:val="1"/>
+      <w:suff w:val="tab"/>
+    </w:lvl>
+    <w:lvl w:ilvl="2">
+      <w:isLgl w:val="false"/>
+      <w:lvlJc w:val="left"/>
+      <w:lvlText w:val="§"/>
+      <w:numFmt w:val="bullet"/>
+      <w:pPr>
+        <w:pBdr/>
+        <w:spacing/>
+        <w:ind w:hanging="360" w:left="2160"/>
+      </w:pPr>
+      <w:rPr>
+        <w:rFonts w:hint="default" w:ascii="Wingdings" w:hAnsi="Wingdings" w:eastAsia="Wingdings" w:cs="Wingdings"/>
+      </w:rPr>
+      <w:start w:val="1"/>
+      <w:suff w:val="tab"/>
+    </w:lvl>
+    <w:lvl w:ilvl="3">
+      <w:isLgl w:val="false"/>
+      <w:lvlJc w:val="left"/>
+      <w:lvlText w:val="·"/>
+      <w:numFmt w:val="bullet"/>
+      <w:pPr>
+        <w:pBdr/>
+        <w:spacing/>
+        <w:ind w:hanging="360" w:left="2880"/>
+      </w:pPr>
+      <w:rPr>
+        <w:rFonts w:hint="default" w:ascii="Symbol" w:hAnsi="Symbol" w:eastAsia="Symbol" w:cs="Symbol"/>
+      </w:rPr>
+      <w:start w:val="1"/>
+      <w:suff w:val="tab"/>
+    </w:lvl>
+    <w:lvl w:ilvl="4">
+      <w:isLgl w:val="false"/>
+      <w:lvlJc w:val="left"/>
+      <w:lvlText w:val="o"/>
+      <w:numFmt w:val="bullet"/>
+      <w:pPr>
+        <w:pBdr/>
+        <w:spacing/>
+        <w:ind w:hanging="360" w:left="3600"/>
+      </w:pPr>
+      <w:rPr>
+        <w:rFonts w:hint="default" w:ascii="Courier New" w:hAnsi="Courier New" w:eastAsia="Courier New" w:cs="Courier New"/>
+      </w:rPr>
+      <w:start w:val="1"/>
+      <w:suff w:val="tab"/>
+    </w:lvl>
+    <w:lvl w:ilvl="5">
+      <w:isLgl w:val="false"/>
+      <w:lvlJc w:val="left"/>
+      <w:lvlText w:val="§"/>
+      <w:numFmt w:val="bullet"/>
+      <w:pPr>
+        <w:pBdr/>
+        <w:spacing/>
+        <w:ind w:hanging="360" w:left="4320"/>
+      </w:pPr>
+      <w:rPr>
+        <w:rFonts w:hint="default" w:ascii="Wingdings" w:hAnsi="Wingdings" w:eastAsia="Wingdings" w:cs="Wingdings"/>
+      </w:rPr>
+      <w:start w:val="1"/>
+      <w:suff w:val="tab"/>
+    </w:lvl>
+    <w:lvl w:ilvl="6">
+      <w:isLgl w:val="false"/>
+      <w:lvlJc w:val="left"/>
+      <w:lvlText w:val="·"/>
+      <w:numFmt w:val="bullet"/>
+      <w:pPr>
+        <w:pBdr/>
+        <w:spacing/>
+        <w:ind w:hanging="360" w:left="5040"/>
+      </w:pPr>
+      <w:rPr>
+        <w:rFonts w:hint="default" w:ascii="Symbol" w:hAnsi="Symbol" w:eastAsia="Symbol" w:cs="Symbol"/>
+      </w:rPr>
+      <w:start w:val="1"/>
+      <w:suff w:val="tab"/>
+    </w:lvl>
+    <w:lvl w:ilvl="7">
+      <w:isLgl w:val="false"/>
+      <w:lvlJc w:val="left"/>
+      <w:lvlText w:val="o"/>
+      <w:numFmt w:val="bullet"/>
+      <w:pPr>
+        <w:pBdr/>
+        <w:spacing/>
+        <w:ind w:hanging="360" w:left="5760"/>
+      </w:pPr>
+      <w:rPr>
+        <w:rFonts w:hint="default" w:ascii="Courier New" w:hAnsi="Courier New" w:eastAsia="Courier New" w:cs="Courier New"/>
+      </w:rPr>
+      <w:start w:val="1"/>
+      <w:suff w:val="tab"/>
+    </w:lvl>
+    <w:lvl w:ilvl="8">
+      <w:isLgl w:val="false"/>
+      <w:lvlJc w:val="left"/>
+      <w:lvlText w:val="§"/>
+      <w:numFmt w:val="bullet"/>
+      <w:pPr>
+        <w:pBdr/>
+        <w:spacing/>
+        <w:ind w:hanging="360" w:left="6480"/>
+      </w:pPr>
+      <w:rPr>
+        <w:rFonts w:hint="default" w:ascii="Wingdings" w:hAnsi="Wingdings" w:eastAsia="Wingdings" w:cs="Wingdings"/>
+      </w:rPr>
+      <w:start w:val="1"/>
+      <w:suff w:val="tab"/>
+    </w:lvl>
+  </w:abstractNum>
+  <w:abstractNum w:abstractNumId="16">
+    <w:nsid w:val="07742A12"/>
+    <w:lvl w:ilvl="0">
+      <w:isLgl w:val="false"/>
+      <w:lvlJc w:val="left"/>
+      <w:lvlText w:val="·"/>
+      <w:numFmt w:val="bullet"/>
+      <w:pPr>
+        <w:pBdr/>
+        <w:spacing/>
+        <w:ind w:hanging="360" w:left="720"/>
+      </w:pPr>
+      <w:rPr>
+        <w:rFonts w:hint="default" w:ascii="Symbol" w:hAnsi="Symbol" w:eastAsia="Symbol" w:cs="Symbol"/>
+      </w:rPr>
+      <w:start w:val="1"/>
+      <w:suff w:val="tab"/>
+    </w:lvl>
+    <w:lvl w:ilvl="1">
+      <w:isLgl w:val="false"/>
+      <w:lvlJc w:val="left"/>
+      <w:lvlText w:val="o"/>
+      <w:numFmt w:val="bullet"/>
+      <w:pPr>
+        <w:pBdr/>
+        <w:spacing/>
+        <w:ind w:hanging="360" w:left="1440"/>
+      </w:pPr>
+      <w:rPr>
+        <w:rFonts w:hint="default" w:ascii="Courier New" w:hAnsi="Courier New" w:eastAsia="Courier New" w:cs="Courier New"/>
+      </w:rPr>
+      <w:start w:val="1"/>
+      <w:suff w:val="tab"/>
+    </w:lvl>
+    <w:lvl w:ilvl="2">
+      <w:isLgl w:val="false"/>
+      <w:lvlJc w:val="left"/>
+      <w:lvlText w:val="§"/>
+      <w:numFmt w:val="bullet"/>
+      <w:pPr>
+        <w:pBdr/>
+        <w:spacing/>
+        <w:ind w:hanging="360" w:left="2160"/>
+      </w:pPr>
+      <w:rPr>
+        <w:rFonts w:hint="default" w:ascii="Wingdings" w:hAnsi="Wingdings" w:eastAsia="Wingdings" w:cs="Wingdings"/>
+      </w:rPr>
+      <w:start w:val="1"/>
+      <w:suff w:val="tab"/>
+    </w:lvl>
+    <w:lvl w:ilvl="3">
+      <w:isLgl w:val="false"/>
+      <w:lvlJc w:val="left"/>
+      <w:lvlText w:val="·"/>
+      <w:numFmt w:val="bullet"/>
+      <w:pPr>
+        <w:pBdr/>
+        <w:spacing/>
+        <w:ind w:hanging="360" w:left="2880"/>
+      </w:pPr>
+      <w:rPr>
+        <w:rFonts w:hint="default" w:ascii="Symbol" w:hAnsi="Symbol" w:eastAsia="Symbol" w:cs="Symbol"/>
+      </w:rPr>
+      <w:start w:val="1"/>
+      <w:suff w:val="tab"/>
+    </w:lvl>
+    <w:lvl w:ilvl="4">
+      <w:isLgl w:val="false"/>
+      <w:lvlJc w:val="left"/>
+      <w:lvlText w:val="o"/>
+      <w:numFmt w:val="bullet"/>
+      <w:pPr>
+        <w:pBdr/>
+        <w:spacing/>
+        <w:ind w:hanging="360" w:left="3600"/>
+      </w:pPr>
+      <w:rPr>
+        <w:rFonts w:hint="default" w:ascii="Courier New" w:hAnsi="Courier New" w:eastAsia="Courier New" w:cs="Courier New"/>
+      </w:rPr>
+      <w:start w:val="1"/>
+      <w:suff w:val="tab"/>
+    </w:lvl>
+    <w:lvl w:ilvl="5">
+      <w:isLgl w:val="false"/>
+      <w:lvlJc w:val="left"/>
+      <w:lvlText w:val="§"/>
+      <w:numFmt w:val="bullet"/>
+      <w:pPr>
+        <w:pBdr/>
+        <w:spacing/>
+        <w:ind w:hanging="360" w:left="4320"/>
+      </w:pPr>
+      <w:rPr>
+        <w:rFonts w:hint="default" w:ascii="Wingdings" w:hAnsi="Wingdings" w:eastAsia="Wingdings" w:cs="Wingdings"/>
+      </w:rPr>
+      <w:start w:val="1"/>
+      <w:suff w:val="tab"/>
+    </w:lvl>
+    <w:lvl w:ilvl="6">
+      <w:isLgl w:val="false"/>
+      <w:lvlJc w:val="left"/>
+      <w:lvlText w:val="·"/>
+      <w:numFmt w:val="bullet"/>
+      <w:pPr>
+        <w:pBdr/>
+        <w:spacing/>
+        <w:ind w:hanging="360" w:left="5040"/>
+      </w:pPr>
+      <w:rPr>
+        <w:rFonts w:hint="default" w:ascii="Symbol" w:hAnsi="Symbol" w:eastAsia="Symbol" w:cs="Symbol"/>
+      </w:rPr>
+      <w:start w:val="1"/>
+      <w:suff w:val="tab"/>
+    </w:lvl>
+    <w:lvl w:ilvl="7">
+      <w:isLgl w:val="false"/>
+      <w:lvlJc w:val="left"/>
+      <w:lvlText w:val="o"/>
+      <w:numFmt w:val="bullet"/>
+      <w:pPr>
+        <w:pBdr/>
+        <w:spacing/>
+        <w:ind w:hanging="360" w:left="5760"/>
+      </w:pPr>
+      <w:rPr>
+        <w:rFonts w:hint="default" w:ascii="Courier New" w:hAnsi="Courier New" w:eastAsia="Courier New" w:cs="Courier New"/>
+      </w:rPr>
+      <w:start w:val="1"/>
+      <w:suff w:val="tab"/>
+    </w:lvl>
+    <w:lvl w:ilvl="8">
+      <w:isLgl w:val="false"/>
+      <w:lvlJc w:val="left"/>
+      <w:lvlText w:val="§"/>
+      <w:numFmt w:val="bullet"/>
+      <w:pPr>
+        <w:pBdr/>
+        <w:spacing/>
+        <w:ind w:hanging="360" w:left="6480"/>
+      </w:pPr>
+      <w:rPr>
+        <w:rFonts w:hint="default" w:ascii="Wingdings" w:hAnsi="Wingdings" w:eastAsia="Wingdings" w:cs="Wingdings"/>
+      </w:rPr>
+      <w:start w:val="1"/>
+      <w:suff w:val="tab"/>
+    </w:lvl>
+  </w:abstractNum>
+  <w:abstractNum w:abstractNumId="17">
+    <w:nsid w:val="5E932402"/>
+    <w:lvl w:ilvl="0">
+      <w:isLgl w:val="false"/>
+      <w:lvlJc w:val="left"/>
+      <w:lvlText w:val="·"/>
+      <w:numFmt w:val="bullet"/>
+      <w:pPr>
+        <w:pBdr/>
+        <w:spacing/>
+        <w:ind w:hanging="360" w:left="720"/>
+      </w:pPr>
+      <w:rPr>
+        <w:rFonts w:hint="default" w:ascii="Symbol" w:hAnsi="Symbol" w:eastAsia="Symbol" w:cs="Symbol"/>
+      </w:rPr>
+      <w:start w:val="1"/>
+      <w:suff w:val="tab"/>
+    </w:lvl>
+    <w:lvl w:ilvl="1">
+      <w:isLgl w:val="false"/>
+      <w:lvlJc w:val="left"/>
+      <w:lvlText w:val="o"/>
+      <w:numFmt w:val="bullet"/>
+      <w:pPr>
+        <w:pBdr/>
+        <w:spacing/>
+        <w:ind w:hanging="360" w:left="1440"/>
+      </w:pPr>
+      <w:rPr>
+        <w:rFonts w:hint="default" w:ascii="Courier New" w:hAnsi="Courier New" w:eastAsia="Courier New" w:cs="Courier New"/>
+      </w:rPr>
+      <w:start w:val="1"/>
+      <w:suff w:val="tab"/>
+    </w:lvl>
+    <w:lvl w:ilvl="2">
+      <w:isLgl w:val="false"/>
+      <w:lvlJc w:val="left"/>
+      <w:lvlText w:val="§"/>
+      <w:numFmt w:val="bullet"/>
+      <w:pPr>
+        <w:pBdr/>
+        <w:spacing/>
+        <w:ind w:hanging="360" w:left="2160"/>
+      </w:pPr>
+      <w:rPr>
+        <w:rFonts w:hint="default" w:ascii="Wingdings" w:hAnsi="Wingdings" w:eastAsia="Wingdings" w:cs="Wingdings"/>
+      </w:rPr>
+      <w:start w:val="1"/>
+      <w:suff w:val="tab"/>
+    </w:lvl>
+    <w:lvl w:ilvl="3">
+      <w:isLgl w:val="false"/>
+      <w:lvlJc w:val="left"/>
+      <w:lvlText w:val="·"/>
+      <w:numFmt w:val="bullet"/>
+      <w:pPr>
+        <w:pBdr/>
+        <w:spacing/>
+        <w:ind w:hanging="360" w:left="2880"/>
+      </w:pPr>
+      <w:rPr>
+        <w:rFonts w:hint="default" w:ascii="Symbol" w:hAnsi="Symbol" w:eastAsia="Symbol" w:cs="Symbol"/>
+      </w:rPr>
+      <w:start w:val="1"/>
+      <w:suff w:val="tab"/>
+    </w:lvl>
+    <w:lvl w:ilvl="4">
+      <w:isLgl w:val="false"/>
+      <w:lvlJc w:val="left"/>
+      <w:lvlText w:val="o"/>
+      <w:numFmt w:val="bullet"/>
+      <w:pPr>
+        <w:pBdr/>
+        <w:spacing/>
+        <w:ind w:hanging="360" w:left="3600"/>
+      </w:pPr>
+      <w:rPr>
+        <w:rFonts w:hint="default" w:ascii="Courier New" w:hAnsi="Courier New" w:eastAsia="Courier New" w:cs="Courier New"/>
+      </w:rPr>
+      <w:start w:val="1"/>
+      <w:suff w:val="tab"/>
+    </w:lvl>
+    <w:lvl w:ilvl="5">
+      <w:isLgl w:val="false"/>
+      <w:lvlJc w:val="left"/>
+      <w:lvlText w:val="§"/>
+      <w:numFmt w:val="bullet"/>
+      <w:pPr>
+        <w:pBdr/>
+        <w:spacing/>
+        <w:ind w:hanging="360" w:left="4320"/>
+      </w:pPr>
+      <w:rPr>
+        <w:rFonts w:hint="default" w:ascii="Wingdings" w:hAnsi="Wingdings" w:eastAsia="Wingdings" w:cs="Wingdings"/>
+      </w:rPr>
+      <w:start w:val="1"/>
+      <w:suff w:val="tab"/>
+    </w:lvl>
+    <w:lvl w:ilvl="6">
+      <w:isLgl w:val="false"/>
+      <w:lvlJc w:val="left"/>
+      <w:lvlText w:val="·"/>
+      <w:numFmt w:val="bullet"/>
+      <w:pPr>
+        <w:pBdr/>
+        <w:spacing/>
+        <w:ind w:hanging="360" w:left="5040"/>
+      </w:pPr>
+      <w:rPr>
+        <w:rFonts w:hint="default" w:ascii="Symbol" w:hAnsi="Symbol" w:eastAsia="Symbol" w:cs="Symbol"/>
+      </w:rPr>
+      <w:start w:val="1"/>
+      <w:suff w:val="tab"/>
+    </w:lvl>
+    <w:lvl w:ilvl="7">
+      <w:isLgl w:val="false"/>
+      <w:lvlJc w:val="left"/>
+      <w:lvlText w:val="o"/>
+      <w:numFmt w:val="bullet"/>
+      <w:pPr>
+        <w:pBdr/>
+        <w:spacing/>
+        <w:ind w:hanging="360" w:left="5760"/>
+      </w:pPr>
+      <w:rPr>
+        <w:rFonts w:hint="default" w:ascii="Courier New" w:hAnsi="Courier New" w:eastAsia="Courier New" w:cs="Courier New"/>
+      </w:rPr>
+      <w:start w:val="1"/>
+      <w:suff w:val="tab"/>
+    </w:lvl>
+    <w:lvl w:ilvl="8">
+      <w:isLgl w:val="false"/>
+      <w:lvlJc w:val="left"/>
+      <w:lvlText w:val="§"/>
+      <w:numFmt w:val="bullet"/>
+      <w:pPr>
+        <w:pBdr/>
+        <w:spacing/>
+        <w:ind w:hanging="360" w:left="6480"/>
+      </w:pPr>
+      <w:rPr>
+        <w:rFonts w:hint="default" w:ascii="Wingdings" w:hAnsi="Wingdings" w:eastAsia="Wingdings" w:cs="Wingdings"/>
+      </w:rPr>
+      <w:start w:val="1"/>
+      <w:suff w:val="tab"/>
+    </w:lvl>
+  </w:abstractNum>
+  <w:abstractNum w:abstractNumId="18">
+    <w:nsid w:val="426B65D6"/>
+    <w:lvl w:ilvl="0">
+      <w:isLgl w:val="false"/>
+      <w:lvlJc w:val="left"/>
+      <w:lvlText w:val="·"/>
+      <w:numFmt w:val="bullet"/>
+      <w:pPr>
+        <w:pBdr/>
+        <w:spacing/>
+        <w:ind w:hanging="360" w:left="709"/>
+      </w:pPr>
+      <w:rPr>
+        <w:rFonts w:hint="default" w:ascii="Symbol" w:hAnsi="Symbol" w:eastAsia="Symbol" w:cs="Symbol"/>
+      </w:rPr>
+      <w:start w:val="1"/>
+      <w:suff w:val="tab"/>
+    </w:lvl>
+    <w:lvl w:ilvl="1">
+      <w:isLgl w:val="false"/>
+      <w:lvlJc w:val="left"/>
+      <w:lvlText w:val="o"/>
+      <w:numFmt w:val="bullet"/>
+      <w:pPr>
+        <w:pBdr/>
+        <w:spacing/>
+        <w:ind w:hanging="360" w:left="1429"/>
+      </w:pPr>
+      <w:rPr>
+        <w:rFonts w:hint="default" w:ascii="Courier New" w:hAnsi="Courier New" w:eastAsia="Courier New" w:cs="Courier New"/>
+      </w:rPr>
+      <w:start w:val="1"/>
+      <w:suff w:val="tab"/>
+    </w:lvl>
+    <w:lvl w:ilvl="2">
+      <w:isLgl w:val="false"/>
+      <w:lvlJc w:val="left"/>
+      <w:lvlText w:val="§"/>
+      <w:numFmt w:val="bullet"/>
+      <w:pPr>
+        <w:pBdr/>
+        <w:spacing/>
+        <w:ind w:hanging="360" w:left="2149"/>
+      </w:pPr>
+      <w:rPr>
+        <w:rFonts w:hint="default" w:ascii="Wingdings" w:hAnsi="Wingdings" w:eastAsia="Wingdings" w:cs="Wingdings"/>
+      </w:rPr>
+      <w:start w:val="1"/>
+      <w:suff w:val="tab"/>
+    </w:lvl>
+    <w:lvl w:ilvl="3">
+      <w:isLgl w:val="false"/>
+      <w:lvlJc w:val="left"/>
+      <w:lvlText w:val="·"/>
+      <w:numFmt w:val="bullet"/>
+      <w:pPr>
+        <w:pBdr/>
+        <w:spacing/>
+        <w:ind w:hanging="360" w:left="2869"/>
+      </w:pPr>
+      <w:rPr>
+        <w:rFonts w:hint="default" w:ascii="Symbol" w:hAnsi="Symbol" w:eastAsia="Symbol" w:cs="Symbol"/>
+      </w:rPr>
+      <w:start w:val="1"/>
+      <w:suff w:val="tab"/>
+    </w:lvl>
+    <w:lvl w:ilvl="4">
+      <w:isLgl w:val="false"/>
+      <w:lvlJc w:val="left"/>
+      <w:lvlText w:val="o"/>
+      <w:numFmt w:val="bullet"/>
+      <w:pPr>
+        <w:pBdr/>
+        <w:spacing/>
+        <w:ind w:hanging="360" w:left="3589"/>
+      </w:pPr>
+      <w:rPr>
+        <w:rFonts w:hint="default" w:ascii="Courier New" w:hAnsi="Courier New" w:eastAsia="Courier New" w:cs="Courier New"/>
+      </w:rPr>
+      <w:start w:val="1"/>
+      <w:suff w:val="tab"/>
+    </w:lvl>
+    <w:lvl w:ilvl="5">
+      <w:isLgl w:val="false"/>
+      <w:lvlJc w:val="left"/>
+      <w:lvlText w:val="§"/>
+      <w:numFmt w:val="bullet"/>
+      <w:pPr>
+        <w:pBdr/>
+        <w:spacing/>
+        <w:ind w:hanging="360" w:left="4309"/>
+      </w:pPr>
+      <w:rPr>
+        <w:rFonts w:hint="default" w:ascii="Wingdings" w:hAnsi="Wingdings" w:eastAsia="Wingdings" w:cs="Wingdings"/>
+      </w:rPr>
+      <w:start w:val="1"/>
+      <w:suff w:val="tab"/>
+    </w:lvl>
+    <w:lvl w:ilvl="6">
+      <w:isLgl w:val="false"/>
+      <w:lvlJc w:val="left"/>
+      <w:lvlText w:val="·"/>
+      <w:numFmt w:val="bullet"/>
+      <w:pPr>
+        <w:pBdr/>
+        <w:spacing/>
+        <w:ind w:hanging="360" w:left="5029"/>
+      </w:pPr>
+      <w:rPr>
+        <w:rFonts w:hint="default" w:ascii="Symbol" w:hAnsi="Symbol" w:eastAsia="Symbol" w:cs="Symbol"/>
+      </w:rPr>
+      <w:start w:val="1"/>
+      <w:suff w:val="tab"/>
+    </w:lvl>
+    <w:lvl w:ilvl="7">
+      <w:isLgl w:val="false"/>
+      <w:lvlJc w:val="left"/>
+      <w:lvlText w:val="o"/>
+      <w:numFmt w:val="bullet"/>
+      <w:pPr>
+        <w:pBdr/>
+        <w:spacing/>
+        <w:ind w:hanging="360" w:left="5749"/>
+      </w:pPr>
+      <w:rPr>
+        <w:rFonts w:hint="default" w:ascii="Courier New" w:hAnsi="Courier New" w:eastAsia="Courier New" w:cs="Courier New"/>
+      </w:rPr>
+      <w:start w:val="1"/>
+      <w:suff w:val="tab"/>
+    </w:lvl>
+    <w:lvl w:ilvl="8">
+      <w:isLgl w:val="false"/>
+      <w:lvlJc w:val="left"/>
+      <w:lvlText w:val="§"/>
+      <w:numFmt w:val="bullet"/>
+      <w:pPr>
+        <w:pBdr/>
+        <w:spacing/>
+        <w:ind w:hanging="360" w:left="6469"/>
+      </w:pPr>
+      <w:rPr>
+        <w:rFonts w:hint="default" w:ascii="Wingdings" w:hAnsi="Wingdings" w:eastAsia="Wingdings" w:cs="Wingdings"/>
+      </w:rPr>
+      <w:start w:val="1"/>
+      <w:suff w:val="tab"/>
+    </w:lvl>
+  </w:abstractNum>
+  <w:abstractNum w:abstractNumId="19">
+    <w:nsid w:val="4A05041C"/>
+    <w:lvl w:ilvl="0">
+      <w:isLgl w:val="false"/>
+      <w:lvlJc w:val="left"/>
+      <w:lvlText w:val="·"/>
+      <w:numFmt w:val="bullet"/>
+      <w:pPr>
+        <w:pBdr/>
+        <w:spacing/>
+        <w:ind w:hanging="360" w:left="709"/>
+      </w:pPr>
+      <w:rPr>
+        <w:rFonts w:hint="default" w:ascii="Symbol" w:hAnsi="Symbol" w:eastAsia="Symbol" w:cs="Symbol"/>
+      </w:rPr>
+      <w:start w:val="1"/>
+      <w:suff w:val="tab"/>
+    </w:lvl>
+    <w:lvl w:ilvl="1">
+      <w:isLgl w:val="false"/>
+      <w:lvlJc w:val="left"/>
+      <w:lvlText w:val="o"/>
+      <w:numFmt w:val="bullet"/>
+      <w:pPr>
+        <w:pBdr/>
+        <w:spacing/>
+        <w:ind w:hanging="360" w:left="1429"/>
+      </w:pPr>
+      <w:rPr>
+        <w:rFonts w:hint="default" w:ascii="Courier New" w:hAnsi="Courier New" w:eastAsia="Courier New" w:cs="Courier New"/>
+      </w:rPr>
+      <w:start w:val="1"/>
+      <w:suff w:val="tab"/>
+    </w:lvl>
+    <w:lvl w:ilvl="2">
+      <w:isLgl w:val="false"/>
+      <w:lvlJc w:val="left"/>
+      <w:lvlText w:val="§"/>
+      <w:numFmt w:val="bullet"/>
+      <w:pPr>
+        <w:pBdr/>
+        <w:spacing/>
+        <w:ind w:hanging="360" w:left="2149"/>
+      </w:pPr>
+      <w:rPr>
+        <w:rFonts w:hint="default" w:ascii="Wingdings" w:hAnsi="Wingdings" w:eastAsia="Wingdings" w:cs="Wingdings"/>
+      </w:rPr>
+      <w:start w:val="1"/>
+      <w:suff w:val="tab"/>
+    </w:lvl>
+    <w:lvl w:ilvl="3">
+      <w:isLgl w:val="false"/>
+      <w:lvlJc w:val="left"/>
+      <w:lvlText w:val="·"/>
+      <w:numFmt w:val="bullet"/>
+      <w:pPr>
+        <w:pBdr/>
+        <w:spacing/>
+        <w:ind w:hanging="360" w:left="2869"/>
+      </w:pPr>
+      <w:rPr>
+        <w:rFonts w:hint="default" w:ascii="Symbol" w:hAnsi="Symbol" w:eastAsia="Symbol" w:cs="Symbol"/>
+      </w:rPr>
+      <w:start w:val="1"/>
+      <w:suff w:val="tab"/>
+    </w:lvl>
+    <w:lvl w:ilvl="4">
+      <w:isLgl w:val="false"/>
+      <w:lvlJc w:val="left"/>
+      <w:lvlText w:val="o"/>
+      <w:numFmt w:val="bullet"/>
+      <w:pPr>
+        <w:pBdr/>
+        <w:spacing/>
+        <w:ind w:hanging="360" w:left="3589"/>
+      </w:pPr>
+      <w:rPr>
+        <w:rFonts w:hint="default" w:ascii="Courier New" w:hAnsi="Courier New" w:eastAsia="Courier New" w:cs="Courier New"/>
+      </w:rPr>
+      <w:start w:val="1"/>
+      <w:suff w:val="tab"/>
+    </w:lvl>
+    <w:lvl w:ilvl="5">
+      <w:isLgl w:val="false"/>
+      <w:lvlJc w:val="left"/>
+      <w:lvlText w:val="§"/>
+      <w:numFmt w:val="bullet"/>
+      <w:pPr>
+        <w:pBdr/>
+        <w:spacing/>
+        <w:ind w:hanging="360" w:left="4309"/>
+      </w:pPr>
+      <w:rPr>
+        <w:rFonts w:hint="default" w:ascii="Wingdings" w:hAnsi="Wingdings" w:eastAsia="Wingdings" w:cs="Wingdings"/>
+      </w:rPr>
+      <w:start w:val="1"/>
+      <w:suff w:val="tab"/>
+    </w:lvl>
+    <w:lvl w:ilvl="6">
+      <w:isLgl w:val="false"/>
+      <w:lvlJc w:val="left"/>
+      <w:lvlText w:val="·"/>
+      <w:numFmt w:val="bullet"/>
+      <w:pPr>
+        <w:pBdr/>
+        <w:spacing/>
+        <w:ind w:hanging="360" w:left="5029"/>
+      </w:pPr>
+      <w:rPr>
+        <w:rFonts w:hint="default" w:ascii="Symbol" w:hAnsi="Symbol" w:eastAsia="Symbol" w:cs="Symbol"/>
+      </w:rPr>
+      <w:start w:val="1"/>
+      <w:suff w:val="tab"/>
+    </w:lvl>
+    <w:lvl w:ilvl="7">
+      <w:isLgl w:val="false"/>
+      <w:lvlJc w:val="left"/>
+      <w:lvlText w:val="o"/>
+      <w:numFmt w:val="bullet"/>
+      <w:pPr>
+        <w:pBdr/>
+        <w:spacing/>
+        <w:ind w:hanging="360" w:left="5749"/>
+      </w:pPr>
+      <w:rPr>
+        <w:rFonts w:hint="default" w:ascii="Courier New" w:hAnsi="Courier New" w:eastAsia="Courier New" w:cs="Courier New"/>
+      </w:rPr>
+      <w:start w:val="1"/>
+      <w:suff w:val="tab"/>
+    </w:lvl>
+    <w:lvl w:ilvl="8">
+      <w:isLgl w:val="false"/>
+      <w:lvlJc w:val="left"/>
+      <w:lvlText w:val="§"/>
+      <w:numFmt w:val="bullet"/>
+      <w:pPr>
+        <w:pBdr/>
+        <w:spacing/>
+        <w:ind w:hanging="360" w:left="6469"/>
+      </w:pPr>
+      <w:rPr>
+        <w:rFonts w:hint="default" w:ascii="Wingdings" w:hAnsi="Wingdings" w:eastAsia="Wingdings" w:cs="Wingdings"/>
+      </w:rPr>
+      <w:start w:val="1"/>
+      <w:suff w:val="tab"/>
+    </w:lvl>
+  </w:abstractNum>
+  <w:abstractNum w:abstractNumId="20">
+    <w:nsid w:val="23C72174"/>
+    <w:lvl w:ilvl="0">
+      <w:isLgl w:val="false"/>
+      <w:lvlJc w:val="left"/>
+      <w:lvlText w:val="·"/>
+      <w:numFmt w:val="bullet"/>
+      <w:pPr>
+        <w:pBdr/>
+        <w:spacing/>
+        <w:ind w:hanging="360" w:left="709"/>
+      </w:pPr>
+      <w:rPr>
+        <w:rFonts w:hint="default" w:ascii="Symbol" w:hAnsi="Symbol" w:eastAsia="Symbol" w:cs="Symbol"/>
+      </w:rPr>
+      <w:start w:val="1"/>
+      <w:suff w:val="tab"/>
+    </w:lvl>
+    <w:lvl w:ilvl="1">
+      <w:isLgl w:val="false"/>
+      <w:lvlJc w:val="left"/>
+      <w:lvlText w:val="o"/>
+      <w:numFmt w:val="bullet"/>
+      <w:pPr>
+        <w:pBdr/>
+        <w:spacing/>
+        <w:ind w:hanging="360" w:left="1429"/>
+      </w:pPr>
+      <w:rPr>
+        <w:rFonts w:hint="default" w:ascii="Courier New" w:hAnsi="Courier New" w:eastAsia="Courier New" w:cs="Courier New"/>
+      </w:rPr>
+      <w:start w:val="1"/>
+      <w:suff w:val="tab"/>
+    </w:lvl>
+    <w:lvl w:ilvl="2">
+      <w:isLgl w:val="false"/>
+      <w:lvlJc w:val="left"/>
+      <w:lvlText w:val="§"/>
+      <w:numFmt w:val="bullet"/>
+      <w:pPr>
+        <w:pBdr/>
+        <w:spacing/>
+        <w:ind w:hanging="360" w:left="2149"/>
+      </w:pPr>
+      <w:rPr>
+        <w:rFonts w:hint="default" w:ascii="Wingdings" w:hAnsi="Wingdings" w:eastAsia="Wingdings" w:cs="Wingdings"/>
+      </w:rPr>
+      <w:start w:val="1"/>
+      <w:suff w:val="tab"/>
+    </w:lvl>
+    <w:lvl w:ilvl="3">
+      <w:isLgl w:val="false"/>
+      <w:lvlJc w:val="left"/>
+      <w:lvlText w:val="·"/>
+      <w:numFmt w:val="bullet"/>
+      <w:pPr>
+        <w:pBdr/>
+        <w:spacing/>
+        <w:ind w:hanging="360" w:left="2869"/>
+      </w:pPr>
+      <w:rPr>
+        <w:rFonts w:hint="default" w:ascii="Symbol" w:hAnsi="Symbol" w:eastAsia="Symbol" w:cs="Symbol"/>
+      </w:rPr>
+      <w:start w:val="1"/>
+      <w:suff w:val="tab"/>
+    </w:lvl>
+    <w:lvl w:ilvl="4">
+      <w:isLgl w:val="false"/>
+      <w:lvlJc w:val="left"/>
+      <w:lvlText w:val="o"/>
+      <w:numFmt w:val="bullet"/>
+      <w:pPr>
+        <w:pBdr/>
+        <w:spacing/>
+        <w:ind w:hanging="360" w:left="3589"/>
+      </w:pPr>
+      <w:rPr>
+        <w:rFonts w:hint="default" w:ascii="Courier New" w:hAnsi="Courier New" w:eastAsia="Courier New" w:cs="Courier New"/>
+      </w:rPr>
+      <w:start w:val="1"/>
+      <w:suff w:val="tab"/>
+    </w:lvl>
+    <w:lvl w:ilvl="5">
+      <w:isLgl w:val="false"/>
+      <w:lvlJc w:val="left"/>
+      <w:lvlText w:val="§"/>
+      <w:numFmt w:val="bullet"/>
+      <w:pPr>
+        <w:pBdr/>
+        <w:spacing/>
+        <w:ind w:hanging="360" w:left="4309"/>
+      </w:pPr>
+      <w:rPr>
+        <w:rFonts w:hint="default" w:ascii="Wingdings" w:hAnsi="Wingdings" w:eastAsia="Wingdings" w:cs="Wingdings"/>
+      </w:rPr>
+      <w:start w:val="1"/>
+      <w:suff w:val="tab"/>
+    </w:lvl>
+    <w:lvl w:ilvl="6">
+      <w:isLgl w:val="false"/>
+      <w:lvlJc w:val="left"/>
+      <w:lvlText w:val="·"/>
+      <w:numFmt w:val="bullet"/>
+      <w:pPr>
+        <w:pBdr/>
+        <w:spacing/>
+        <w:ind w:hanging="360" w:left="5029"/>
+      </w:pPr>
+      <w:rPr>
+        <w:rFonts w:hint="default" w:ascii="Symbol" w:hAnsi="Symbol" w:eastAsia="Symbol" w:cs="Symbol"/>
+      </w:rPr>
+      <w:start w:val="1"/>
+      <w:suff w:val="tab"/>
+    </w:lvl>
+    <w:lvl w:ilvl="7">
+      <w:isLgl w:val="false"/>
+      <w:lvlJc w:val="left"/>
+      <w:lvlText w:val="o"/>
+      <w:numFmt w:val="bullet"/>
+      <w:pPr>
+        <w:pBdr/>
+        <w:spacing/>
+        <w:ind w:hanging="360" w:left="5749"/>
+      </w:pPr>
+      <w:rPr>
+        <w:rFonts w:hint="default" w:ascii="Courier New" w:hAnsi="Courier New" w:eastAsia="Courier New" w:cs="Courier New"/>
+      </w:rPr>
+      <w:start w:val="1"/>
+      <w:suff w:val="tab"/>
+    </w:lvl>
+    <w:lvl w:ilvl="8">
+      <w:isLgl w:val="false"/>
+      <w:lvlJc w:val="left"/>
+      <w:lvlText w:val="§"/>
+      <w:numFmt w:val="bullet"/>
+      <w:pPr>
+        <w:pBdr/>
+        <w:spacing/>
+        <w:ind w:hanging="360" w:left="6469"/>
+      </w:pPr>
+      <w:rPr>
+        <w:rFonts w:hint="default" w:ascii="Wingdings" w:hAnsi="Wingdings" w:eastAsia="Wingdings" w:cs="Wingdings"/>
+      </w:rPr>
+      <w:start w:val="1"/>
+      <w:suff w:val="tab"/>
+    </w:lvl>
+  </w:abstractNum>
+  <w:abstractNum w:abstractNumId="21">
+    <w:nsid w:val="3DE2DAB2"/>
+    <w:lvl w:ilvl="0">
+      <w:isLgl w:val="false"/>
+      <w:lvlJc w:val="left"/>
+      <w:lvlText w:val="·"/>
+      <w:numFmt w:val="bullet"/>
+      <w:pPr>
+        <w:pBdr/>
+        <w:spacing/>
+        <w:ind w:hanging="360" w:left="709"/>
+      </w:pPr>
+      <w:rPr>
+        <w:rFonts w:hint="default" w:ascii="Symbol" w:hAnsi="Symbol" w:eastAsia="Symbol" w:cs="Symbol"/>
+      </w:rPr>
+      <w:start w:val="1"/>
+      <w:suff w:val="tab"/>
+    </w:lvl>
+    <w:lvl w:ilvl="1">
+      <w:isLgl w:val="false"/>
+      <w:lvlJc w:val="left"/>
+      <w:lvlText w:val="o"/>
+      <w:numFmt w:val="bullet"/>
+      <w:pPr>
+        <w:pBdr/>
+        <w:spacing/>
+        <w:ind w:hanging="360" w:left="1429"/>
+      </w:pPr>
+      <w:rPr>
+        <w:rFonts w:hint="default" w:ascii="Courier New" w:hAnsi="Courier New" w:eastAsia="Courier New" w:cs="Courier New"/>
+      </w:rPr>
+      <w:start w:val="1"/>
+      <w:suff w:val="tab"/>
+    </w:lvl>
+    <w:lvl w:ilvl="2">
+      <w:isLgl w:val="false"/>
+      <w:lvlJc w:val="left"/>
+      <w:lvlText w:val="§"/>
+      <w:numFmt w:val="bullet"/>
+      <w:pPr>
+        <w:pBdr/>
+        <w:spacing/>
+        <w:ind w:hanging="360" w:left="2149"/>
+      </w:pPr>
+      <w:rPr>
+        <w:rFonts w:hint="default" w:ascii="Wingdings" w:hAnsi="Wingdings" w:eastAsia="Wingdings" w:cs="Wingdings"/>
+      </w:rPr>
+      <w:start w:val="1"/>
+      <w:suff w:val="tab"/>
+    </w:lvl>
+    <w:lvl w:ilvl="3">
+      <w:isLgl w:val="false"/>
+      <w:lvlJc w:val="left"/>
+      <w:lvlText w:val="·"/>
+      <w:numFmt w:val="bullet"/>
+      <w:pPr>
+        <w:pBdr/>
+        <w:spacing/>
+        <w:ind w:hanging="360" w:left="2869"/>
+      </w:pPr>
+      <w:rPr>
+        <w:rFonts w:hint="default" w:ascii="Symbol" w:hAnsi="Symbol" w:eastAsia="Symbol" w:cs="Symbol"/>
+      </w:rPr>
+      <w:start w:val="1"/>
+      <w:suff w:val="tab"/>
+    </w:lvl>
+    <w:lvl w:ilvl="4">
+      <w:isLgl w:val="false"/>
+      <w:lvlJc w:val="left"/>
+      <w:lvlText w:val="o"/>
+      <w:numFmt w:val="bullet"/>
+      <w:pPr>
+        <w:pBdr/>
+        <w:spacing/>
+        <w:ind w:hanging="360" w:left="3589"/>
+      </w:pPr>
+      <w:rPr>
+        <w:rFonts w:hint="default" w:ascii="Courier New" w:hAnsi="Courier New" w:eastAsia="Courier New" w:cs="Courier New"/>
+      </w:rPr>
+      <w:start w:val="1"/>
+      <w:suff w:val="tab"/>
+    </w:lvl>
+    <w:lvl w:ilvl="5">
+      <w:isLgl w:val="false"/>
+      <w:lvlJc w:val="left"/>
+      <w:lvlText w:val="§"/>
+      <w:numFmt w:val="bullet"/>
+      <w:pPr>
+        <w:pBdr/>
+        <w:spacing/>
+        <w:ind w:hanging="360" w:left="4309"/>
+      </w:pPr>
+      <w:rPr>
+        <w:rFonts w:hint="default" w:ascii="Wingdings" w:hAnsi="Wingdings" w:eastAsia="Wingdings" w:cs="Wingdings"/>
+      </w:rPr>
+      <w:start w:val="1"/>
+      <w:suff w:val="tab"/>
+    </w:lvl>
+    <w:lvl w:ilvl="6">
+      <w:isLgl w:val="false"/>
+      <w:lvlJc w:val="left"/>
+      <w:lvlText w:val="·"/>
+      <w:numFmt w:val="bullet"/>
+      <w:pPr>
+        <w:pBdr/>
+        <w:spacing/>
+        <w:ind w:hanging="360" w:left="5029"/>
+      </w:pPr>
+      <w:rPr>
+        <w:rFonts w:hint="default" w:ascii="Symbol" w:hAnsi="Symbol" w:eastAsia="Symbol" w:cs="Symbol"/>
+      </w:rPr>
+      <w:start w:val="1"/>
+      <w:suff w:val="tab"/>
+    </w:lvl>
+    <w:lvl w:ilvl="7">
+      <w:isLgl w:val="false"/>
+      <w:lvlJc w:val="left"/>
+      <w:lvlText w:val="o"/>
+      <w:numFmt w:val="bullet"/>
+      <w:pPr>
+        <w:pBdr/>
+        <w:spacing/>
+        <w:ind w:hanging="360" w:left="5749"/>
+      </w:pPr>
+      <w:rPr>
+        <w:rFonts w:hint="default" w:ascii="Courier New" w:hAnsi="Courier New" w:eastAsia="Courier New" w:cs="Courier New"/>
+      </w:rPr>
+      <w:start w:val="1"/>
+      <w:suff w:val="tab"/>
+    </w:lvl>
+    <w:lvl w:ilvl="8">
+      <w:isLgl w:val="false"/>
+      <w:lvlJc w:val="left"/>
+      <w:lvlText w:val="§"/>
+      <w:numFmt w:val="bullet"/>
+      <w:pPr>
+        <w:pBdr/>
+        <w:spacing/>
+        <w:ind w:hanging="360" w:left="6469"/>
+      </w:pPr>
+      <w:rPr>
+        <w:rFonts w:hint="default" w:ascii="Wingdings" w:hAnsi="Wingdings" w:eastAsia="Wingdings" w:cs="Wingdings"/>
+      </w:rPr>
+      <w:start w:val="1"/>
+      <w:suff w:val="tab"/>
+    </w:lvl>
+  </w:abstractNum>
+  <w:abstractNum w:abstractNumId="22">
+    <w:nsid w:val="119196D7"/>
+    <w:lvl w:ilvl="0">
+      <w:isLgl w:val="false"/>
+      <w:lvlJc w:val="left"/>
+      <w:lvlText w:val="·"/>
+      <w:numFmt w:val="bullet"/>
+      <w:pPr>
+        <w:pBdr/>
+        <w:spacing/>
+        <w:ind w:hanging="360" w:left="720"/>
+      </w:pPr>
+      <w:rPr>
+        <w:rFonts w:hint="default" w:ascii="Symbol" w:hAnsi="Symbol" w:eastAsia="Symbol" w:cs="Symbol"/>
+      </w:rPr>
+      <w:start w:val="1"/>
+      <w:suff w:val="tab"/>
+    </w:lvl>
+    <w:lvl w:ilvl="1">
+      <w:isLgl w:val="false"/>
+      <w:lvlJc w:val="left"/>
+      <w:lvlText w:val="o"/>
+      <w:numFmt w:val="bullet"/>
+      <w:pPr>
+        <w:pBdr/>
+        <w:spacing/>
+        <w:ind w:hanging="360" w:left="1440"/>
+      </w:pPr>
+      <w:rPr>
+        <w:rFonts w:hint="default" w:ascii="Courier New" w:hAnsi="Courier New" w:eastAsia="Courier New" w:cs="Courier New"/>
+      </w:rPr>
+      <w:start w:val="1"/>
+      <w:suff w:val="tab"/>
+    </w:lvl>
+    <w:lvl w:ilvl="2">
+      <w:isLgl w:val="false"/>
+      <w:lvlJc w:val="left"/>
+      <w:lvlText w:val="§"/>
+      <w:numFmt w:val="bullet"/>
+      <w:pPr>
+        <w:pBdr/>
+        <w:spacing/>
+        <w:ind w:hanging="360" w:left="2160"/>
+      </w:pPr>
+      <w:rPr>
+        <w:rFonts w:hint="default" w:ascii="Wingdings" w:hAnsi="Wingdings" w:eastAsia="Wingdings" w:cs="Wingdings"/>
+      </w:rPr>
+      <w:start w:val="1"/>
+      <w:suff w:val="tab"/>
+    </w:lvl>
+    <w:lvl w:ilvl="3">
+      <w:isLgl w:val="false"/>
+      <w:lvlJc w:val="left"/>
+      <w:lvlText w:val="·"/>
+      <w:numFmt w:val="bullet"/>
+      <w:pPr>
+        <w:pBdr/>
+        <w:spacing/>
+        <w:ind w:hanging="360" w:left="2880"/>
+      </w:pPr>
+      <w:rPr>
+        <w:rFonts w:hint="default" w:ascii="Symbol" w:hAnsi="Symbol" w:eastAsia="Symbol" w:cs="Symbol"/>
+      </w:rPr>
+      <w:start w:val="1"/>
+      <w:suff w:val="tab"/>
+    </w:lvl>
+    <w:lvl w:ilvl="4">
+      <w:isLgl w:val="false"/>
+      <w:lvlJc w:val="left"/>
+      <w:lvlText w:val="o"/>
+      <w:numFmt w:val="bullet"/>
+      <w:pPr>
+        <w:pBdr/>
+        <w:spacing/>
+        <w:ind w:hanging="360" w:left="3600"/>
+      </w:pPr>
+      <w:rPr>
+        <w:rFonts w:hint="default" w:ascii="Courier New" w:hAnsi="Courier New" w:eastAsia="Courier New" w:cs="Courier New"/>
+      </w:rPr>
+      <w:start w:val="1"/>
+      <w:suff w:val="tab"/>
+    </w:lvl>
+    <w:lvl w:ilvl="5">
+      <w:isLgl w:val="false"/>
+      <w:lvlJc w:val="left"/>
+      <w:lvlText w:val="§"/>
+      <w:numFmt w:val="bullet"/>
+      <w:pPr>
+        <w:pBdr/>
+        <w:spacing/>
+        <w:ind w:hanging="360" w:left="4320"/>
+      </w:pPr>
+      <w:rPr>
+        <w:rFonts w:hint="default" w:ascii="Wingdings" w:hAnsi="Wingdings" w:eastAsia="Wingdings" w:cs="Wingdings"/>
+      </w:rPr>
+      <w:start w:val="1"/>
+      <w:suff w:val="tab"/>
+    </w:lvl>
+    <w:lvl w:ilvl="6">
+      <w:isLgl w:val="false"/>
+      <w:lvlJc w:val="left"/>
+      <w:lvlText w:val="·"/>
+      <w:numFmt w:val="bullet"/>
+      <w:pPr>
+        <w:pBdr/>
+        <w:spacing/>
+        <w:ind w:hanging="360" w:left="5040"/>
+      </w:pPr>
+      <w:rPr>
+        <w:rFonts w:hint="default" w:ascii="Symbol" w:hAnsi="Symbol" w:eastAsia="Symbol" w:cs="Symbol"/>
+      </w:rPr>
+      <w:start w:val="1"/>
+      <w:suff w:val="tab"/>
+    </w:lvl>
+    <w:lvl w:ilvl="7">
+      <w:isLgl w:val="false"/>
+      <w:lvlJc w:val="left"/>
+      <w:lvlText w:val="o"/>
+      <w:numFmt w:val="bullet"/>
+      <w:pPr>
+        <w:pBdr/>
+        <w:spacing/>
+        <w:ind w:hanging="360" w:left="5760"/>
+      </w:pPr>
+      <w:rPr>
+        <w:rFonts w:hint="default" w:ascii="Courier New" w:hAnsi="Courier New" w:eastAsia="Courier New" w:cs="Courier New"/>
+      </w:rPr>
+      <w:start w:val="1"/>
+      <w:suff w:val="tab"/>
+    </w:lvl>
+    <w:lvl w:ilvl="8">
+      <w:isLgl w:val="false"/>
+      <w:lvlJc w:val="left"/>
+      <w:lvlText w:val="§"/>
+      <w:numFmt w:val="bullet"/>
+      <w:pPr>
+        <w:pBdr/>
+        <w:spacing/>
+        <w:ind w:hanging="360" w:left="6480"/>
+      </w:pPr>
+      <w:rPr>
+        <w:rFonts w:hint="default" w:ascii="Wingdings" w:hAnsi="Wingdings" w:eastAsia="Wingdings" w:cs="Wingdings"/>
+      </w:rPr>
+      <w:start w:val="1"/>
+      <w:suff w:val="tab"/>
+    </w:lvl>
+  </w:abstractNum>
+  <w:abstractNum w:abstractNumId="23">
+    <w:nsid w:val="6D8493DD"/>
+    <w:lvl w:ilvl="0">
+      <w:isLgl w:val="false"/>
+      <w:lvlJc w:val="left"/>
+      <w:lvlText w:val="·"/>
+      <w:numFmt w:val="bullet"/>
+      <w:pPr>
+        <w:pBdr/>
+        <w:spacing/>
+        <w:ind w:hanging="360" w:left="720"/>
+      </w:pPr>
+      <w:rPr>
+        <w:rFonts w:hint="default" w:ascii="Symbol" w:hAnsi="Symbol" w:eastAsia="Symbol" w:cs="Symbol"/>
+      </w:rPr>
+      <w:start w:val="1"/>
+      <w:suff w:val="tab"/>
+    </w:lvl>
+    <w:lvl w:ilvl="1">
+      <w:isLgl w:val="false"/>
+      <w:lvlJc w:val="left"/>
+      <w:lvlText w:val="o"/>
+      <w:numFmt w:val="bullet"/>
+      <w:pPr>
+        <w:pBdr/>
+        <w:spacing/>
+        <w:ind w:hanging="360" w:left="1440"/>
+      </w:pPr>
+      <w:rPr>
+        <w:rFonts w:hint="default" w:ascii="Courier New" w:hAnsi="Courier New" w:eastAsia="Courier New" w:cs="Courier New"/>
+      </w:rPr>
+      <w:start w:val="1"/>
+      <w:suff w:val="tab"/>
+    </w:lvl>
+    <w:lvl w:ilvl="2">
+      <w:isLgl w:val="false"/>
+      <w:lvlJc w:val="left"/>
+      <w:lvlText w:val="§"/>
+      <w:numFmt w:val="bullet"/>
+      <w:pPr>
+        <w:pBdr/>
+        <w:spacing/>
+        <w:ind w:hanging="360" w:left="2160"/>
+      </w:pPr>
+      <w:rPr>
+        <w:rFonts w:hint="default" w:ascii="Wingdings" w:hAnsi="Wingdings" w:eastAsia="Wingdings" w:cs="Wingdings"/>
+      </w:rPr>
+      <w:start w:val="1"/>
+      <w:suff w:val="tab"/>
+    </w:lvl>
+    <w:lvl w:ilvl="3">
+      <w:isLgl w:val="false"/>
+      <w:lvlJc w:val="left"/>
+      <w:lvlText w:val="·"/>
+      <w:numFmt w:val="bullet"/>
+      <w:pPr>
+        <w:pBdr/>
+        <w:spacing/>
+        <w:ind w:hanging="360" w:left="2880"/>
+      </w:pPr>
+      <w:rPr>
+        <w:rFonts w:hint="default" w:ascii="Symbol" w:hAnsi="Symbol" w:eastAsia="Symbol" w:cs="Symbol"/>
+      </w:rPr>
+      <w:start w:val="1"/>
+      <w:suff w:val="tab"/>
+    </w:lvl>
+    <w:lvl w:ilvl="4">
+      <w:isLgl w:val="false"/>
+      <w:lvlJc w:val="left"/>
+      <w:lvlText w:val="o"/>
+      <w:numFmt w:val="bullet"/>
+      <w:pPr>
+        <w:pBdr/>
+        <w:spacing/>
+        <w:ind w:hanging="360" w:left="3600"/>
+      </w:pPr>
+      <w:rPr>
+        <w:rFonts w:hint="default" w:ascii="Courier New" w:hAnsi="Courier New" w:eastAsia="Courier New" w:cs="Courier New"/>
+      </w:rPr>
+      <w:start w:val="1"/>
+      <w:suff w:val="tab"/>
+    </w:lvl>
+    <w:lvl w:ilvl="5">
+      <w:isLgl w:val="false"/>
+      <w:lvlJc w:val="left"/>
+      <w:lvlText w:val="§"/>
+      <w:numFmt w:val="bullet"/>
+      <w:pPr>
+        <w:pBdr/>
+        <w:spacing/>
+        <w:ind w:hanging="360" w:left="4320"/>
+      </w:pPr>
+      <w:rPr>
+        <w:rFonts w:hint="default" w:ascii="Wingdings" w:hAnsi="Wingdings" w:eastAsia="Wingdings" w:cs="Wingdings"/>
+      </w:rPr>
+      <w:start w:val="1"/>
+      <w:suff w:val="tab"/>
+    </w:lvl>
+    <w:lvl w:ilvl="6">
+      <w:isLgl w:val="false"/>
+      <w:lvlJc w:val="left"/>
+      <w:lvlText w:val="·"/>
+      <w:numFmt w:val="bullet"/>
+      <w:pPr>
+        <w:pBdr/>
+        <w:spacing/>
+        <w:ind w:hanging="360" w:left="5040"/>
+      </w:pPr>
+      <w:rPr>
+        <w:rFonts w:hint="default" w:ascii="Symbol" w:hAnsi="Symbol" w:eastAsia="Symbol" w:cs="Symbol"/>
+      </w:rPr>
+      <w:start w:val="1"/>
+      <w:suff w:val="tab"/>
+    </w:lvl>
+    <w:lvl w:ilvl="7">
+      <w:isLgl w:val="false"/>
+      <w:lvlJc w:val="left"/>
+      <w:lvlText w:val="o"/>
+      <w:numFmt w:val="bullet"/>
+      <w:pPr>
+        <w:pBdr/>
+        <w:spacing/>
+        <w:ind w:hanging="360" w:left="5760"/>
+      </w:pPr>
+      <w:rPr>
+        <w:rFonts w:hint="default" w:ascii="Courier New" w:hAnsi="Courier New" w:eastAsia="Courier New" w:cs="Courier New"/>
+      </w:rPr>
+      <w:start w:val="1"/>
+      <w:suff w:val="tab"/>
+    </w:lvl>
+    <w:lvl w:ilvl="8">
+      <w:isLgl w:val="false"/>
+      <w:lvlJc w:val="left"/>
+      <w:lvlText w:val="§"/>
+      <w:numFmt w:val="bullet"/>
+      <w:pPr>
+        <w:pBdr/>
+        <w:spacing/>
+        <w:ind w:hanging="360" w:left="6480"/>
+      </w:pPr>
+      <w:rPr>
+        <w:rFonts w:hint="default" w:ascii="Wingdings" w:hAnsi="Wingdings" w:eastAsia="Wingdings" w:cs="Wingdings"/>
+      </w:rPr>
+      <w:start w:val="1"/>
+      <w:suff w:val="tab"/>
+    </w:lvl>
+  </w:abstractNum>
+  <w:abstractNum w:abstractNumId="24">
+    <w:nsid w:val="0CC023E1"/>
+    <w:lvl w:ilvl="0">
+      <w:isLgl w:val="false"/>
+      <w:lvlJc w:val="left"/>
+      <w:lvlText w:val="·"/>
+      <w:numFmt w:val="bullet"/>
+      <w:pPr>
+        <w:pBdr/>
+        <w:spacing/>
+        <w:ind w:hanging="360" w:left="720"/>
+      </w:pPr>
+      <w:rPr>
+        <w:rFonts w:hint="default" w:ascii="Symbol" w:hAnsi="Symbol" w:eastAsia="Symbol" w:cs="Symbol"/>
+      </w:rPr>
+      <w:start w:val="1"/>
+      <w:suff w:val="tab"/>
+    </w:lvl>
+    <w:lvl w:ilvl="1">
+      <w:isLgl w:val="false"/>
+      <w:lvlJc w:val="left"/>
+      <w:lvlText w:val="o"/>
+      <w:numFmt w:val="bullet"/>
+      <w:pPr>
+        <w:pBdr/>
+        <w:spacing/>
+        <w:ind w:hanging="360" w:left="1440"/>
+      </w:pPr>
+      <w:rPr>
+        <w:rFonts w:hint="default" w:ascii="Courier New" w:hAnsi="Courier New" w:eastAsia="Courier New" w:cs="Courier New"/>
+      </w:rPr>
+      <w:start w:val="1"/>
+      <w:suff w:val="tab"/>
+    </w:lvl>
+    <w:lvl w:ilvl="2">
+      <w:isLgl w:val="false"/>
+      <w:lvlJc w:val="left"/>
+      <w:lvlText w:val="§"/>
+      <w:numFmt w:val="bullet"/>
+      <w:pPr>
+        <w:pBdr/>
+        <w:spacing/>
+        <w:ind w:hanging="360" w:left="2160"/>
+      </w:pPr>
+      <w:rPr>
+        <w:rFonts w:hint="default" w:ascii="Wingdings" w:hAnsi="Wingdings" w:eastAsia="Wingdings" w:cs="Wingdings"/>
+      </w:rPr>
+      <w:start w:val="1"/>
+      <w:suff w:val="tab"/>
+    </w:lvl>
+    <w:lvl w:ilvl="3">
+      <w:isLgl w:val="false"/>
+      <w:lvlJc w:val="left"/>
+      <w:lvlText w:val="·"/>
+      <w:numFmt w:val="bullet"/>
+      <w:pPr>
+        <w:pBdr/>
+        <w:spacing/>
+        <w:ind w:hanging="360" w:left="2880"/>
+      </w:pPr>
+      <w:rPr>
+        <w:rFonts w:hint="default" w:ascii="Symbol" w:hAnsi="Symbol" w:eastAsia="Symbol" w:cs="Symbol"/>
+      </w:rPr>
+      <w:start w:val="1"/>
+      <w:suff w:val="tab"/>
+    </w:lvl>
+    <w:lvl w:ilvl="4">
+      <w:isLgl w:val="false"/>
+      <w:lvlJc w:val="left"/>
+      <w:lvlText w:val="o"/>
+      <w:numFmt w:val="bullet"/>
+      <w:pPr>
+        <w:pBdr/>
+        <w:spacing/>
+        <w:ind w:hanging="360" w:left="3600"/>
+      </w:pPr>
+      <w:rPr>
+        <w:rFonts w:hint="default" w:ascii="Courier New" w:hAnsi="Courier New" w:eastAsia="Courier New" w:cs="Courier New"/>
+      </w:rPr>
+      <w:start w:val="1"/>
+      <w:suff w:val="tab"/>
+    </w:lvl>
+    <w:lvl w:ilvl="5">
+      <w:isLgl w:val="false"/>
+      <w:lvlJc w:val="left"/>
+      <w:lvlText w:val="§"/>
+      <w:numFmt w:val="bullet"/>
+      <w:pPr>
+        <w:pBdr/>
+        <w:spacing/>
+        <w:ind w:hanging="360" w:left="4320"/>
+      </w:pPr>
+      <w:rPr>
+        <w:rFonts w:hint="default" w:ascii="Wingdings" w:hAnsi="Wingdings" w:eastAsia="Wingdings" w:cs="Wingdings"/>
+      </w:rPr>
+      <w:start w:val="1"/>
+      <w:suff w:val="tab"/>
+    </w:lvl>
+    <w:lvl w:ilvl="6">
+      <w:isLgl w:val="false"/>
+      <w:lvlJc w:val="left"/>
+      <w:lvlText w:val="·"/>
+      <w:numFmt w:val="bullet"/>
+      <w:pPr>
+        <w:pBdr/>
+        <w:spacing/>
+        <w:ind w:hanging="360" w:left="5040"/>
+      </w:pPr>
+      <w:rPr>
+        <w:rFonts w:hint="default" w:ascii="Symbol" w:hAnsi="Symbol" w:eastAsia="Symbol" w:cs="Symbol"/>
+      </w:rPr>
+      <w:start w:val="1"/>
+      <w:suff w:val="tab"/>
+    </w:lvl>
+    <w:lvl w:ilvl="7">
+      <w:isLgl w:val="false"/>
+      <w:lvlJc w:val="left"/>
+      <w:lvlText w:val="o"/>
+      <w:numFmt w:val="bullet"/>
+      <w:pPr>
+        <w:pBdr/>
+        <w:spacing/>
+        <w:ind w:hanging="360" w:left="5760"/>
+      </w:pPr>
+      <w:rPr>
+        <w:rFonts w:hint="default" w:ascii="Courier New" w:hAnsi="Courier New" w:eastAsia="Courier New" w:cs="Courier New"/>
+      </w:rPr>
+      <w:start w:val="1"/>
+      <w:suff w:val="tab"/>
+    </w:lvl>
+    <w:lvl w:ilvl="8">
+      <w:isLgl w:val="false"/>
+      <w:lvlJc w:val="left"/>
+      <w:lvlText w:val="§"/>
+      <w:numFmt w:val="bullet"/>
+      <w:pPr>
+        <w:pBdr/>
+        <w:spacing/>
+        <w:ind w:hanging="360" w:left="6480"/>
+      </w:pPr>
+      <w:rPr>
+        <w:rFonts w:hint="default" w:ascii="Wingdings" w:hAnsi="Wingdings" w:eastAsia="Wingdings" w:cs="Wingdings"/>
+      </w:rPr>
+      <w:start w:val="1"/>
+      <w:suff w:val="tab"/>
+    </w:lvl>
+  </w:abstractNum>
+  <w:abstractNum w:abstractNumId="25">
+    <w:nsid w:val="0148A7B4"/>
+    <w:lvl w:ilvl="0">
+      <w:isLgl w:val="false"/>
+      <w:lvlJc w:val="left"/>
+      <w:lvlText w:val="·"/>
+      <w:numFmt w:val="bullet"/>
+      <w:pPr>
+        <w:pBdr/>
+        <w:spacing/>
+        <w:ind w:hanging="360" w:left="720"/>
+      </w:pPr>
+      <w:rPr>
+        <w:rFonts w:hint="default" w:ascii="Symbol" w:hAnsi="Symbol" w:eastAsia="Symbol" w:cs="Symbol"/>
+      </w:rPr>
+      <w:start w:val="1"/>
+      <w:suff w:val="tab"/>
+    </w:lvl>
+    <w:lvl w:ilvl="1">
+      <w:isLgl w:val="false"/>
+      <w:lvlJc w:val="left"/>
+      <w:lvlText w:val="o"/>
+      <w:numFmt w:val="bullet"/>
+      <w:pPr>
+        <w:pBdr/>
+        <w:spacing/>
+        <w:ind w:hanging="360" w:left="1440"/>
+      </w:pPr>
+      <w:rPr>
+        <w:rFonts w:hint="default" w:ascii="Courier New" w:hAnsi="Courier New" w:eastAsia="Courier New" w:cs="Courier New"/>
+      </w:rPr>
+      <w:start w:val="1"/>
+      <w:suff w:val="tab"/>
+    </w:lvl>
+    <w:lvl w:ilvl="2">
+      <w:isLgl w:val="false"/>
+      <w:lvlJc w:val="left"/>
+      <w:lvlText w:val="§"/>
+      <w:numFmt w:val="bullet"/>
+      <w:pPr>
+        <w:pBdr/>
+        <w:spacing/>
+        <w:ind w:hanging="360" w:left="2160"/>
+      </w:pPr>
+      <w:rPr>
+        <w:rFonts w:hint="default" w:ascii="Wingdings" w:hAnsi="Wingdings" w:eastAsia="Wingdings" w:cs="Wingdings"/>
+      </w:rPr>
+      <w:start w:val="1"/>
+      <w:suff w:val="tab"/>
+    </w:lvl>
+    <w:lvl w:ilvl="3">
+      <w:isLgl w:val="false"/>
+      <w:lvlJc w:val="left"/>
+      <w:lvlText w:val="·"/>
+      <w:numFmt w:val="bullet"/>
+      <w:pPr>
+        <w:pBdr/>
+        <w:spacing/>
+        <w:ind w:hanging="360" w:left="2880"/>
+      </w:pPr>
+      <w:rPr>
+        <w:rFonts w:hint="default" w:ascii="Symbol" w:hAnsi="Symbol" w:eastAsia="Symbol" w:cs="Symbol"/>
+      </w:rPr>
+      <w:start w:val="1"/>
+      <w:suff w:val="tab"/>
+    </w:lvl>
+    <w:lvl w:ilvl="4">
+      <w:isLgl w:val="false"/>
+      <w:lvlJc w:val="left"/>
+      <w:lvlText w:val="o"/>
+      <w:numFmt w:val="bullet"/>
+      <w:pPr>
+        <w:pBdr/>
+        <w:spacing/>
+        <w:ind w:hanging="360" w:left="3600"/>
+      </w:pPr>
+      <w:rPr>
+        <w:rFonts w:hint="default" w:ascii="Courier New" w:hAnsi="Courier New" w:eastAsia="Courier New" w:cs="Courier New"/>
+      </w:rPr>
+      <w:start w:val="1"/>
+      <w:suff w:val="tab"/>
+    </w:lvl>
+    <w:lvl w:ilvl="5">
+      <w:isLgl w:val="false"/>
+      <w:lvlJc w:val="left"/>
+      <w:lvlText w:val="§"/>
+      <w:numFmt w:val="bullet"/>
+      <w:pPr>
+        <w:pBdr/>
+        <w:spacing/>
+        <w:ind w:hanging="360" w:left="4320"/>
+      </w:pPr>
+      <w:rPr>
+        <w:rFonts w:hint="default" w:ascii="Wingdings" w:hAnsi="Wingdings" w:eastAsia="Wingdings" w:cs="Wingdings"/>
+      </w:rPr>
+      <w:start w:val="1"/>
+      <w:suff w:val="tab"/>
+    </w:lvl>
+    <w:lvl w:ilvl="6">
+      <w:isLgl w:val="false"/>
+      <w:lvlJc w:val="left"/>
+      <w:lvlText w:val="·"/>
+      <w:numFmt w:val="bullet"/>
+      <w:pPr>
+        <w:pBdr/>
+        <w:spacing/>
+        <w:ind w:hanging="360" w:left="5040"/>
+      </w:pPr>
+      <w:rPr>
+        <w:rFonts w:hint="default" w:ascii="Symbol" w:hAnsi="Symbol" w:eastAsia="Symbol" w:cs="Symbol"/>
+      </w:rPr>
+      <w:start w:val="1"/>
+      <w:suff w:val="tab"/>
+    </w:lvl>
+    <w:lvl w:ilvl="7">
+      <w:isLgl w:val="false"/>
+      <w:lvlJc w:val="left"/>
+      <w:lvlText w:val="o"/>
+      <w:numFmt w:val="bullet"/>
+      <w:pPr>
+        <w:pBdr/>
+        <w:spacing/>
+        <w:ind w:hanging="360" w:left="5760"/>
+      </w:pPr>
+      <w:rPr>
+        <w:rFonts w:hint="default" w:ascii="Courier New" w:hAnsi="Courier New" w:eastAsia="Courier New" w:cs="Courier New"/>
+      </w:rPr>
+      <w:start w:val="1"/>
+      <w:suff w:val="tab"/>
+    </w:lvl>
+    <w:lvl w:ilvl="8">
+      <w:isLgl w:val="false"/>
+      <w:lvlJc w:val="left"/>
+      <w:lvlText w:val="§"/>
+      <w:numFmt w:val="bullet"/>
+      <w:pPr>
+        <w:pBdr/>
+        <w:spacing/>
+        <w:ind w:hanging="360" w:left="6480"/>
+      </w:pPr>
+      <w:rPr>
+        <w:rFonts w:hint="default" w:ascii="Wingdings" w:hAnsi="Wingdings" w:eastAsia="Wingdings" w:cs="Wingdings"/>
+      </w:rPr>
+      <w:start w:val="1"/>
+      <w:suff w:val="tab"/>
+    </w:lvl>
+  </w:abstractNum>
+  <w:abstractNum w:abstractNumId="26">
+    <w:nsid w:val="2768949D"/>
+    <w:lvl w:ilvl="0">
+      <w:isLgl w:val="false"/>
+      <w:lvlJc w:val="right"/>
+      <w:lvlText w:val="%1."/>
+      <w:numFmt w:val="decimal"/>
+      <w:pPr>
+        <w:pBdr/>
+        <w:spacing/>
+        <w:ind w:hanging="360" w:left="709"/>
+      </w:pPr>
+      <w:rPr/>
+      <w:start w:val="1"/>
+      <w:suff w:val="tab"/>
+    </w:lvl>
+    <w:lvl w:ilvl="1">
+      <w:isLgl w:val="false"/>
+      <w:lvlJc w:val="right"/>
+      <w:lvlText w:val="%2."/>
+      <w:numFmt w:val="decimal"/>
+      <w:pPr>
+        <w:pBdr/>
+        <w:spacing/>
+        <w:ind w:hanging="360" w:left="1429"/>
+      </w:pPr>
+      <w:rPr/>
+      <w:start w:val="1"/>
+      <w:suff w:val="tab"/>
+    </w:lvl>
+    <w:lvl w:ilvl="2">
+      <w:isLgl w:val="false"/>
+      <w:lvlJc w:val="right"/>
+      <w:lvlText w:val="%3."/>
+      <w:numFmt w:val="decimal"/>
+      <w:pPr>
+        <w:pBdr/>
+        <w:spacing/>
+        <w:ind w:hanging="360" w:left="2149"/>
+      </w:pPr>
+      <w:rPr/>
+      <w:start w:val="1"/>
+      <w:suff w:val="tab"/>
+    </w:lvl>
+    <w:lvl w:ilvl="3">
+      <w:isLgl w:val="false"/>
+      <w:lvlJc w:val="right"/>
+      <w:lvlText w:val="%4."/>
+      <w:numFmt w:val="decimal"/>
+      <w:pPr>
+        <w:pBdr/>
+        <w:spacing/>
+        <w:ind w:hanging="360" w:left="2869"/>
+      </w:pPr>
+      <w:rPr/>
+      <w:start w:val="1"/>
+      <w:suff w:val="tab"/>
+    </w:lvl>
+    <w:lvl w:ilvl="4">
+      <w:isLgl w:val="false"/>
+      <w:lvlJc w:val="right"/>
+      <w:lvlText w:val="%5."/>
+      <w:numFmt w:val="decimal"/>
+      <w:pPr>
+        <w:pBdr/>
+        <w:spacing/>
+        <w:ind w:hanging="360" w:left="3589"/>
+      </w:pPr>
+      <w:rPr/>
+      <w:start w:val="1"/>
+      <w:suff w:val="tab"/>
+    </w:lvl>
+    <w:lvl w:ilvl="5">
+      <w:isLgl w:val="false"/>
+      <w:lvlJc w:val="right"/>
+      <w:lvlText w:val="%6."/>
+      <w:numFmt w:val="decimal"/>
+      <w:pPr>
+        <w:pBdr/>
+        <w:spacing/>
+        <w:ind w:hanging="360" w:left="4309"/>
+      </w:pPr>
+      <w:rPr/>
+      <w:start w:val="1"/>
+      <w:suff w:val="tab"/>
+    </w:lvl>
+    <w:lvl w:ilvl="6">
+      <w:isLgl w:val="false"/>
+      <w:lvlJc w:val="right"/>
+      <w:lvlText w:val="%7."/>
+      <w:numFmt w:val="decimal"/>
+      <w:pPr>
+        <w:pBdr/>
+        <w:spacing/>
+        <w:ind w:hanging="360" w:left="5029"/>
+      </w:pPr>
+      <w:rPr/>
+      <w:start w:val="1"/>
+      <w:suff w:val="tab"/>
+    </w:lvl>
+    <w:lvl w:ilvl="7">
+      <w:isLgl w:val="false"/>
+      <w:lvlJc w:val="right"/>
+      <w:lvlText w:val="%8."/>
+      <w:numFmt w:val="decimal"/>
+      <w:pPr>
+        <w:pBdr/>
+        <w:spacing/>
+        <w:ind w:hanging="360" w:left="5749"/>
+      </w:pPr>
+      <w:rPr/>
+      <w:start w:val="1"/>
+      <w:suff w:val="tab"/>
+    </w:lvl>
+    <w:lvl w:ilvl="8">
+      <w:isLgl w:val="false"/>
+      <w:lvlJc w:val="right"/>
+      <w:lvlText w:val="%9."/>
+      <w:numFmt w:val="decimal"/>
+      <w:pPr>
+        <w:pBdr/>
+        <w:spacing/>
+        <w:ind w:hanging="360" w:left="6469"/>
+      </w:pPr>
+      <w:rPr/>
+      <w:start w:val="1"/>
+      <w:suff w:val="tab"/>
+    </w:lvl>
+  </w:abstractNum>
   <w:num w:numId="1">
     <w:abstractNumId w:val="0"/>
   </w:num>
@@ -2264,6 +8179,72 @@
   </w:num>
   <w:num w:numId="5">
     <w:abstractNumId w:val="4"/>
+  </w:num>
+  <w:num w:numId="6">
+    <w:abstractNumId w:val="5"/>
+  </w:num>
+  <w:num w:numId="7">
+    <w:abstractNumId w:val="6"/>
+  </w:num>
+  <w:num w:numId="8">
+    <w:abstractNumId w:val="7"/>
+  </w:num>
+  <w:num w:numId="9">
+    <w:abstractNumId w:val="8"/>
+  </w:num>
+  <w:num w:numId="10">
+    <w:abstractNumId w:val="9"/>
+  </w:num>
+  <w:num w:numId="11">
+    <w:abstractNumId w:val="10"/>
+  </w:num>
+  <w:num w:numId="12">
+    <w:abstractNumId w:val="11"/>
+  </w:num>
+  <w:num w:numId="13">
+    <w:abstractNumId w:val="12"/>
+  </w:num>
+  <w:num w:numId="14">
+    <w:abstractNumId w:val="13"/>
+  </w:num>
+  <w:num w:numId="15">
+    <w:abstractNumId w:val="14"/>
+  </w:num>
+  <w:num w:numId="16">
+    <w:abstractNumId w:val="15"/>
+  </w:num>
+  <w:num w:numId="17">
+    <w:abstractNumId w:val="16"/>
+  </w:num>
+  <w:num w:numId="18">
+    <w:abstractNumId w:val="17"/>
+  </w:num>
+  <w:num w:numId="19">
+    <w:abstractNumId w:val="18"/>
+  </w:num>
+  <w:num w:numId="20">
+    <w:abstractNumId w:val="19"/>
+  </w:num>
+  <w:num w:numId="21">
+    <w:abstractNumId w:val="20"/>
+  </w:num>
+  <w:num w:numId="22">
+    <w:abstractNumId w:val="21"/>
+  </w:num>
+  <w:num w:numId="23">
+    <w:abstractNumId w:val="22"/>
+  </w:num>
+  <w:num w:numId="24">
+    <w:abstractNumId w:val="23"/>
+  </w:num>
+  <w:num w:numId="25">
+    <w:abstractNumId w:val="24"/>
+  </w:num>
+  <w:num w:numId="26">
+    <w:abstractNumId w:val="25"/>
+  </w:num>
+  <w:num w:numId="27">
+    <w:abstractNumId w:val="26"/>
   </w:num>
 </w:numbering>
 </file>
@@ -32688,10 +38669,16 @@
     <w:uiPriority w:val="39"/>
     <w:unhideWhenUsed/>
     <w:pPr>
-      <w:pBdr/>
-      <w:spacing w:after="100"/>
-      <w:ind/>
+      <w:pBdr>
+        <w:bottom w:val="single" w:color="000000" w:sz="8" w:space="0"/>
+      </w:pBdr>
+      <w:spacing w:after="170"/>
+      <w:ind w:right="0" w:firstLine="0" w:left="0"/>
     </w:pPr>
+    <w:rPr>
+      <w:b/>
+      <w:sz w:val="28"/>
+    </w:rPr>
   </w:style>
   <w:style w:type="paragraph" w:styleId="911">
     <w:name w:val="toc 2"/>
@@ -32701,9 +38688,13 @@
     <w:unhideWhenUsed/>
     <w:pPr>
       <w:pBdr/>
-      <w:spacing w:after="100"/>
-      <w:ind w:left="220"/>
+      <w:spacing w:after="57"/>
+      <w:ind w:right="0" w:firstLine="0" w:left="0"/>
     </w:pPr>
+    <w:rPr>
+      <w:b/>
+      <w:sz w:val="26"/>
+    </w:rPr>
   </w:style>
   <w:style w:type="paragraph" w:styleId="912">
     <w:name w:val="toc 3"/>
@@ -32713,9 +38704,12 @@
     <w:unhideWhenUsed/>
     <w:pPr>
       <w:pBdr/>
-      <w:spacing w:after="100"/>
-      <w:ind w:left="440"/>
+      <w:spacing w:after="57"/>
+      <w:ind w:right="0" w:firstLine="0" w:left="0"/>
     </w:pPr>
+    <w:rPr>
+      <w:sz w:val="26"/>
+    </w:rPr>
   </w:style>
   <w:style w:type="paragraph" w:styleId="913">
     <w:name w:val="toc 4"/>
@@ -32725,9 +38719,12 @@
     <w:unhideWhenUsed/>
     <w:pPr>
       <w:pBdr/>
-      <w:spacing w:after="100"/>
-      <w:ind w:left="660"/>
+      <w:spacing w:after="57"/>
+      <w:ind w:right="0" w:firstLine="0" w:left="0"/>
     </w:pPr>
+    <w:rPr>
+      <w:sz w:val="22"/>
+    </w:rPr>
   </w:style>
   <w:style w:type="paragraph" w:styleId="914">
     <w:name w:val="toc 5"/>
@@ -32737,9 +38734,12 @@
     <w:unhideWhenUsed/>
     <w:pPr>
       <w:pBdr/>
-      <w:spacing w:after="100"/>
-      <w:ind w:left="880"/>
+      <w:spacing w:after="57"/>
+      <w:ind w:right="0" w:firstLine="0" w:left="0"/>
     </w:pPr>
+    <w:rPr>
+      <w:sz w:val="22"/>
+    </w:rPr>
   </w:style>
   <w:style w:type="paragraph" w:styleId="915">
     <w:name w:val="toc 6"/>
@@ -32749,9 +38749,12 @@
     <w:unhideWhenUsed/>
     <w:pPr>
       <w:pBdr/>
-      <w:spacing w:after="100"/>
-      <w:ind w:left="1100"/>
+      <w:spacing w:after="57"/>
+      <w:ind w:right="0" w:firstLine="0" w:left="0"/>
     </w:pPr>
+    <w:rPr>
+      <w:sz w:val="22"/>
+    </w:rPr>
   </w:style>
   <w:style w:type="paragraph" w:styleId="916">
     <w:name w:val="toc 7"/>
@@ -32761,9 +38764,12 @@
     <w:unhideWhenUsed/>
     <w:pPr>
       <w:pBdr/>
-      <w:spacing w:after="100"/>
-      <w:ind w:left="1320"/>
+      <w:spacing w:after="57"/>
+      <w:ind w:right="0" w:firstLine="0" w:left="0"/>
     </w:pPr>
+    <w:rPr>
+      <w:sz w:val="22"/>
+    </w:rPr>
   </w:style>
   <w:style w:type="paragraph" w:styleId="917">
     <w:name w:val="toc 8"/>
@@ -32773,9 +38779,12 @@
     <w:unhideWhenUsed/>
     <w:pPr>
       <w:pBdr/>
-      <w:spacing w:after="100"/>
-      <w:ind w:left="1540"/>
+      <w:spacing w:after="57"/>
+      <w:ind w:right="0" w:firstLine="0" w:left="0"/>
     </w:pPr>
+    <w:rPr>
+      <w:sz w:val="22"/>
+    </w:rPr>
   </w:style>
   <w:style w:type="paragraph" w:styleId="918">
     <w:name w:val="toc 9"/>
@@ -32785,9 +38794,12 @@
     <w:unhideWhenUsed/>
     <w:pPr>
       <w:pBdr/>
-      <w:spacing w:after="100"/>
-      <w:ind w:left="1760"/>
+      <w:spacing w:after="57"/>
+      <w:ind w:right="0" w:firstLine="0" w:left="0"/>
     </w:pPr>
+    <w:rPr>
+      <w:sz w:val="22"/>
+    </w:rPr>
   </w:style>
   <w:style w:type="character" w:styleId="919">
     <w:name w:val="Placeholder Text"/>
